--- a/downloads/workbook/ai-6-week-07.docx
+++ b/downloads/workbook/ai-6-week-07.docx
@@ -961,6 +961,178 @@
         <w:t>Project connection: For the Grounded Learning Service, retain an annotated trace and the changed-case result. Name the contract or evidence that makes the deciding step valid, so another team can review it.</w:t>
       </w:r>
     </w:p>
+    <w:p>
+      <w:pPr>
+        <w:pStyle w:val="Heading1"/>
+      </w:pPr>
+      <w:r>
+        <w:t>13. Project portfolio milestone</w:t>
+      </w:r>
+    </w:p>
+    <w:p>
+      <w:r>
+        <w:t>Project: Grounded Learning Service</w:t>
+      </w:r>
+    </w:p>
+    <w:p>
+      <w:r>
+        <w:t>Current milestone: Make a transparent first version. Keep a trace of how one input becomes an output; explain the rule or learned component.</w:t>
+      </w:r>
+    </w:p>
+    <w:p>
+      <w:r>
+        <w:t>For the Grounded Learning Service, retain an annotated trace and the changed-case result. Name the contract or evidence that makes the deciding step valid, so another team can review it.</w:t>
+      </w:r>
+    </w:p>
+    <w:tbl>
+      <w:tblPr>
+        <w:tblStyle w:val="LightShading-Accent1"/>
+        <w:tblW w:type="auto" w:w="0"/>
+        <w:tblLook w:firstColumn="1" w:firstRow="1" w:lastColumn="0" w:lastRow="0" w:noHBand="0" w:noVBand="1" w:val="04A0"/>
+      </w:tblPr>
+      <w:tblGrid>
+        <w:gridCol w:w="5112"/>
+        <w:gridCol w:w="5112"/>
+      </w:tblGrid>
+      <w:tr>
+        <w:trPr>
+          <w:tblHeader/>
+        </w:trPr>
+        <w:tc>
+          <w:tcPr>
+            <w:tcW w:type="dxa" w:w="5112"/>
+          </w:tcPr>
+          <w:p>
+            <w:r>
+              <w:t>Evidence to keep</w:t>
+            </w:r>
+          </w:p>
+        </w:tc>
+        <w:tc>
+          <w:tcPr>
+            <w:tcW w:type="dxa" w:w="5112"/>
+          </w:tcPr>
+          <w:p>
+            <w:r>
+              <w:t>My record</w:t>
+            </w:r>
+          </w:p>
+        </w:tc>
+      </w:tr>
+      <w:tr>
+        <w:tc>
+          <w:tcPr>
+            <w:tcW w:type="dxa" w:w="5112"/>
+          </w:tcPr>
+          <w:p>
+            <w:r>
+              <w:t>This week’s input and deciding step</w:t>
+            </w:r>
+          </w:p>
+        </w:tc>
+        <w:tc>
+          <w:tcPr>
+            <w:tcW w:type="dxa" w:w="5112"/>
+          </w:tcPr>
+          <w:p>
+            <w:r/>
+          </w:p>
+        </w:tc>
+      </w:tr>
+      <w:tr>
+        <w:tc>
+          <w:tcPr>
+            <w:tcW w:type="dxa" w:w="5112"/>
+          </w:tcPr>
+          <w:p>
+            <w:r>
+              <w:t>Prediction and actual result (or labelled paper trace)</w:t>
+            </w:r>
+          </w:p>
+        </w:tc>
+        <w:tc>
+          <w:tcPr>
+            <w:tcW w:type="dxa" w:w="5112"/>
+          </w:tcPr>
+          <w:p>
+            <w:r/>
+          </w:p>
+        </w:tc>
+      </w:tr>
+      <w:tr>
+        <w:tc>
+          <w:tcPr>
+            <w:tcW w:type="dxa" w:w="5112"/>
+          </w:tcPr>
+          <w:p>
+            <w:r>
+              <w:t>One change since the previous checkpoint and why</w:t>
+            </w:r>
+          </w:p>
+        </w:tc>
+        <w:tc>
+          <w:tcPr>
+            <w:tcW w:type="dxa" w:w="5112"/>
+          </w:tcPr>
+          <w:p>
+            <w:r/>
+          </w:p>
+        </w:tc>
+      </w:tr>
+      <w:tr>
+        <w:tc>
+          <w:tcPr>
+            <w:tcW w:type="dxa" w:w="5112"/>
+          </w:tcPr>
+          <w:p>
+            <w:r>
+              <w:t>One error or limit and the next test</w:t>
+            </w:r>
+          </w:p>
+        </w:tc>
+        <w:tc>
+          <w:tcPr>
+            <w:tcW w:type="dxa" w:w="5112"/>
+          </w:tcPr>
+          <w:p>
+            <w:r/>
+          </w:p>
+        </w:tc>
+      </w:tr>
+    </w:tbl>
+    <w:p>
+      <w:pPr>
+        <w:pStyle w:val="Heading3"/>
+      </w:pPr>
+      <w:r>
+        <w:t>Explain what this week adds to your project. Reuse last week’s record rather than starting again.</w:t>
+      </w:r>
+    </w:p>
+    <w:p>
+      <w:r>
+        <w:t>________________________________________________________________</w:t>
+      </w:r>
+    </w:p>
+    <w:p>
+      <w:r>
+        <w:t>________________________________________________________________</w:t>
+      </w:r>
+    </w:p>
+    <w:p>
+      <w:r>
+        <w:t>________________________________________________________________</w:t>
+      </w:r>
+    </w:p>
+    <w:p>
+      <w:r>
+        <w:t>________________________________________________________________</w:t>
+      </w:r>
+    </w:p>
+    <w:p>
+      <w:r>
+        <w:t>________________________________________________________________</w:t>
+      </w:r>
+    </w:p>
     <w:sectPr>
       <w:pgSz w:w="12240" w:h="15840"/>
       <w:pgMar w:top="936" w:right="1008" w:bottom="936" w:left="1008" w:header="720" w:footer="720" w:gutter="0"/>

--- a/downloads/workbook/ai-6-week-07.docx
+++ b/downloads/workbook/ai-6-week-07.docx
@@ -1133,6 +1133,248 @@
         <w:t>________________________________________________________________</w:t>
       </w:r>
     </w:p>
+    <w:p>
+      <w:pPr>
+        <w:pStyle w:val="Heading1"/>
+      </w:pPr>
+      <w:r>
+        <w:t>14. Supported practice and learning evidence</w:t>
+      </w:r>
+    </w:p>
+    <w:p>
+      <w:r>
+        <w:t>Use this supported practice once, in the browser or on paper. Keep the reserved independent assessment for a separate first attempt before teacher feedback.</w:t>
+      </w:r>
+    </w:p>
+    <w:p>
+      <w:r>
+        <w:t>Test a room formatter alone. A pure function returns "Room " plus a supplied positive integer.</w:t>
+      </w:r>
+    </w:p>
+    <w:p>
+      <w:pPr>
+        <w:pStyle w:val="Heading3"/>
+      </w:pPr>
+      <w:r>
+        <w:t>Practice 1: explain the deciding evidence</w:t>
+      </w:r>
+    </w:p>
+    <w:p>
+      <w:r>
+        <w:t>Which labelled step matches this detail? The same fixed procedure produces Room 12.</w:t>
+      </w:r>
+    </w:p>
+    <w:p>
+      <w:r>
+        <w:t>1. Call with 12</w:t>
+      </w:r>
+    </w:p>
+    <w:p>
+      <w:r>
+        <w:t>2. Compare exact text</w:t>
+      </w:r>
+    </w:p>
+    <w:p>
+      <w:r>
+        <w:t>3. Call with 7</w:t>
+      </w:r>
+    </w:p>
+    <w:p>
+      <w:pPr>
+        <w:pStyle w:val="Heading3"/>
+      </w:pPr>
+      <w:r>
+        <w:t>My selected conclusion, deciding fact and explanation</w:t>
+      </w:r>
+    </w:p>
+    <w:p>
+      <w:r>
+        <w:t>________________________________________________________________</w:t>
+      </w:r>
+    </w:p>
+    <w:p>
+      <w:r>
+        <w:t>________________________________________________________________</w:t>
+      </w:r>
+    </w:p>
+    <w:p>
+      <w:r>
+        <w:t>________________________________________________________________</w:t>
+      </w:r>
+    </w:p>
+    <w:p>
+      <w:r>
+        <w:t>________________________________________________________________</w:t>
+      </w:r>
+    </w:p>
+    <w:p>
+      <w:r>
+        <w:t>________________________________________________________________</w:t>
+      </w:r>
+    </w:p>
+    <w:p>
+      <w:r>
+        <w:t>Hint if needed: Read the steps in the pictorial case. Match the supplied detail to the stage that performs or records it.</w:t>
+      </w:r>
+    </w:p>
+    <w:p>
+      <w:r>
+        <w:t>After your attempt, compare with the supported explanation: Call with 12 The same fixed procedure produces Room 12. A pure component depends on its accepted input, not a clock, network or model. Isolating it makes failures easier to locate.</w:t>
+      </w:r>
+    </w:p>
+    <w:p>
+      <w:pPr>
+        <w:pStyle w:val="Heading3"/>
+      </w:pPr>
+      <w:r>
+        <w:t>Practice 2: explain the deciding evidence</w:t>
+      </w:r>
+    </w:p>
+    <w:p>
+      <w:r>
+        <w:t>Changed-case practice: Supply zero instead of 7. Which conclusion is supported by the supplied facts?</w:t>
+      </w:r>
+    </w:p>
+    <w:p>
+      <w:r>
+        <w:t>1. This one example guarantees correct results for every future input.</w:t>
+      </w:r>
+    </w:p>
+    <w:p>
+      <w:r>
+        <w:t>2. Reject the input under the stated positive-integer contract.</w:t>
+      </w:r>
+    </w:p>
+    <w:p>
+      <w:r>
+        <w:t>3. We can decide the result without examining the changed input or the procedure.</w:t>
+      </w:r>
+    </w:p>
+    <w:p>
+      <w:pPr>
+        <w:pStyle w:val="Heading3"/>
+      </w:pPr>
+      <w:r>
+        <w:t>My selected conclusion, deciding fact and explanation</w:t>
+      </w:r>
+    </w:p>
+    <w:p>
+      <w:r>
+        <w:t>________________________________________________________________</w:t>
+      </w:r>
+    </w:p>
+    <w:p>
+      <w:r>
+        <w:t>________________________________________________________________</w:t>
+      </w:r>
+    </w:p>
+    <w:p>
+      <w:r>
+        <w:t>________________________________________________________________</w:t>
+      </w:r>
+    </w:p>
+    <w:p>
+      <w:r>
+        <w:t>________________________________________________________________</w:t>
+      </w:r>
+    </w:p>
+    <w:p>
+      <w:r>
+        <w:t>________________________________________________________________</w:t>
+      </w:r>
+    </w:p>
+    <w:p>
+      <w:r>
+        <w:t>Hint if needed: Use the changed condition and the deciding step in the pictorial trace. The answer must say what follows from those facts.</w:t>
+      </w:r>
+    </w:p>
+    <w:p>
+      <w:r>
+        <w:t>After your attempt, compare with the supported explanation: Reject the input under the stated positive-integer contract. Zero has the right type but violates the value requirement.</w:t>
+      </w:r>
+    </w:p>
+    <w:p>
+      <w:pPr>
+        <w:pStyle w:val="Heading3"/>
+      </w:pPr>
+      <w:r>
+        <w:t>Repair a missing building block</w:t>
+      </w:r>
+    </w:p>
+    <w:p>
+      <w:r>
+        <w:t>Review Least privilege and tool scopes (ai-6/6). Goal: Explain the mechanism and terminology of least privilege and tool scopes. Short practice: Classify read S2, write S2 and read S5 as permitted or denied. Identify the operation or station mismatch for each denial, then reconsider after read S5 is added to trusted scope.. Return to this week and explain what you changed.</w:t>
+      </w:r>
+    </w:p>
+    <w:p>
+      <w:r>
+        <w:t>Review Configuration and secrets (ai-6/4). Goal: Explain the mechanism and terminology of configuration and secrets. Short practice: Point to the public setting and the protected credential. What changes when maximum_words becomes 60, and which information must never appear in the startup log?. Return to this week and explain what you changed.</w:t>
+      </w:r>
+    </w:p>
+    <w:p>
+      <w:r>
+        <w:t>Review Requirements and service boundaries (ai-6/1). Goal: Explain the mechanism and terminology of requirements and service boundaries. Short practice: Split the museum visitor’s request into two operations. Which can the service perform for P, and what happens to each operation when Q has no approved card?. Return to this week and explain what you changed.</w:t>
+      </w:r>
+    </w:p>
+    <w:p>
+      <w:pPr>
+        <w:pStyle w:val="Heading3"/>
+      </w:pPr>
+      <w:r>
+        <w:t>Predict, run and debug</w:t>
+      </w:r>
+    </w:p>
+    <w:p>
+      <w:r>
+        <w:t>The browser lab lets you edit the supported Python examples already included in this lesson. Predict first, run, inspect the actual output or error, change one input, then run again. Keep code, predictions, actual results and a reasoned revision together. On paper, label your result as a trace rather than an execution.</w:t>
+      </w:r>
+    </w:p>
+    <w:p>
+      <w:pPr>
+        <w:pStyle w:val="Heading3"/>
+      </w:pPr>
+      <w:r>
+        <w:t>Keep your completed work</w:t>
+      </w:r>
+    </w:p>
+    <w:p>
+      <w:r>
+        <w:t>Use Download completed work in the hosted lesson to export your answers, reflections, practice feedback and code-run evidence. Open the HTML copy to read or print it. Drafts stay in this browser when storage is available; clear drafts on a shared device.</w:t>
+      </w:r>
+    </w:p>
+    <w:p>
+      <w:pPr>
+        <w:pStyle w:val="Heading3"/>
+      </w:pPr>
+      <w:r>
+        <w:t>What I repaired, the evidence I kept and the next test</w:t>
+      </w:r>
+    </w:p>
+    <w:p>
+      <w:r>
+        <w:t>________________________________________________________________</w:t>
+      </w:r>
+    </w:p>
+    <w:p>
+      <w:r>
+        <w:t>________________________________________________________________</w:t>
+      </w:r>
+    </w:p>
+    <w:p>
+      <w:r>
+        <w:t>________________________________________________________________</w:t>
+      </w:r>
+    </w:p>
+    <w:p>
+      <w:r>
+        <w:t>________________________________________________________________</w:t>
+      </w:r>
+    </w:p>
+    <w:p>
+      <w:r>
+        <w:t>________________________________________________________________</w:t>
+      </w:r>
+    </w:p>
     <w:sectPr>
       <w:pgSz w:w="12240" w:h="15840"/>
       <w:pgMar w:top="936" w:right="1008" w:bottom="936" w:left="1008" w:header="720" w:footer="720" w:gutter="0"/>

--- a/downloads/workbook/ai-6-week-07.docx
+++ b/downloads/workbook/ai-6-week-07.docx
@@ -30,33 +30,45 @@
     </w:p>
     <w:p>
       <w:r>
-        <w:t>Try the recall before opening notes. Then use a different colour or a labelled second line to correct your explanation.</w:t>
+        <w:t>Record your starting explanation for Testing pure components before opening notes. Show any later correction separately.</w:t>
       </w:r>
     </w:p>
     <w:p>
       <w:pPr>
-        <w:pStyle w:val="Heading3"/>
-      </w:pPr>
-      <w:r>
-        <w:t>Least privilege and tool scopes</w:t>
+        <w:spacing w:line="336" w:lineRule="auto" w:after="180"/>
+      </w:pPr>
+      <w:r>
+        <w:rPr>
+          <w:b w:val="0"/>
+        </w:rPr>
+        <w:t>Try the recall before opening notes. Then use a different colour or a labelled second line to correct your explanation.</w:t>
       </w:r>
     </w:p>
     <w:p>
-      <w:r>
-        <w:t>Without opening the old lesson, explain one key idea from Least privilege and tool scopes. Give an example and a mistake that the idea helps you avoid.</w:t>
+      <w:pPr>
+        <w:pStyle w:val="Heading3"/>
+      </w:pPr>
+      <w:r>
+        <w:t>Least privilege and tool scopes</w:t>
       </w:r>
     </w:p>
     <w:p>
       <w:pPr>
-        <w:pStyle w:val="Heading3"/>
-      </w:pPr>
-      <w:r>
-        <w:t>My remembered idea, example and correction</w:t>
+        <w:spacing w:line="336" w:lineRule="auto" w:after="180"/>
+      </w:pPr>
+      <w:r>
+        <w:rPr>
+          <w:b w:val="0"/>
+        </w:rPr>
+        <w:t>Without opening the old lesson, explain one key idea from Least privilege and tool scopes. Give an example and a mistake that the idea helps you avoid.</w:t>
       </w:r>
     </w:p>
     <w:p>
-      <w:r>
-        <w:t>________________________________________________________________</w:t>
+      <w:pPr>
+        <w:pStyle w:val="Heading3"/>
+      </w:pPr>
+      <w:r>
+        <w:t>My remembered idea, example and correction</w:t>
       </w:r>
     </w:p>
     <w:p>
@@ -70,29 +82,35 @@
       </w:r>
     </w:p>
     <w:p>
-      <w:pPr>
-        <w:pStyle w:val="Heading3"/>
-      </w:pPr>
-      <w:r>
-        <w:t>Configuration and secrets</w:t>
+      <w:r>
+        <w:t>________________________________________________________________</w:t>
       </w:r>
     </w:p>
     <w:p>
-      <w:r>
-        <w:t>Without opening the old lesson, explain one key idea from Configuration and secrets. Give an example and a mistake that the idea helps you avoid.</w:t>
+      <w:pPr>
+        <w:pStyle w:val="Heading3"/>
+      </w:pPr>
+      <w:r>
+        <w:t>Configuration and secrets</w:t>
       </w:r>
     </w:p>
     <w:p>
       <w:pPr>
-        <w:pStyle w:val="Heading3"/>
-      </w:pPr>
-      <w:r>
-        <w:t>My remembered idea, example and correction</w:t>
+        <w:spacing w:line="336" w:lineRule="auto" w:after="180"/>
+      </w:pPr>
+      <w:r>
+        <w:rPr>
+          <w:b w:val="0"/>
+        </w:rPr>
+        <w:t>Without opening the old lesson, explain one key idea from Configuration and secrets. Give an example and a mistake that the idea helps you avoid.</w:t>
       </w:r>
     </w:p>
     <w:p>
-      <w:r>
-        <w:t>________________________________________________________________</w:t>
+      <w:pPr>
+        <w:pStyle w:val="Heading3"/>
+      </w:pPr>
+      <w:r>
+        <w:t>My remembered idea, example and correction</w:t>
       </w:r>
     </w:p>
     <w:p>
@@ -106,29 +124,35 @@
       </w:r>
     </w:p>
     <w:p>
-      <w:pPr>
-        <w:pStyle w:val="Heading3"/>
-      </w:pPr>
-      <w:r>
-        <w:t>Requirements and service boundaries</w:t>
+      <w:r>
+        <w:t>________________________________________________________________</w:t>
       </w:r>
     </w:p>
     <w:p>
-      <w:r>
-        <w:t>Without opening the old lesson, explain one key idea from Requirements and service boundaries. Give an example and a mistake that the idea helps you avoid.</w:t>
+      <w:pPr>
+        <w:pStyle w:val="Heading3"/>
+      </w:pPr>
+      <w:r>
+        <w:t>Requirements and service boundaries</w:t>
       </w:r>
     </w:p>
     <w:p>
       <w:pPr>
-        <w:pStyle w:val="Heading3"/>
-      </w:pPr>
-      <w:r>
-        <w:t>My remembered idea, example and correction</w:t>
+        <w:spacing w:line="336" w:lineRule="auto" w:after="180"/>
+      </w:pPr>
+      <w:r>
+        <w:rPr>
+          <w:b w:val="0"/>
+        </w:rPr>
+        <w:t>Without opening the old lesson, explain one key idea from Requirements and service boundaries. Give an example and a mistake that the idea helps you avoid.</w:t>
       </w:r>
     </w:p>
     <w:p>
-      <w:r>
-        <w:t>________________________________________________________________</w:t>
+      <w:pPr>
+        <w:pStyle w:val="Heading3"/>
+      </w:pPr>
+      <w:r>
+        <w:t>My remembered idea, example and correction</w:t>
       </w:r>
     </w:p>
     <w:p>
@@ -142,15 +166,31 @@
       </w:r>
     </w:p>
     <w:p>
-      <w:pPr>
-        <w:pStyle w:val="Heading1"/>
-      </w:pPr>
-      <w:r>
-        <w:t>02. Practise with fading help</w:t>
+      <w:r>
+        <w:t>________________________________________________________________</w:t>
       </w:r>
     </w:p>
     <w:p>
-      <w:r>
+      <w:pPr>
+        <w:pStyle w:val="Heading1"/>
+      </w:pPr>
+      <w:r>
+        <w:t>02. Practise with fading help</w:t>
+      </w:r>
+    </w:p>
+    <w:p>
+      <w:r>
+        <w:t>Complete the supported Testing pure components trace and record the first step you can explain without help.</w:t>
+      </w:r>
+    </w:p>
+    <w:p>
+      <w:pPr>
+        <w:spacing w:line="336" w:lineRule="auto" w:after="180"/>
+      </w:pPr>
+      <w:r>
+        <w:rPr>
+          <w:b w:val="0"/>
+        </w:rPr>
         <w:t>Use W2: Trace the worked case for Testing pure components. Record the answer once; the lesson and workbook refer to the same attempt.</w:t>
       </w:r>
     </w:p>
@@ -279,25 +319,37 @@
     </w:p>
     <w:p>
       <w:r>
-        <w:t>Use the worked case for Testing pure components. Proposed explanation: “The worked result establishes every future case”. Decide whether this explanation is supported. Point to the step or supplied fact that decides; explain your repair if needed.</w:t>
+        <w:t>Check the proposed Testing pure components explanation against the supplied facts before discussing it.</w:t>
       </w:r>
     </w:p>
     <w:p>
       <w:pPr>
-        <w:pStyle w:val="Heading3"/>
-      </w:pPr>
-      <w:r>
-        <w:t>My explanation before partner discussion</w:t>
+        <w:spacing w:line="336" w:lineRule="auto" w:after="180"/>
+      </w:pPr>
+      <w:r>
+        <w:rPr>
+          <w:b w:val="0"/>
+        </w:rPr>
+        <w:t>Use the worked case for Testing pure components. Proposed explanation: “The worked result establishes every future case”. Decide whether this explanation is supported.</w:t>
       </w:r>
     </w:p>
     <w:p>
-      <w:r>
-        <w:t>________________________________________________________________</w:t>
+      <w:pPr>
+        <w:spacing w:line="336" w:lineRule="auto" w:after="180"/>
+      </w:pPr>
+      <w:r>
+        <w:rPr>
+          <w:b w:val="0"/>
+        </w:rPr>
+        <w:t>Point to the step or supplied fact that decides; explain your repair if needed.</w:t>
       </w:r>
     </w:p>
     <w:p>
-      <w:r>
-        <w:t>________________________________________________________________</w:t>
+      <w:pPr>
+        <w:pStyle w:val="Heading3"/>
+      </w:pPr>
+      <w:r>
+        <w:t>My explanation before partner discussion</w:t>
       </w:r>
     </w:p>
     <w:p>
@@ -311,47 +363,53 @@
       </w:r>
     </w:p>
     <w:p>
-      <w:pPr>
-        <w:pStyle w:val="Heading1"/>
-      </w:pPr>
-      <w:r>
-        <w:t>04. Independent transfer case</w:t>
+      <w:r>
+        <w:t>________________________________________________________________</w:t>
       </w:r>
     </w:p>
     <w:p>
-      <w:pPr>
-        <w:pStyle w:val="Heading3"/>
-      </w:pPr>
-      <w:r>
-        <w:t>Independent case: Apply a new case independently</w:t>
+      <w:r>
+        <w:t>________________________________________________________________</w:t>
       </w:r>
     </w:p>
     <w:p>
-      <w:r>
-        <w:t>Capacity 9 with used 0, 9, 10 and Boolean True. Give outcomes.</w:t>
+      <w:pPr>
+        <w:pStyle w:val="Heading1"/>
+      </w:pPr>
+      <w:r>
+        <w:t>04. Independent transfer case</w:t>
       </w:r>
     </w:p>
     <w:p>
-      <w:pPr>
-        <w:pStyle w:val="Heading3"/>
-      </w:pPr>
-      <w:r>
-        <w:t>My independent explanation, trace and limits</w:t>
+      <w:r>
+        <w:t>Write one first attempt at the reserved independent case before feedback. Repeated copies of that case refer to the same recorded attempt.</w:t>
       </w:r>
     </w:p>
     <w:p>
-      <w:r>
-        <w:t>________________________________________________________________</w:t>
+      <w:pPr>
+        <w:pStyle w:val="Heading3"/>
+      </w:pPr>
+      <w:r>
+        <w:t>Independent case: Apply a new case independently</w:t>
       </w:r>
     </w:p>
     <w:p>
-      <w:r>
-        <w:t>________________________________________________________________</w:t>
+      <w:pPr>
+        <w:spacing w:line="336" w:lineRule="auto" w:after="180"/>
+      </w:pPr>
+      <w:r>
+        <w:rPr>
+          <w:b w:val="0"/>
+        </w:rPr>
+        <w:t>Capacity 9 with used 0, 9, 10 and Boolean True. Give outcomes.</w:t>
       </w:r>
     </w:p>
     <w:p>
-      <w:r>
-        <w:t>________________________________________________________________</w:t>
+      <w:pPr>
+        <w:pStyle w:val="Heading3"/>
+      </w:pPr>
+      <w:r>
+        <w:t>My independent explanation, trace and limits</w:t>
       </w:r>
     </w:p>
     <w:p>
@@ -376,48 +434,96 @@
     </w:p>
     <w:p>
       <w:r>
-        <w:t>Attempt this case before feedback. Record any help. Earlier examples below are further practice; a case already practised with feedback cannot establish fresh transfer.</w:t>
+        <w:t>________________________________________________________________</w:t>
       </w:r>
     </w:p>
     <w:p>
-      <w:pPr>
-        <w:pStyle w:val="Heading1"/>
-      </w:pPr>
-      <w:r>
-        <w:t>05. W1 Explain the mechanism</w:t>
+      <w:r>
+        <w:t>________________________________________________________________</w:t>
       </w:r>
     </w:p>
     <w:p>
       <w:r>
-        <w:t>Explain the weekly mechanism in your own words. Use the worked scenario to name its input, decision rule and output.</w:t>
+        <w:t>________________________________________________________________</w:t>
       </w:r>
     </w:p>
     <w:p>
       <w:pPr>
-        <w:pStyle w:val="Heading3"/>
-      </w:pPr>
-      <w:r>
-        <w:t>My reasoning and evidence</w:t>
+        <w:spacing w:line="336" w:lineRule="auto" w:after="180"/>
+      </w:pPr>
+      <w:r>
+        <w:rPr>
+          <w:b w:val="0"/>
+        </w:rPr>
+        <w:t>Attempt this case before feedback. Record any help. Earlier examples below are further practice; a case already practised with feedback cannot establish fresh transfer.</w:t>
       </w:r>
     </w:p>
     <w:p>
-      <w:r>
-        <w:t>________________________________________________________________</w:t>
+      <w:pPr>
+        <w:pStyle w:val="Heading1"/>
+      </w:pPr>
+      <w:r>
+        <w:t>05. W1 Explain the mechanism</w:t>
       </w:r>
     </w:p>
     <w:p>
       <w:r>
-        <w:t>________________________________________________________________</w:t>
+        <w:t>Explain the mechanism. Apply the supplied Testing pure components facts and keep your reasoning.</w:t>
       </w:r>
     </w:p>
     <w:p>
-      <w:r>
-        <w:t>________________________________________________________________</w:t>
+      <w:pPr>
+        <w:spacing w:line="336" w:lineRule="auto" w:after="180"/>
+      </w:pPr>
+      <w:r>
+        <w:rPr>
+          <w:b w:val="0"/>
+        </w:rPr>
+        <w:t xml:space="preserve">Explain the weekly </w:t>
+      </w:r>
+      <w:r>
+        <w:rPr>
+          <w:b/>
+        </w:rPr>
+        <w:t>mechanism</w:t>
+      </w:r>
+      <w:r>
+        <w:rPr>
+          <w:b w:val="0"/>
+        </w:rPr>
+        <w:t xml:space="preserve"> in your own words. Use the worked scenario to name its </w:t>
+      </w:r>
+      <w:r>
+        <w:rPr>
+          <w:b/>
+        </w:rPr>
+        <w:t>input</w:t>
+      </w:r>
+      <w:r>
+        <w:rPr>
+          <w:b w:val="0"/>
+        </w:rPr>
+        <w:t xml:space="preserve">, decision rule and </w:t>
+      </w:r>
+      <w:r>
+        <w:rPr>
+          <w:b/>
+        </w:rPr>
+        <w:t>output</w:t>
+      </w:r>
+      <w:r>
+        <w:rPr>
+          <w:b w:val="0"/>
+        </w:rPr>
+        <w:t>.</w:t>
       </w:r>
     </w:p>
     <w:p>
-      <w:r>
-        <w:t>________________________________________________________________</w:t>
+      <w:pPr>
+        <w:pStyle w:val="Heading3"/>
+      </w:pPr>
+      <w:r>
+        <w:t>My reasoning and evidence</w:t>
       </w:r>
     </w:p>
     <w:p>
@@ -431,24 +537,18 @@
       </w:r>
     </w:p>
     <w:p>
-      <w:pPr>
-        <w:pStyle w:val="Heading1"/>
-      </w:pPr>
-      <w:r>
-        <w:t>06. W2 Trace the worked case</w:t>
+      <w:r>
+        <w:t>________________________________________________________________</w:t>
       </w:r>
     </w:p>
     <w:p>
       <w:r>
-        <w:t>Capacity 12, used 5; capacity 12, used 12; capacity 12, used 13. Show the intermediate steps and give the conclusion with its scope.</w:t>
+        <w:t>________________________________________________________________</w:t>
       </w:r>
     </w:p>
     <w:p>
-      <w:pPr>
-        <w:pStyle w:val="Heading3"/>
-      </w:pPr>
-      <w:r>
-        <w:t>My reasoning and evidence</w:t>
+      <w:r>
+        <w:t>________________________________________________________________</w:t>
       </w:r>
     </w:p>
     <w:p>
@@ -457,23 +557,35 @@
       </w:r>
     </w:p>
     <w:p>
-      <w:r>
-        <w:t>________________________________________________________________</w:t>
+      <w:pPr>
+        <w:pStyle w:val="Heading1"/>
+      </w:pPr>
+      <w:r>
+        <w:t>06. W2 Trace the worked case</w:t>
       </w:r>
     </w:p>
     <w:p>
       <w:r>
-        <w:t>________________________________________________________________</w:t>
+        <w:t>Trace the worked case. Apply the supplied Testing pure components facts and keep your reasoning.</w:t>
       </w:r>
     </w:p>
     <w:p>
-      <w:r>
-        <w:t>________________________________________________________________</w:t>
+      <w:pPr>
+        <w:spacing w:line="336" w:lineRule="auto" w:after="180"/>
+      </w:pPr>
+      <w:r>
+        <w:rPr>
+          <w:b w:val="0"/>
+        </w:rPr>
+        <w:t>Capacity 12, used 5; capacity 12, used 12; capacity 12, used 13. Show the intermediate steps and give the conclusion with its scope.</w:t>
       </w:r>
     </w:p>
     <w:p>
-      <w:r>
-        <w:t>________________________________________________________________</w:t>
+      <w:pPr>
+        <w:pStyle w:val="Heading3"/>
+      </w:pPr>
+      <w:r>
+        <w:t>My reasoning and evidence</w:t>
       </w:r>
     </w:p>
     <w:p>
@@ -487,24 +599,18 @@
       </w:r>
     </w:p>
     <w:p>
-      <w:pPr>
-        <w:pStyle w:val="Heading1"/>
-      </w:pPr>
-      <w:r>
-        <w:t>07. W3 Audit the limit</w:t>
+      <w:r>
+        <w:t>________________________________________________________________</w:t>
       </w:r>
     </w:p>
     <w:p>
       <w:r>
-        <w:t>A report omits this qualification: Passing unit cases for a pure function does not establish integration permissions or model-dependent behaviour. Explain how omitting it could change a reader's interpretation, and write an accurate replacement.</w:t>
+        <w:t>________________________________________________________________</w:t>
       </w:r>
     </w:p>
     <w:p>
-      <w:pPr>
-        <w:pStyle w:val="Heading3"/>
-      </w:pPr>
-      <w:r>
-        <w:t>My reasoning and evidence</w:t>
+      <w:r>
+        <w:t>________________________________________________________________</w:t>
       </w:r>
     </w:p>
     <w:p>
@@ -518,44 +624,68 @@
       </w:r>
     </w:p>
     <w:p>
-      <w:r>
-        <w:t>________________________________________________________________</w:t>
+      <w:pPr>
+        <w:pStyle w:val="Heading1"/>
+      </w:pPr>
+      <w:r>
+        <w:t>07. W3 Audit the limit</w:t>
       </w:r>
     </w:p>
     <w:p>
       <w:r>
-        <w:t>________________________________________________________________</w:t>
+        <w:t>Audit the limit. Apply the supplied Testing pure components facts and keep your reasoning.</w:t>
       </w:r>
     </w:p>
     <w:p>
-      <w:r>
-        <w:t>________________________________________________________________</w:t>
+      <w:pPr>
+        <w:spacing w:line="336" w:lineRule="auto" w:after="180"/>
+      </w:pPr>
+      <w:r>
+        <w:rPr>
+          <w:b w:val="0"/>
+        </w:rPr>
+        <w:t xml:space="preserve">A report omits this qualification: Passing unit cases for a </w:t>
+      </w:r>
+      <w:r>
+        <w:rPr>
+          <w:b/>
+        </w:rPr>
+        <w:t>pure function</w:t>
+      </w:r>
+      <w:r>
+        <w:rPr>
+          <w:b w:val="0"/>
+        </w:rPr>
+        <w:t xml:space="preserve"> does not establish integration permissions or model-dependent behaviour.</w:t>
       </w:r>
     </w:p>
     <w:p>
-      <w:r>
-        <w:t>________________________________________________________________</w:t>
+      <w:pPr>
+        <w:spacing w:line="336" w:lineRule="auto" w:after="180"/>
+      </w:pPr>
+      <w:r>
+        <w:rPr>
+          <w:b w:val="0"/>
+        </w:rPr>
+        <w:t>Explain how omitting it could change a reader's interpretation, and write an accurate replacement.</w:t>
       </w:r>
     </w:p>
     <w:p>
       <w:pPr>
-        <w:pStyle w:val="Heading1"/>
-      </w:pPr>
-      <w:r>
-        <w:t>08. W4 Apply a new case independently</w:t>
+        <w:pStyle w:val="Heading3"/>
+      </w:pPr>
+      <w:r>
+        <w:t>My reasoning and evidence</w:t>
       </w:r>
     </w:p>
     <w:p>
       <w:r>
-        <w:t>Capacity 9 with used 0, 9, 10 and Boolean True. Give outcomes.</w:t>
+        <w:t>________________________________________________________________</w:t>
       </w:r>
     </w:p>
     <w:p>
-      <w:pPr>
-        <w:pStyle w:val="Heading3"/>
-      </w:pPr>
-      <w:r>
-        <w:t>My reasoning and evidence</w:t>
+      <w:r>
+        <w:t>________________________________________________________________</w:t>
       </w:r>
     </w:p>
     <w:p>
@@ -579,44 +709,50 @@
       </w:r>
     </w:p>
     <w:p>
-      <w:r>
-        <w:t>________________________________________________________________</w:t>
+      <w:pPr>
+        <w:pStyle w:val="Heading1"/>
+      </w:pPr>
+      <w:r>
+        <w:t>08. W4 Apply a new case independently</w:t>
       </w:r>
     </w:p>
     <w:p>
       <w:r>
-        <w:t>________________________________________________________________</w:t>
+        <w:t>Attempt before feedback. If this repeats the selected independent case, reuse that first attempt; otherwise keep a separate record. Apply a new case independently. Apply the supplied Testing pure components facts and keep your reasoning.</w:t>
       </w:r>
     </w:p>
     <w:p>
-      <w:r>
-        <w:t>________________________________________________________________</w:t>
+      <w:pPr>
+        <w:spacing w:line="336" w:lineRule="auto" w:after="180"/>
+      </w:pPr>
+      <w:r>
+        <w:rPr>
+          <w:b w:val="0"/>
+        </w:rPr>
+        <w:t>Capacity 9 with used 0, 9, 10 and Boolean True. Give outcomes.</w:t>
       </w:r>
     </w:p>
     <w:p>
-      <w:r>
-        <w:t>________________________________________________________________</w:t>
+      <w:pPr>
+        <w:pStyle w:val="Heading3"/>
+      </w:pPr>
+      <w:r>
+        <w:t>My reasoning and evidence</w:t>
       </w:r>
     </w:p>
     <w:p>
-      <w:pPr>
-        <w:pStyle w:val="Heading1"/>
-      </w:pPr>
-      <w:r>
-        <w:t>09. W5 Design a revealing follow-up</w:t>
+      <w:r>
+        <w:t>________________________________________________________________</w:t>
       </w:r>
     </w:p>
     <w:p>
       <w:r>
-        <w:t>For the worked scenario, propose one additional case that could reveal a failure, describe its expected outcome before running it, and explain what would need to remain fixed for a fair comparison. Do not reuse W4 as a new final test after receiving feedback.</w:t>
+        <w:t>________________________________________________________________</w:t>
       </w:r>
     </w:p>
     <w:p>
-      <w:pPr>
-        <w:pStyle w:val="Heading3"/>
-      </w:pPr>
-      <w:r>
-        <w:t>My reasoning and evidence</w:t>
+      <w:r>
+        <w:t>________________________________________________________________</w:t>
       </w:r>
     </w:p>
     <w:p>
@@ -645,26 +781,50 @@
       </w:r>
     </w:p>
     <w:p>
-      <w:r>
-        <w:t>________________________________________________________________</w:t>
+      <w:pPr>
+        <w:pStyle w:val="Heading1"/>
+      </w:pPr>
+      <w:r>
+        <w:t>09. W5 Design a revealing follow-up</w:t>
       </w:r>
     </w:p>
     <w:p>
       <w:r>
-        <w:t>________________________________________________________________</w:t>
+        <w:t>Design a revealing follow-up. Apply the supplied Testing pure components facts and keep your reasoning.</w:t>
       </w:r>
     </w:p>
     <w:p>
       <w:pPr>
-        <w:pStyle w:val="Heading1"/>
-      </w:pPr>
-      <w:r>
-        <w:t>10. Project checkpoint and reflection</w:t>
+        <w:spacing w:line="336" w:lineRule="auto" w:after="180"/>
+      </w:pPr>
+      <w:r>
+        <w:rPr>
+          <w:b w:val="0"/>
+        </w:rPr>
+        <w:t xml:space="preserve">For the worked scenario, propose one additional case that could reveal a failure, describe its </w:t>
+      </w:r>
+      <w:r>
+        <w:rPr>
+          <w:b/>
+        </w:rPr>
+        <w:t>expected outcome</w:t>
+      </w:r>
+      <w:r>
+        <w:rPr>
+          <w:b w:val="0"/>
+        </w:rPr>
+        <w:t xml:space="preserve"> before running it, and explain what would need to remain fixed for a fair comparison.</w:t>
       </w:r>
     </w:p>
     <w:p>
-      <w:r>
-        <w:t>Add a labelled testing pure components evidence sheet to Grounded Learning Service. Show how you can explain the mechanism and terminology of testing pure components. Use the supplied fictional case and keep its inputs, intermediate steps, calculation or prediction, and limitation. Connect this record to last week’s record; a matching answer without a trace is insufficient.</w:t>
+      <w:pPr>
+        <w:spacing w:line="336" w:lineRule="auto" w:after="180"/>
+      </w:pPr>
+      <w:r>
+        <w:rPr>
+          <w:b w:val="0"/>
+        </w:rPr>
+        <w:t>Do not reuse W4 as a new final test after receiving feedback.</w:t>
       </w:r>
     </w:p>
     <w:p>
@@ -672,7 +832,7 @@
         <w:pStyle w:val="Heading3"/>
       </w:pPr>
       <w:r>
-        <w:t>My project change, supporting evidence and remaining limit</w:t>
+        <w:t>My reasoning and evidence</w:t>
       </w:r>
     </w:p>
     <w:p>
@@ -706,11 +866,142 @@
       </w:r>
     </w:p>
     <w:p>
+      <w:r>
+        <w:t>________________________________________________________________</w:t>
+      </w:r>
+    </w:p>
+    <w:p>
       <w:pPr>
         <w:pStyle w:val="Heading1"/>
       </w:pPr>
       <w:r>
+        <w:t>10. Project checkpoint and reflection</w:t>
+      </w:r>
+    </w:p>
+    <w:p>
+      <w:r>
+        <w:t>Connect Testing pure components to Grounded Learning Service, identify a limit and choose the next useful test.</w:t>
+      </w:r>
+    </w:p>
+    <w:p>
+      <w:pPr>
+        <w:spacing w:line="336" w:lineRule="auto" w:after="180"/>
+      </w:pPr>
+      <w:r>
+        <w:rPr>
+          <w:b w:val="0"/>
+        </w:rPr>
+        <w:t xml:space="preserve">Add a labelled testing pure components </w:t>
+      </w:r>
+      <w:r>
+        <w:rPr>
+          <w:b/>
+        </w:rPr>
+        <w:t>evidence</w:t>
+      </w:r>
+      <w:r>
+        <w:rPr>
+          <w:b w:val="0"/>
+        </w:rPr>
+        <w:t xml:space="preserve"> sheet to Grounded Learning Service. Show how you can explain the </w:t>
+      </w:r>
+      <w:r>
+        <w:rPr>
+          <w:b/>
+        </w:rPr>
+        <w:t>mechanism</w:t>
+      </w:r>
+      <w:r>
+        <w:rPr>
+          <w:b w:val="0"/>
+        </w:rPr>
+        <w:t xml:space="preserve"> and terminology of testing pure components.</w:t>
+      </w:r>
+    </w:p>
+    <w:p>
+      <w:pPr>
+        <w:spacing w:line="336" w:lineRule="auto" w:after="180"/>
+      </w:pPr>
+      <w:r>
+        <w:rPr>
+          <w:b w:val="0"/>
+        </w:rPr>
+        <w:t xml:space="preserve">Use the supplied fictional case and keep its </w:t>
+      </w:r>
+      <w:r>
+        <w:rPr>
+          <w:b/>
+        </w:rPr>
+        <w:t>input</w:t>
+      </w:r>
+      <w:r>
+        <w:rPr>
+          <w:b w:val="0"/>
+        </w:rPr>
+        <w:t xml:space="preserve">s, intermediate steps, calculation or </w:t>
+      </w:r>
+      <w:r>
+        <w:rPr>
+          <w:b/>
+        </w:rPr>
+        <w:t>prediction</w:t>
+      </w:r>
+      <w:r>
+        <w:rPr>
+          <w:b w:val="0"/>
+        </w:rPr>
+        <w:t>, and limitation. Connect this record to last week’s record; a matching answer without a trace is insufficient.</w:t>
+      </w:r>
+    </w:p>
+    <w:p>
+      <w:pPr>
+        <w:pStyle w:val="Heading3"/>
+      </w:pPr>
+      <w:r>
+        <w:t>My project change, supporting evidence and remaining limit</w:t>
+      </w:r>
+    </w:p>
+    <w:p>
+      <w:r>
+        <w:t>________________________________________________________________</w:t>
+      </w:r>
+    </w:p>
+    <w:p>
+      <w:r>
+        <w:t>________________________________________________________________</w:t>
+      </w:r>
+    </w:p>
+    <w:p>
+      <w:r>
+        <w:t>________________________________________________________________</w:t>
+      </w:r>
+    </w:p>
+    <w:p>
+      <w:r>
+        <w:t>________________________________________________________________</w:t>
+      </w:r>
+    </w:p>
+    <w:p>
+      <w:r>
+        <w:t>________________________________________________________________</w:t>
+      </w:r>
+    </w:p>
+    <w:p>
+      <w:r>
+        <w:t>________________________________________________________________</w:t>
+      </w:r>
+    </w:p>
+    <w:p>
+      <w:pPr>
+        <w:pStyle w:val="Heading1"/>
+      </w:pPr>
+      <w:r>
         <w:t>11. Feedback, return check and learning record</w:t>
+      </w:r>
+    </w:p>
+    <w:p>
+      <w:r>
+        <w:t>Record the first repaired step and a different case to revisit after a delay.</w:t>
       </w:r>
     </w:p>
     <w:tbl>
@@ -850,7 +1141,13 @@
       </w:tr>
     </w:tbl>
     <w:p>
-      <w:r>
+      <w:pPr>
+        <w:spacing w:line="336" w:lineRule="auto" w:after="180"/>
+      </w:pPr>
+      <w:r>
+        <w:rPr>
+          <w:b w:val="0"/>
+        </w:rPr>
         <w:t>Revisit this idea with your teacher after a delay. Familiarity is different from explaining and using it on a changed case.</w:t>
       </w:r>
     </w:p>
@@ -864,12 +1161,65 @@
     </w:p>
     <w:p>
       <w:r>
-        <w:t>Test a room formatter alone. A pure function returns "Room " plus a supplied positive integer.</w:t>
+        <w:t>Test a room formatter alone. A pure function returns "Room " plus a supplied positive integer. Explain the labelled step before checking the changed condition.</w:t>
       </w:r>
     </w:p>
     <w:p>
-      <w:r>
-        <w:t>Accepted inputs are positive integers. Expected outputs: 7→"Room 7"; 12→"Room 12".</w:t>
+      <w:pPr>
+        <w:spacing w:line="336" w:lineRule="auto" w:after="180"/>
+      </w:pPr>
+      <w:r>
+        <w:rPr>
+          <w:b w:val="0"/>
+        </w:rPr>
+        <w:t xml:space="preserve">Test a room formatter alone. A </w:t>
+      </w:r>
+      <w:r>
+        <w:rPr>
+          <w:b/>
+        </w:rPr>
+        <w:t>pure function</w:t>
+      </w:r>
+      <w:r>
+        <w:rPr>
+          <w:b w:val="0"/>
+        </w:rPr>
+        <w:t xml:space="preserve"> returns "Room " plus a supplied positive integer.</w:t>
+      </w:r>
+    </w:p>
+    <w:p>
+      <w:pPr>
+        <w:spacing w:line="336" w:lineRule="auto" w:after="180"/>
+      </w:pPr>
+      <w:r>
+        <w:rPr>
+          <w:b w:val="0"/>
+        </w:rPr>
+        <w:t xml:space="preserve">Accepted </w:t>
+      </w:r>
+      <w:r>
+        <w:rPr>
+          <w:b/>
+        </w:rPr>
+        <w:t>input</w:t>
+      </w:r>
+      <w:r>
+        <w:rPr>
+          <w:b w:val="0"/>
+        </w:rPr>
+        <w:t xml:space="preserve">s are positive integers. Expected </w:t>
+      </w:r>
+      <w:r>
+        <w:rPr>
+          <w:b/>
+        </w:rPr>
+        <w:t>output</w:t>
+      </w:r>
+      <w:r>
+        <w:rPr>
+          <w:b w:val="0"/>
+        </w:rPr>
+        <w:t>s: 7→"Room 7"; 12→"Room 12".</w:t>
       </w:r>
     </w:p>
     <w:p>
@@ -909,8 +1259,39 @@
       </w:r>
     </w:p>
     <w:p>
-      <w:r>
-        <w:t>Predict the formatter outputs for 7 and 12, including spacing. Why does input 0 need rejection under this contract rather than an ordinary formatted response?</w:t>
+      <w:pPr>
+        <w:spacing w:line="336" w:lineRule="auto" w:after="180"/>
+        <w:shd w:fill="F5F1FB"/>
+      </w:pPr>
+      <w:r>
+        <w:rPr>
+          <w:b w:val="0"/>
+        </w:rPr>
+        <w:t xml:space="preserve">Predict the formatter </w:t>
+      </w:r>
+      <w:r>
+        <w:rPr>
+          <w:b/>
+        </w:rPr>
+        <w:t>output</w:t>
+      </w:r>
+      <w:r>
+        <w:rPr>
+          <w:b w:val="0"/>
+        </w:rPr>
+        <w:t xml:space="preserve">s for 7 and 12, including spacing. Why does </w:t>
+      </w:r>
+      <w:r>
+        <w:rPr>
+          <w:b/>
+        </w:rPr>
+        <w:t>input</w:t>
+      </w:r>
+      <w:r>
+        <w:rPr>
+          <w:b w:val="0"/>
+        </w:rPr>
+        <w:t xml:space="preserve"> 0 need rejection under this contract rather than an ordinary formatted response?</w:t>
       </w:r>
     </w:p>
     <w:p>
@@ -952,36 +1333,140 @@
       </w:r>
     </w:p>
     <w:p>
-      <w:r>
-        <w:t>Support used: alone / hint / worked example. This record is practice evidence.</w:t>
+      <w:pPr>
+        <w:pStyle w:val="Heading3"/>
+      </w:pPr>
+      <w:r>
+        <w:t>Record the help used</w:t>
       </w:r>
     </w:p>
     <w:p>
-      <w:r>
-        <w:t>Project connection: For the Grounded Learning Service, retain an annotated trace and the changed-case result. Name the contract or evidence that makes the deciding step valid, so another team can review it.</w:t>
+      <w:pPr>
+        <w:spacing w:line="336" w:lineRule="auto" w:after="180"/>
+        <w:shd w:fill="F1F6F8"/>
+      </w:pPr>
+      <w:r>
+        <w:rPr>
+          <w:b w:val="0"/>
+        </w:rPr>
+        <w:t xml:space="preserve">Support used: alone / hint / worked example. This record is practice </w:t>
+      </w:r>
+      <w:r>
+        <w:rPr>
+          <w:b/>
+        </w:rPr>
+        <w:t>evidence</w:t>
+      </w:r>
+      <w:r>
+        <w:rPr>
+          <w:b w:val="0"/>
+        </w:rPr>
+        <w:t>.</w:t>
       </w:r>
     </w:p>
     <w:p>
       <w:pPr>
-        <w:pStyle w:val="Heading1"/>
-      </w:pPr>
-      <w:r>
-        <w:t>13. Project portfolio milestone</w:t>
+        <w:spacing w:line="336" w:lineRule="auto" w:after="180"/>
+      </w:pPr>
+      <w:r>
+        <w:rPr>
+          <w:b w:val="0"/>
+        </w:rPr>
+        <w:t xml:space="preserve">Project connection: For the Grounded Learning Service, retain an annotated trace and the changed-case result. Name the contract or </w:t>
+      </w:r>
+      <w:r>
+        <w:rPr>
+          <w:b/>
+        </w:rPr>
+        <w:t>evidence</w:t>
+      </w:r>
+      <w:r>
+        <w:rPr>
+          <w:b w:val="0"/>
+        </w:rPr>
+        <w:t xml:space="preserve"> that makes the deciding step valid, so another team can review it.</w:t>
       </w:r>
     </w:p>
     <w:p>
-      <w:r>
-        <w:t>Project: Grounded Learning Service</w:t>
+      <w:pPr>
+        <w:pStyle w:val="Heading1"/>
+      </w:pPr>
+      <w:r>
+        <w:t>13. Project portfolio milestone</w:t>
       </w:r>
     </w:p>
     <w:p>
       <w:r>
-        <w:t>Current milestone: Make a transparent first version. Keep a trace of how one input becomes an output; explain the rule or learned component.</w:t>
+        <w:t>Keep this week’s input, deciding step, result and limit together in the Grounded Learning Service record.</w:t>
       </w:r>
     </w:p>
     <w:p>
-      <w:r>
-        <w:t>For the Grounded Learning Service, retain an annotated trace and the changed-case result. Name the contract or evidence that makes the deciding step valid, so another team can review it.</w:t>
+      <w:pPr>
+        <w:spacing w:line="336" w:lineRule="auto" w:after="180"/>
+      </w:pPr>
+      <w:r>
+        <w:rPr>
+          <w:b w:val="0"/>
+        </w:rPr>
+        <w:t>Project: Grounded Learning Service</w:t>
+      </w:r>
+    </w:p>
+    <w:p>
+      <w:pPr>
+        <w:spacing w:line="336" w:lineRule="auto" w:after="180"/>
+      </w:pPr>
+      <w:r>
+        <w:rPr>
+          <w:b w:val="0"/>
+        </w:rPr>
+        <w:t xml:space="preserve">Current milestone: Make a transparent first version. Keep a trace of how one </w:t>
+      </w:r>
+      <w:r>
+        <w:rPr>
+          <w:b/>
+        </w:rPr>
+        <w:t>input</w:t>
+      </w:r>
+      <w:r>
+        <w:rPr>
+          <w:b w:val="0"/>
+        </w:rPr>
+        <w:t xml:space="preserve"> becomes an </w:t>
+      </w:r>
+      <w:r>
+        <w:rPr>
+          <w:b/>
+        </w:rPr>
+        <w:t>output</w:t>
+      </w:r>
+      <w:r>
+        <w:rPr>
+          <w:b w:val="0"/>
+        </w:rPr>
+        <w:t>; explain the rule or learned component.</w:t>
+      </w:r>
+    </w:p>
+    <w:p>
+      <w:pPr>
+        <w:spacing w:line="336" w:lineRule="auto" w:after="180"/>
+      </w:pPr>
+      <w:r>
+        <w:rPr>
+          <w:b w:val="0"/>
+        </w:rPr>
+        <w:t xml:space="preserve">For the Grounded Learning Service, retain an annotated trace and the changed-case result. Name the contract or </w:t>
+      </w:r>
+      <w:r>
+        <w:rPr>
+          <w:b/>
+        </w:rPr>
+        <w:t>evidence</w:t>
+      </w:r>
+      <w:r>
+        <w:rPr>
+          <w:b w:val="0"/>
+        </w:rPr>
+        <w:t xml:space="preserve"> that makes the deciding step valid, so another team can review it.</w:t>
       </w:r>
     </w:p>
     <w:tbl>
@@ -1143,53 +1628,104 @@
     </w:p>
     <w:p>
       <w:r>
-        <w:t>Use this supported practice once, in the browser or on paper. Keep the reserved independent assessment for a separate first attempt before teacher feedback.</w:t>
+        <w:t>Try the supported questions before comparing with hints and feedback. Record what you repaired and the evidence you retained.</w:t>
       </w:r>
     </w:p>
     <w:p>
-      <w:r>
-        <w:t>Test a room formatter alone. A pure function returns "Room " plus a supplied positive integer.</w:t>
+      <w:pPr>
+        <w:spacing w:line="336" w:lineRule="auto" w:after="180"/>
+      </w:pPr>
+      <w:r>
+        <w:rPr>
+          <w:b w:val="0"/>
+        </w:rPr>
+        <w:t>Use this supported practice once, in the browser or on paper. Keep the reserved independent assessment for a separate first attempt before teacher feedback.</w:t>
       </w:r>
     </w:p>
     <w:p>
       <w:pPr>
-        <w:pStyle w:val="Heading3"/>
-      </w:pPr>
-      <w:r>
-        <w:t>Practice 1: explain the deciding evidence</w:t>
+        <w:spacing w:line="336" w:lineRule="auto" w:after="180"/>
+      </w:pPr>
+      <w:r>
+        <w:rPr>
+          <w:b w:val="0"/>
+        </w:rPr>
+        <w:t xml:space="preserve">Test a room formatter alone. A </w:t>
+      </w:r>
+      <w:r>
+        <w:rPr>
+          <w:b/>
+        </w:rPr>
+        <w:t>pure function</w:t>
+      </w:r>
+      <w:r>
+        <w:rPr>
+          <w:b w:val="0"/>
+        </w:rPr>
+        <w:t xml:space="preserve"> returns "Room " plus a supplied positive integer.</w:t>
       </w:r>
     </w:p>
     <w:p>
-      <w:r>
-        <w:t>Which labelled step matches this detail? The same fixed procedure produces Room 12.</w:t>
+      <w:pPr>
+        <w:pStyle w:val="Heading3"/>
+      </w:pPr>
+      <w:r>
+        <w:t>Practice 1: explain the deciding evidence</w:t>
       </w:r>
     </w:p>
     <w:p>
-      <w:r>
-        <w:t>1. Call with 12</w:t>
+      <w:pPr>
+        <w:spacing w:line="336" w:lineRule="auto" w:after="180"/>
+      </w:pPr>
+      <w:r>
+        <w:rPr>
+          <w:b w:val="0"/>
+        </w:rPr>
+        <w:t>Which labelled step matches this detail? The same fixed procedure produces Room 12.</w:t>
       </w:r>
     </w:p>
     <w:p>
-      <w:r>
-        <w:t>2. Compare exact text</w:t>
+      <w:pPr>
+        <w:spacing w:line="336" w:lineRule="auto" w:after="180"/>
+        <w:shd w:fill="F4F9FC"/>
+      </w:pPr>
+      <w:r>
+        <w:rPr>
+          <w:b w:val="0"/>
+        </w:rPr>
+        <w:t>1. Call with 12</w:t>
       </w:r>
     </w:p>
     <w:p>
-      <w:r>
-        <w:t>3. Call with 7</w:t>
+      <w:pPr>
+        <w:spacing w:line="336" w:lineRule="auto" w:after="180"/>
+        <w:shd w:fill="F4F9FC"/>
+      </w:pPr>
+      <w:r>
+        <w:rPr>
+          <w:b w:val="0"/>
+        </w:rPr>
+        <w:t>2. Compare exact text</w:t>
       </w:r>
     </w:p>
     <w:p>
       <w:pPr>
-        <w:pStyle w:val="Heading3"/>
-      </w:pPr>
-      <w:r>
-        <w:t>My selected conclusion, deciding fact and explanation</w:t>
+        <w:spacing w:line="336" w:lineRule="auto" w:after="180"/>
+        <w:shd w:fill="F4F9FC"/>
+      </w:pPr>
+      <w:r>
+        <w:rPr>
+          <w:b w:val="0"/>
+        </w:rPr>
+        <w:t>3. Call with 7</w:t>
       </w:r>
     </w:p>
     <w:p>
-      <w:r>
-        <w:t>________________________________________________________________</w:t>
+      <w:pPr>
+        <w:pStyle w:val="Heading3"/>
+      </w:pPr>
+      <w:r>
+        <w:t>My selected conclusion, deciding fact and explanation</w:t>
       </w:r>
     </w:p>
     <w:p>
@@ -1214,40 +1750,79 @@
     </w:p>
     <w:p>
       <w:r>
-        <w:t>Hint if needed: Read the steps in the pictorial case. Match the supplied detail to the stage that performs or records it.</w:t>
+        <w:t>________________________________________________________________</w:t>
       </w:r>
     </w:p>
     <w:p>
-      <w:r>
-        <w:t>After your attempt, compare with the supported explanation: Call with 12 The same fixed procedure produces Room 12. A pure component depends on its accepted input, not a clock, network or model. Isolating it makes failures easier to locate.</w:t>
+      <w:pPr>
+        <w:pStyle w:val="Heading3"/>
+      </w:pPr>
+      <w:r>
+        <w:t>Hint · try first</w:t>
       </w:r>
     </w:p>
     <w:p>
       <w:pPr>
-        <w:pStyle w:val="Heading3"/>
-      </w:pPr>
-      <w:r>
-        <w:t>Practice 2: explain the deciding evidence</w:t>
+        <w:spacing w:line="336" w:lineRule="auto" w:after="180"/>
+        <w:shd w:fill="F1F6F8"/>
+      </w:pPr>
+      <w:r>
+        <w:rPr>
+          <w:b w:val="0"/>
+        </w:rPr>
+        <w:t>Hint if needed: Read the steps in the pictorial case. Match the supplied detail to the stage that performs or records it.</w:t>
       </w:r>
     </w:p>
     <w:p>
-      <w:r>
-        <w:t>Changed-case practice: Supply zero instead of 7. Which conclusion is supported by the supplied facts?</w:t>
+      <w:pPr>
+        <w:pStyle w:val="Heading3"/>
+      </w:pPr>
+      <w:r>
+        <w:t>Feedback · compare after trying</w:t>
       </w:r>
     </w:p>
     <w:p>
-      <w:r>
-        <w:t>1. This one example guarantees correct results for every future input.</w:t>
+      <w:pPr>
+        <w:spacing w:line="336" w:lineRule="auto" w:after="180"/>
+        <w:shd w:fill="F1F6FC"/>
+      </w:pPr>
+      <w:r>
+        <w:rPr>
+          <w:b w:val="0"/>
+        </w:rPr>
+        <w:t xml:space="preserve">After your attempt, compare with the supported explanation: Call with 12 The same fixed procedure produces Room 12. A pure component depends on its accepted </w:t>
+      </w:r>
+      <w:r>
+        <w:rPr>
+          <w:b/>
+        </w:rPr>
+        <w:t>input</w:t>
+      </w:r>
+      <w:r>
+        <w:rPr>
+          <w:b w:val="0"/>
+        </w:rPr>
+        <w:t>, not a clock, network or model.</w:t>
       </w:r>
     </w:p>
     <w:p>
-      <w:r>
-        <w:t>2. Reject the input under the stated positive-integer contract.</w:t>
+      <w:pPr>
+        <w:spacing w:line="336" w:lineRule="auto" w:after="180"/>
+        <w:shd w:fill="F1F6FC"/>
+      </w:pPr>
+      <w:r>
+        <w:rPr>
+          <w:b w:val="0"/>
+        </w:rPr>
+        <w:t>Isolating it makes failures easier to locate.</w:t>
       </w:r>
     </w:p>
     <w:p>
-      <w:r>
-        <w:t>3. We can decide the result without examining the changed input or the procedure.</w:t>
+      <w:pPr>
+        <w:pStyle w:val="Heading3"/>
+      </w:pPr>
+      <w:r>
+        <w:t>Practice 2: explain the deciding evidence</w:t>
       </w:r>
     </w:p>
     <w:p>
@@ -1255,104 +1830,1201 @@
         <w:pStyle w:val="Heading3"/>
       </w:pPr>
       <w:r>
-        <w:t>My selected conclusion, deciding fact and explanation</w:t>
+        <w:t>Changed case · predict first</w:t>
       </w:r>
     </w:p>
     <w:p>
-      <w:r>
-        <w:t>________________________________________________________________</w:t>
+      <w:pPr>
+        <w:spacing w:line="336" w:lineRule="auto" w:after="180"/>
+        <w:shd w:fill="F5F1FB"/>
+      </w:pPr>
+      <w:r>
+        <w:rPr>
+          <w:b w:val="0"/>
+        </w:rPr>
+        <w:t>Changed-case practice: Supply zero instead of 7. Which conclusion is supported by the supplied facts?</w:t>
       </w:r>
     </w:p>
     <w:p>
-      <w:r>
-        <w:t>________________________________________________________________</w:t>
+      <w:pPr>
+        <w:spacing w:line="336" w:lineRule="auto" w:after="180"/>
+        <w:shd w:fill="F4F9FC"/>
+      </w:pPr>
+      <w:r>
+        <w:rPr>
+          <w:b w:val="0"/>
+        </w:rPr>
+        <w:t xml:space="preserve">1. This one example guarantees correct results for every future </w:t>
+      </w:r>
+      <w:r>
+        <w:rPr>
+          <w:b/>
+        </w:rPr>
+        <w:t>input</w:t>
+      </w:r>
+      <w:r>
+        <w:rPr>
+          <w:b w:val="0"/>
+        </w:rPr>
+        <w:t>.</w:t>
       </w:r>
     </w:p>
     <w:p>
-      <w:r>
-        <w:t>________________________________________________________________</w:t>
+      <w:pPr>
+        <w:spacing w:line="336" w:lineRule="auto" w:after="180"/>
+        <w:shd w:fill="F4F9FC"/>
+      </w:pPr>
+      <w:r>
+        <w:rPr>
+          <w:b w:val="0"/>
+        </w:rPr>
+        <w:t xml:space="preserve">2. Reject the </w:t>
+      </w:r>
+      <w:r>
+        <w:rPr>
+          <w:b/>
+        </w:rPr>
+        <w:t>input</w:t>
+      </w:r>
+      <w:r>
+        <w:rPr>
+          <w:b w:val="0"/>
+        </w:rPr>
+        <w:t xml:space="preserve"> under the stated positive-integer contract.</w:t>
       </w:r>
     </w:p>
     <w:p>
-      <w:r>
-        <w:t>________________________________________________________________</w:t>
+      <w:pPr>
+        <w:spacing w:line="336" w:lineRule="auto" w:after="180"/>
+        <w:shd w:fill="F4F9FC"/>
+      </w:pPr>
+      <w:r>
+        <w:rPr>
+          <w:b w:val="0"/>
+        </w:rPr>
+        <w:t xml:space="preserve">3. We can decide the result without examining the changed </w:t>
+      </w:r>
+      <w:r>
+        <w:rPr>
+          <w:b/>
+        </w:rPr>
+        <w:t>input</w:t>
+      </w:r>
+      <w:r>
+        <w:rPr>
+          <w:b w:val="0"/>
+        </w:rPr>
+        <w:t xml:space="preserve"> or the procedure.</w:t>
       </w:r>
     </w:p>
     <w:p>
-      <w:r>
-        <w:t>________________________________________________________________</w:t>
+      <w:pPr>
+        <w:pStyle w:val="Heading3"/>
+      </w:pPr>
+      <w:r>
+        <w:t>My selected conclusion, deciding fact and explanation</w:t>
       </w:r>
     </w:p>
     <w:p>
       <w:r>
-        <w:t>Hint if needed: Use the changed condition and the deciding step in the pictorial trace. The answer must say what follows from those facts.</w:t>
+        <w:t>________________________________________________________________</w:t>
       </w:r>
     </w:p>
     <w:p>
       <w:r>
-        <w:t>After your attempt, compare with the supported explanation: Reject the input under the stated positive-integer contract. Zero has the right type but violates the value requirement.</w:t>
+        <w:t>________________________________________________________________</w:t>
       </w:r>
     </w:p>
     <w:p>
-      <w:pPr>
-        <w:pStyle w:val="Heading3"/>
-      </w:pPr>
-      <w:r>
-        <w:t>Repair a missing building block</w:t>
+      <w:r>
+        <w:t>________________________________________________________________</w:t>
       </w:r>
     </w:p>
     <w:p>
       <w:r>
-        <w:t>Review Least privilege and tool scopes (ai-6/6). Goal: Explain the mechanism and terminology of least privilege and tool scopes. Short practice: Classify read S2, write S2 and read S5 as permitted or denied. Identify the operation or station mismatch for each denial, then reconsider after read S5 is added to trusted scope.. Return to this week and explain what you changed.</w:t>
+        <w:t>________________________________________________________________</w:t>
       </w:r>
     </w:p>
     <w:p>
       <w:r>
-        <w:t>Review Configuration and secrets (ai-6/4). Goal: Explain the mechanism and terminology of configuration and secrets. Short practice: Point to the public setting and the protected credential. What changes when maximum_words becomes 60, and which information must never appear in the startup log?. Return to this week and explain what you changed.</w:t>
+        <w:t>________________________________________________________________</w:t>
       </w:r>
     </w:p>
     <w:p>
-      <w:r>
-        <w:t>Review Requirements and service boundaries (ai-6/1). Goal: Explain the mechanism and terminology of requirements and service boundaries. Short practice: Split the museum visitor’s request into two operations. Which can the service perform for P, and what happens to each operation when Q has no approved card?. Return to this week and explain what you changed.</w:t>
+      <w:pPr>
+        <w:pStyle w:val="Heading3"/>
+      </w:pPr>
+      <w:r>
+        <w:t>Hint · try first</w:t>
       </w:r>
     </w:p>
     <w:p>
       <w:pPr>
-        <w:pStyle w:val="Heading3"/>
-      </w:pPr>
-      <w:r>
-        <w:t>Predict, run and debug</w:t>
+        <w:spacing w:line="336" w:lineRule="auto" w:after="180"/>
+        <w:shd w:fill="F1F6F8"/>
+      </w:pPr>
+      <w:r>
+        <w:rPr>
+          <w:b w:val="0"/>
+        </w:rPr>
+        <w:t>Hint if needed: Use the changed condition and the deciding step in the pictorial trace. The answer must say what follows from those facts.</w:t>
       </w:r>
     </w:p>
     <w:p>
-      <w:r>
-        <w:t>The browser lab lets you edit the supported Python examples already included in this lesson. Predict first, run, inspect the actual output or error, change one input, then run again. Keep code, predictions, actual results and a reasoned revision together. On paper, label your result as a trace rather than an execution.</w:t>
+      <w:pPr>
+        <w:pStyle w:val="Heading3"/>
+      </w:pPr>
+      <w:r>
+        <w:t>Feedback · compare after trying</w:t>
       </w:r>
     </w:p>
     <w:p>
       <w:pPr>
-        <w:pStyle w:val="Heading3"/>
-      </w:pPr>
-      <w:r>
-        <w:t>Keep your completed work</w:t>
+        <w:spacing w:line="336" w:lineRule="auto" w:after="180"/>
+        <w:shd w:fill="F1F6FC"/>
+      </w:pPr>
+      <w:r>
+        <w:rPr>
+          <w:b w:val="0"/>
+        </w:rPr>
+        <w:t xml:space="preserve">After your attempt, compare with the supported explanation: Reject the </w:t>
+      </w:r>
+      <w:r>
+        <w:rPr>
+          <w:b/>
+        </w:rPr>
+        <w:t>input</w:t>
+      </w:r>
+      <w:r>
+        <w:rPr>
+          <w:b w:val="0"/>
+        </w:rPr>
+        <w:t xml:space="preserve"> under the stated positive-integer contract. Zero has the right type but violates the value requirement.</w:t>
       </w:r>
     </w:p>
     <w:p>
-      <w:r>
-        <w:t>Use Download completed work in the hosted lesson to export your answers, reflections, practice feedback and code-run evidence. Open the HTML copy to read or print it. Drafts stay in this browser when storage is available; clear drafts on a shared device.</w:t>
+      <w:pPr>
+        <w:pStyle w:val="Heading3"/>
+      </w:pPr>
+      <w:r>
+        <w:t>Repair a missing building block</w:t>
       </w:r>
     </w:p>
     <w:p>
       <w:pPr>
-        <w:pStyle w:val="Heading3"/>
-      </w:pPr>
-      <w:r>
-        <w:t>What I repaired, the evidence I kept and the next test</w:t>
+        <w:spacing w:line="336" w:lineRule="auto" w:after="180"/>
+      </w:pPr>
+      <w:r>
+        <w:rPr>
+          <w:b w:val="0"/>
+        </w:rPr>
+        <w:t xml:space="preserve">Review Least privilege and tool scopes (ai-6/6). Goal: Explain the </w:t>
+      </w:r>
+      <w:r>
+        <w:rPr>
+          <w:b/>
+        </w:rPr>
+        <w:t>mechanism</w:t>
+      </w:r>
+      <w:r>
+        <w:rPr>
+          <w:b w:val="0"/>
+        </w:rPr>
+        <w:t xml:space="preserve"> and terminology of least privilege and tool scopes. Short practice: Classify read S2, write S2 and read S5 as permitted or denied.</w:t>
       </w:r>
     </w:p>
     <w:p>
+      <w:pPr>
+        <w:spacing w:line="336" w:lineRule="auto" w:after="180"/>
+      </w:pPr>
+      <w:r>
+        <w:rPr>
+          <w:b w:val="0"/>
+        </w:rPr>
+        <w:t>Identify the operation or station mismatch for each denial, then reconsider after read S5 is added to trusted scope.. Return to this week and explain what you changed.</w:t>
+      </w:r>
+    </w:p>
+    <w:p>
+      <w:pPr>
+        <w:spacing w:line="336" w:lineRule="auto" w:after="180"/>
+      </w:pPr>
+      <w:r>
+        <w:rPr>
+          <w:b w:val="0"/>
+        </w:rPr>
+        <w:t xml:space="preserve">Review Configuration and secrets (ai-6/4). Goal: Explain the </w:t>
+      </w:r>
+      <w:r>
+        <w:rPr>
+          <w:b/>
+        </w:rPr>
+        <w:t>mechanism</w:t>
+      </w:r>
+      <w:r>
+        <w:rPr>
+          <w:b w:val="0"/>
+        </w:rPr>
+        <w:t xml:space="preserve"> and terminology of configuration and secrets. Short practice: Point to the public setting and the protected credential.</w:t>
+      </w:r>
+    </w:p>
+    <w:p>
+      <w:pPr>
+        <w:spacing w:line="336" w:lineRule="auto" w:after="180"/>
+      </w:pPr>
+      <w:r>
+        <w:rPr>
+          <w:b w:val="0"/>
+        </w:rPr>
+        <w:t>What changes when maximum_words becomes 60, and which information must never appear in the startup log?. Return to this week and explain what you changed.</w:t>
+      </w:r>
+    </w:p>
+    <w:p>
+      <w:pPr>
+        <w:spacing w:line="336" w:lineRule="auto" w:after="180"/>
+      </w:pPr>
+      <w:r>
+        <w:rPr>
+          <w:b w:val="0"/>
+        </w:rPr>
+        <w:t xml:space="preserve">Review Requirements and service boundaries (ai-6/1). Goal: Explain the </w:t>
+      </w:r>
+      <w:r>
+        <w:rPr>
+          <w:b/>
+        </w:rPr>
+        <w:t>mechanism</w:t>
+      </w:r>
+      <w:r>
+        <w:rPr>
+          <w:b w:val="0"/>
+        </w:rPr>
+        <w:t xml:space="preserve"> and terminology of requirements and service boundaries. Short practice: Split the museum visitor’s request into two operations.</w:t>
+      </w:r>
+    </w:p>
+    <w:p>
+      <w:pPr>
+        <w:spacing w:line="336" w:lineRule="auto" w:after="180"/>
+      </w:pPr>
+      <w:r>
+        <w:rPr>
+          <w:b w:val="0"/>
+        </w:rPr>
+        <w:t>Which can the service perform for P, and what happens to each operation when Q has no approved card?. Return to this week and explain what you changed.</w:t>
+      </w:r>
+    </w:p>
+    <w:p>
+      <w:pPr>
+        <w:pStyle w:val="Heading3"/>
+      </w:pPr>
+      <w:r>
+        <w:t>Predict, run and debug</w:t>
+      </w:r>
+    </w:p>
+    <w:p>
+      <w:pPr>
+        <w:spacing w:line="336" w:lineRule="auto" w:after="180"/>
+      </w:pPr>
+      <w:r>
+        <w:rPr>
+          <w:b w:val="0"/>
+        </w:rPr>
+        <w:t xml:space="preserve">The browser lab lets you edit the supported Python examples already included in this lesson. Predict first, run, inspect the actual </w:t>
+      </w:r>
+      <w:r>
+        <w:rPr>
+          <w:b/>
+        </w:rPr>
+        <w:t>output</w:t>
+      </w:r>
+      <w:r>
+        <w:rPr>
+          <w:b w:val="0"/>
+        </w:rPr>
+        <w:t xml:space="preserve"> or error, change one </w:t>
+      </w:r>
+      <w:r>
+        <w:rPr>
+          <w:b/>
+        </w:rPr>
+        <w:t>input</w:t>
+      </w:r>
+      <w:r>
+        <w:rPr>
+          <w:b w:val="0"/>
+        </w:rPr>
+        <w:t>, then run again.</w:t>
+      </w:r>
+    </w:p>
+    <w:p>
+      <w:pPr>
+        <w:spacing w:line="336" w:lineRule="auto" w:after="180"/>
+      </w:pPr>
+      <w:r>
+        <w:rPr>
+          <w:b w:val="0"/>
+        </w:rPr>
+        <w:t xml:space="preserve">Keep code, </w:t>
+      </w:r>
+      <w:r>
+        <w:rPr>
+          <w:b/>
+        </w:rPr>
+        <w:t>prediction</w:t>
+      </w:r>
+      <w:r>
+        <w:rPr>
+          <w:b w:val="0"/>
+        </w:rPr>
+        <w:t>s, actual results and a reasoned revision together. On paper, label your result as a trace rather than an execution.</w:t>
+      </w:r>
+    </w:p>
+    <w:p>
+      <w:pPr>
+        <w:pStyle w:val="Heading3"/>
+      </w:pPr>
+      <w:r>
+        <w:t>Keep your completed work</w:t>
+      </w:r>
+    </w:p>
+    <w:p>
+      <w:pPr>
+        <w:spacing w:line="336" w:lineRule="auto" w:after="180"/>
+      </w:pPr>
+      <w:r>
+        <w:rPr>
+          <w:b w:val="0"/>
+        </w:rPr>
+        <w:t xml:space="preserve">Use Download completed work in the hosted lesson to export your answers, reflections, practice feedback and code-run </w:t>
+      </w:r>
+      <w:r>
+        <w:rPr>
+          <w:b/>
+        </w:rPr>
+        <w:t>evidence</w:t>
+      </w:r>
+      <w:r>
+        <w:rPr>
+          <w:b w:val="0"/>
+        </w:rPr>
+        <w:t>. Open the HTML copy to read or print it.</w:t>
+      </w:r>
+    </w:p>
+    <w:p>
+      <w:pPr>
+        <w:spacing w:line="336" w:lineRule="auto" w:after="180"/>
+      </w:pPr>
+      <w:r>
+        <w:rPr>
+          <w:b w:val="0"/>
+        </w:rPr>
+        <w:t>Drafts stay in this browser when storage is available; clear drafts on a shared device.</w:t>
+      </w:r>
+    </w:p>
+    <w:p>
+      <w:pPr>
+        <w:pStyle w:val="Heading3"/>
+      </w:pPr>
+      <w:r>
+        <w:t>What I repaired, the evidence I kept and the next test</w:t>
+      </w:r>
+    </w:p>
+    <w:p>
       <w:r>
         <w:t>________________________________________________________________</w:t>
+      </w:r>
+    </w:p>
+    <w:p>
+      <w:r>
+        <w:t>________________________________________________________________</w:t>
+      </w:r>
+    </w:p>
+    <w:p>
+      <w:r>
+        <w:t>________________________________________________________________</w:t>
+      </w:r>
+    </w:p>
+    <w:p>
+      <w:r>
+        <w:t>________________________________________________________________</w:t>
+      </w:r>
+    </w:p>
+    <w:p>
+      <w:r>
+        <w:t>________________________________________________________________</w:t>
+      </w:r>
+    </w:p>
+    <w:p>
+      <w:pPr>
+        <w:pStyle w:val="Heading1"/>
+      </w:pPr>
+      <w:r>
+        <w:t>15. Visual concept journey</w:t>
+      </w:r>
+    </w:p>
+    <w:p>
+      <w:r>
+        <w:t>Explain each Testing pure components picture from its labels, then record a relevant limit.</w:t>
+      </w:r>
+    </w:p>
+    <w:p>
+      <w:pPr>
+        <w:pStyle w:val="Heading3"/>
+      </w:pPr>
+      <w:r>
+        <w:t>01. Testing pure components: the case</w:t>
+      </w:r>
+    </w:p>
+    <w:p>
+      <w:r>
+        <w:drawing>
+          <wp:inline xmlns:a="http://schemas.openxmlformats.org/drawingml/2006/main" xmlns:pic="http://schemas.openxmlformats.org/drawingml/2006/picture">
+            <wp:extent cx="5486400" cy="2834640"/>
+            <wp:docPr id="2" name="Picture 2" descr="Test a room formatter alone. A pure function returns &quot;Room &quot; plus a supplied positive integer. Supplied facts: Accepted inputs are positive integers. Expected outputs: 7→&quot;Room 7&quot;; 12→&quot;Room 12&quot;."/>
+            <wp:cNvGraphicFramePr>
+              <a:graphicFrameLocks noChangeAspect="1"/>
+            </wp:cNvGraphicFramePr>
+            <a:graphic>
+              <a:graphicData uri="http://schemas.openxmlformats.org/drawingml/2006/picture">
+                <pic:pic>
+                  <pic:nvPicPr>
+                    <pic:cNvPr id="0" name="academy-story-ai-6-7-01.png"/>
+                    <pic:cNvPicPr/>
+                  </pic:nvPicPr>
+                  <pic:blipFill>
+                    <a:blip r:embed="rId10"/>
+                    <a:stretch>
+                      <a:fillRect/>
+                    </a:stretch>
+                  </pic:blipFill>
+                  <pic:spPr>
+                    <a:xfrm>
+                      <a:off x="0" y="0"/>
+                      <a:ext cx="5486400" cy="2834640"/>
+                    </a:xfrm>
+                    <a:prstGeom prst="rect"/>
+                  </pic:spPr>
+                </pic:pic>
+              </a:graphicData>
+            </a:graphic>
+          </wp:inline>
+        </w:drawing>
+      </w:r>
+    </w:p>
+    <w:p>
+      <w:pPr>
+        <w:spacing w:line="336" w:lineRule="auto" w:after="180"/>
+      </w:pPr>
+      <w:r>
+        <w:rPr>
+          <w:b w:val="0"/>
+        </w:rPr>
+        <w:t xml:space="preserve">Test a room formatter alone. A </w:t>
+      </w:r>
+      <w:r>
+        <w:rPr>
+          <w:b/>
+        </w:rPr>
+        <w:t>pure function</w:t>
+      </w:r>
+      <w:r>
+        <w:rPr>
+          <w:b w:val="0"/>
+        </w:rPr>
+        <w:t xml:space="preserve"> returns "Room " plus a supplied positive integer. Supplied facts: Accepted </w:t>
+      </w:r>
+      <w:r>
+        <w:rPr>
+          <w:b/>
+        </w:rPr>
+        <w:t>input</w:t>
+      </w:r>
+      <w:r>
+        <w:rPr>
+          <w:b w:val="0"/>
+        </w:rPr>
+        <w:t xml:space="preserve">s are positive integers. Expected </w:t>
+      </w:r>
+      <w:r>
+        <w:rPr>
+          <w:b/>
+        </w:rPr>
+        <w:t>output</w:t>
+      </w:r>
+      <w:r>
+        <w:rPr>
+          <w:b w:val="0"/>
+        </w:rPr>
+        <w:t>s: 7→"Room 7"; 12→"Room 12".</w:t>
+      </w:r>
+    </w:p>
+    <w:p>
+      <w:pPr>
+        <w:spacing w:line="336" w:lineRule="auto" w:after="180"/>
+        <w:shd w:fill="F5F1FB"/>
+      </w:pPr>
+      <w:r>
+        <w:rPr>
+          <w:b w:val="0"/>
+        </w:rPr>
+        <w:t>Point to the given fact that matters most. Explain why it matters.</w:t>
+      </w:r>
+    </w:p>
+    <w:p>
+      <w:pPr>
+        <w:pStyle w:val="Heading3"/>
+      </w:pPr>
+      <w:r>
+        <w:t>My picture explanation, deciding evidence and one limit</w:t>
+      </w:r>
+    </w:p>
+    <w:p>
+      <w:r>
+        <w:t>________________________________________________________________</w:t>
+      </w:r>
+    </w:p>
+    <w:p>
+      <w:r>
+        <w:t>________________________________________________________________</w:t>
+      </w:r>
+    </w:p>
+    <w:p>
+      <w:r>
+        <w:t>________________________________________________________________</w:t>
+      </w:r>
+    </w:p>
+    <w:p>
+      <w:r>
+        <w:t>________________________________________________________________</w:t>
+      </w:r>
+    </w:p>
+    <w:p>
+      <w:pPr>
+        <w:pStyle w:val="Heading3"/>
+      </w:pPr>
+      <w:r>
+        <w:t>02. Follow the deciding steps</w:t>
+      </w:r>
+    </w:p>
+    <w:p>
+      <w:r>
+        <w:drawing>
+          <wp:inline xmlns:a="http://schemas.openxmlformats.org/drawingml/2006/main" xmlns:pic="http://schemas.openxmlformats.org/drawingml/2006/picture">
+            <wp:extent cx="5486400" cy="3182112"/>
+            <wp:docPr id="3" name="Picture 3" descr="Call with 7: The prefix and supplied numeral produce Room 7. → Compare exact text: The expected text includes one space before 7. → Call with 12: The same fixed procedure produces Room 12."/>
+            <wp:cNvGraphicFramePr>
+              <a:graphicFrameLocks noChangeAspect="1"/>
+            </wp:cNvGraphicFramePr>
+            <a:graphic>
+              <a:graphicData uri="http://schemas.openxmlformats.org/drawingml/2006/picture">
+                <pic:pic>
+                  <pic:nvPicPr>
+                    <pic:cNvPr id="0" name="academy-story-ai-6-7-02.png"/>
+                    <pic:cNvPicPr/>
+                  </pic:nvPicPr>
+                  <pic:blipFill>
+                    <a:blip r:embed="rId11"/>
+                    <a:stretch>
+                      <a:fillRect/>
+                    </a:stretch>
+                  </pic:blipFill>
+                  <pic:spPr>
+                    <a:xfrm>
+                      <a:off x="0" y="0"/>
+                      <a:ext cx="5486400" cy="3182112"/>
+                    </a:xfrm>
+                    <a:prstGeom prst="rect"/>
+                  </pic:spPr>
+                </pic:pic>
+              </a:graphicData>
+            </a:graphic>
+          </wp:inline>
+        </w:drawing>
+      </w:r>
+    </w:p>
+    <w:p>
+      <w:pPr>
+        <w:spacing w:line="336" w:lineRule="auto" w:after="180"/>
+      </w:pPr>
+      <w:r>
+        <w:rPr>
+          <w:b w:val="0"/>
+        </w:rPr>
+        <w:t>Call with 7: The prefix and supplied numeral produce Room 7. → Compare exact text: The expected text includes one space before 7. → Call with 12: The same fixed procedure produces Room 12.</w:t>
+      </w:r>
+    </w:p>
+    <w:p>
+      <w:pPr>
+        <w:spacing w:line="336" w:lineRule="auto" w:after="180"/>
+        <w:shd w:fill="F5F1FB"/>
+      </w:pPr>
+      <w:r>
+        <w:rPr>
+          <w:b w:val="0"/>
+        </w:rPr>
+        <w:t xml:space="preserve">Point to each numbered stage and explain which recorded </w:t>
+      </w:r>
+      <w:r>
+        <w:rPr>
+          <w:b/>
+        </w:rPr>
+        <w:t>input</w:t>
+      </w:r>
+      <w:r>
+        <w:rPr>
+          <w:b w:val="0"/>
+        </w:rPr>
+        <w:t xml:space="preserve"> it uses.</w:t>
+      </w:r>
+    </w:p>
+    <w:p>
+      <w:pPr>
+        <w:pStyle w:val="Heading3"/>
+      </w:pPr>
+      <w:r>
+        <w:t>My picture explanation, deciding evidence and one limit</w:t>
+      </w:r>
+    </w:p>
+    <w:p>
+      <w:r>
+        <w:t>________________________________________________________________</w:t>
+      </w:r>
+    </w:p>
+    <w:p>
+      <w:r>
+        <w:t>________________________________________________________________</w:t>
+      </w:r>
+    </w:p>
+    <w:p>
+      <w:r>
+        <w:t>________________________________________________________________</w:t>
+      </w:r>
+    </w:p>
+    <w:p>
+      <w:r>
+        <w:t>________________________________________________________________</w:t>
+      </w:r>
+    </w:p>
+    <w:p>
+      <w:pPr>
+        <w:pStyle w:val="Heading3"/>
+      </w:pPr>
+      <w:r>
+        <w:t>03. Testing pure components — evidence trace</w:t>
+      </w:r>
+    </w:p>
+    <w:p>
+      <w:r>
+        <w:drawing>
+          <wp:inline xmlns:a="http://schemas.openxmlformats.org/drawingml/2006/main" xmlns:pic="http://schemas.openxmlformats.org/drawingml/2006/picture">
+            <wp:extent cx="5486400" cy="2996184"/>
+            <wp:docPr id="4" name="Picture 4" descr="Testing pure components — evidence trace. Capacity 12, used 5; capacity 12, used 12; capacity 12, used 13. | Define remaining(capacity, used)=capacity-used for integer inputs satisfying 0&lt;=used&lt;=capacity. Invalid types/ranges raise an explicit validation error. Test zero and equality boundaries. | Results 7 and 0; the third is invalid rather than remaining -1. Preserve the contract failure."/>
+            <wp:cNvGraphicFramePr>
+              <a:graphicFrameLocks noChangeAspect="1"/>
+            </wp:cNvGraphicFramePr>
+            <a:graphic>
+              <a:graphicData uri="http://schemas.openxmlformats.org/drawingml/2006/picture">
+                <pic:pic>
+                  <pic:nvPicPr>
+                    <pic:cNvPr id="0" name="academy-story-ai-6-7-03.png"/>
+                    <pic:cNvPicPr/>
+                  </pic:nvPicPr>
+                  <pic:blipFill>
+                    <a:blip r:embed="rId12"/>
+                    <a:stretch>
+                      <a:fillRect/>
+                    </a:stretch>
+                  </pic:blipFill>
+                  <pic:spPr>
+                    <a:xfrm>
+                      <a:off x="0" y="0"/>
+                      <a:ext cx="5486400" cy="2996184"/>
+                    </a:xfrm>
+                    <a:prstGeom prst="rect"/>
+                  </pic:spPr>
+                </pic:pic>
+              </a:graphicData>
+            </a:graphic>
+          </wp:inline>
+        </w:drawing>
+      </w:r>
+    </w:p>
+    <w:p>
+      <w:pPr>
+        <w:spacing w:line="336" w:lineRule="auto" w:after="180"/>
+      </w:pPr>
+      <w:r>
+        <w:rPr>
+          <w:b w:val="0"/>
+        </w:rPr>
+        <w:t xml:space="preserve">Testing pure components — </w:t>
+      </w:r>
+      <w:r>
+        <w:rPr>
+          <w:b/>
+        </w:rPr>
+        <w:t>evidence</w:t>
+      </w:r>
+      <w:r>
+        <w:rPr>
+          <w:b w:val="0"/>
+        </w:rPr>
+        <w:t xml:space="preserve"> trace. Capacity 12, used 5; capacity 12, used 12; capacity 12, used 13. | Define remaining(capacity, used)=capacity-used for integer </w:t>
+      </w:r>
+      <w:r>
+        <w:rPr>
+          <w:b/>
+        </w:rPr>
+        <w:t>input</w:t>
+      </w:r>
+      <w:r>
+        <w:rPr>
+          <w:b w:val="0"/>
+        </w:rPr>
+        <w:t>s satisfying 0&lt;=used&lt;=capacity.</w:t>
+      </w:r>
+    </w:p>
+    <w:p>
+      <w:pPr>
+        <w:spacing w:line="336" w:lineRule="auto" w:after="180"/>
+      </w:pPr>
+      <w:r>
+        <w:rPr>
+          <w:b w:val="0"/>
+        </w:rPr>
+        <w:t>Invalid types/ranges raise an explicit validation error. Test zero and equality boundaries. | Results 7 and 0; the third is invalid rather than remaining -1. Preserve the contract failure.</w:t>
+      </w:r>
+    </w:p>
+    <w:p>
+      <w:pPr>
+        <w:spacing w:line="336" w:lineRule="auto" w:after="180"/>
+        <w:shd w:fill="F5F1FB"/>
+      </w:pPr>
+      <w:r>
+        <w:rPr>
+          <w:b w:val="0"/>
+        </w:rPr>
+        <w:t>Read the labels and values. Explain the relationship the model shows.</w:t>
+      </w:r>
+    </w:p>
+    <w:p>
+      <w:pPr>
+        <w:pStyle w:val="Heading3"/>
+      </w:pPr>
+      <w:r>
+        <w:t>My picture explanation, deciding evidence and one limit</w:t>
+      </w:r>
+    </w:p>
+    <w:p>
+      <w:r>
+        <w:t>________________________________________________________________</w:t>
+      </w:r>
+    </w:p>
+    <w:p>
+      <w:r>
+        <w:t>________________________________________________________________</w:t>
+      </w:r>
+    </w:p>
+    <w:p>
+      <w:r>
+        <w:t>________________________________________________________________</w:t>
+      </w:r>
+    </w:p>
+    <w:p>
+      <w:r>
+        <w:t>________________________________________________________________</w:t>
+      </w:r>
+    </w:p>
+    <w:p>
+      <w:pPr>
+        <w:pStyle w:val="Heading3"/>
+      </w:pPr>
+      <w:r>
+        <w:t>04. Change one thing. Trace what follows.</w:t>
+      </w:r>
+    </w:p>
+    <w:p>
+      <w:r>
+        <w:drawing>
+          <wp:inline xmlns:a="http://schemas.openxmlformats.org/drawingml/2006/main" xmlns:pic="http://schemas.openxmlformats.org/drawingml/2006/picture">
+            <wp:extent cx="5486400" cy="3026664"/>
+            <wp:docPr id="5" name="Picture 5" descr="Original case: The same fixed procedure produces Room 12. Changed condition: Supply zero instead of 7. Expected result: Reject the input under the stated positive-integer contract. Reason: Zero has the right type but violates the value requirement."/>
+            <wp:cNvGraphicFramePr>
+              <a:graphicFrameLocks noChangeAspect="1"/>
+            </wp:cNvGraphicFramePr>
+            <a:graphic>
+              <a:graphicData uri="http://schemas.openxmlformats.org/drawingml/2006/picture">
+                <pic:pic>
+                  <pic:nvPicPr>
+                    <pic:cNvPr id="0" name="academy-story-ai-6-7-04.png"/>
+                    <pic:cNvPicPr/>
+                  </pic:nvPicPr>
+                  <pic:blipFill>
+                    <a:blip r:embed="rId13"/>
+                    <a:stretch>
+                      <a:fillRect/>
+                    </a:stretch>
+                  </pic:blipFill>
+                  <pic:spPr>
+                    <a:xfrm>
+                      <a:off x="0" y="0"/>
+                      <a:ext cx="5486400" cy="3026664"/>
+                    </a:xfrm>
+                    <a:prstGeom prst="rect"/>
+                  </pic:spPr>
+                </pic:pic>
+              </a:graphicData>
+            </a:graphic>
+          </wp:inline>
+        </w:drawing>
+      </w:r>
+    </w:p>
+    <w:p>
+      <w:pPr>
+        <w:spacing w:line="336" w:lineRule="auto" w:after="180"/>
+      </w:pPr>
+      <w:r>
+        <w:rPr>
+          <w:b w:val="0"/>
+        </w:rPr>
+        <w:t xml:space="preserve">Original case: The same fixed procedure produces Room 12. Changed condition: Supply zero instead of 7. Expected result: Reject the </w:t>
+      </w:r>
+      <w:r>
+        <w:rPr>
+          <w:b/>
+        </w:rPr>
+        <w:t>input</w:t>
+      </w:r>
+      <w:r>
+        <w:rPr>
+          <w:b w:val="0"/>
+        </w:rPr>
+        <w:t xml:space="preserve"> under the stated positive-integer contract.</w:t>
+      </w:r>
+    </w:p>
+    <w:p>
+      <w:pPr>
+        <w:spacing w:line="336" w:lineRule="auto" w:after="180"/>
+      </w:pPr>
+      <w:r>
+        <w:rPr>
+          <w:b w:val="0"/>
+        </w:rPr>
+        <w:t>Reason: Zero has the right type but violates the value requirement.</w:t>
+      </w:r>
+    </w:p>
+    <w:p>
+      <w:pPr>
+        <w:spacing w:line="336" w:lineRule="auto" w:after="180"/>
+        <w:shd w:fill="F5F1FB"/>
+      </w:pPr>
+      <w:r>
+        <w:rPr>
+          <w:b w:val="0"/>
+        </w:rPr>
+        <w:t>Predict before checking the worked changed-case result. Name what changed and what the supplied facts allow you to conclude.</w:t>
+      </w:r>
+    </w:p>
+    <w:p>
+      <w:pPr>
+        <w:pStyle w:val="Heading3"/>
+      </w:pPr>
+      <w:r>
+        <w:t>My picture explanation, deciding evidence and one limit</w:t>
+      </w:r>
+    </w:p>
+    <w:p>
+      <w:r>
+        <w:t>________________________________________________________________</w:t>
+      </w:r>
+    </w:p>
+    <w:p>
+      <w:r>
+        <w:t>________________________________________________________________</w:t>
+      </w:r>
+    </w:p>
+    <w:p>
+      <w:r>
+        <w:t>________________________________________________________________</w:t>
+      </w:r>
+    </w:p>
+    <w:p>
+      <w:r>
+        <w:t>________________________________________________________________</w:t>
+      </w:r>
+    </w:p>
+    <w:p>
+      <w:pPr>
+        <w:pStyle w:val="Heading3"/>
+      </w:pPr>
+      <w:r>
+        <w:t>05. Connect the explanation to its limit</w:t>
+      </w:r>
+    </w:p>
+    <w:p>
+      <w:r>
+        <w:drawing>
+          <wp:inline xmlns:a="http://schemas.openxmlformats.org/drawingml/2006/main" xmlns:pic="http://schemas.openxmlformats.org/drawingml/2006/picture">
+            <wp:extent cx="5486400" cy="2834640"/>
+            <wp:docPr id="6" name="Picture 6" descr="A pure component depends on its accepted input, not a clock, network or model. Isolating it makes failures easier to locate. Limit: These tests cover only stated cases; they do not test the full AI service or every invalid value."/>
+            <wp:cNvGraphicFramePr>
+              <a:graphicFrameLocks noChangeAspect="1"/>
+            </wp:cNvGraphicFramePr>
+            <a:graphic>
+              <a:graphicData uri="http://schemas.openxmlformats.org/drawingml/2006/picture">
+                <pic:pic>
+                  <pic:nvPicPr>
+                    <pic:cNvPr id="0" name="academy-story-ai-6-7-05.png"/>
+                    <pic:cNvPicPr/>
+                  </pic:nvPicPr>
+                  <pic:blipFill>
+                    <a:blip r:embed="rId14"/>
+                    <a:stretch>
+                      <a:fillRect/>
+                    </a:stretch>
+                  </pic:blipFill>
+                  <pic:spPr>
+                    <a:xfrm>
+                      <a:off x="0" y="0"/>
+                      <a:ext cx="5486400" cy="2834640"/>
+                    </a:xfrm>
+                    <a:prstGeom prst="rect"/>
+                  </pic:spPr>
+                </pic:pic>
+              </a:graphicData>
+            </a:graphic>
+          </wp:inline>
+        </w:drawing>
+      </w:r>
+    </w:p>
+    <w:p>
+      <w:pPr>
+        <w:spacing w:line="336" w:lineRule="auto" w:after="180"/>
+      </w:pPr>
+      <w:r>
+        <w:rPr>
+          <w:b w:val="0"/>
+        </w:rPr>
+        <w:t xml:space="preserve">A pure component depends on its accepted </w:t>
+      </w:r>
+      <w:r>
+        <w:rPr>
+          <w:b/>
+        </w:rPr>
+        <w:t>input</w:t>
+      </w:r>
+      <w:r>
+        <w:rPr>
+          <w:b w:val="0"/>
+        </w:rPr>
+        <w:t>, not a clock, network or model. Isolating it makes failures easier to locate.</w:t>
+      </w:r>
+    </w:p>
+    <w:p>
+      <w:pPr>
+        <w:spacing w:line="336" w:lineRule="auto" w:after="180"/>
+      </w:pPr>
+      <w:r>
+        <w:rPr>
+          <w:b w:val="0"/>
+        </w:rPr>
+        <w:t>Limit: These tests cover only stated cases; they do not test the full AI service or every invalid value.</w:t>
+      </w:r>
+    </w:p>
+    <w:p>
+      <w:pPr>
+        <w:spacing w:line="336" w:lineRule="auto" w:after="180"/>
+        <w:shd w:fill="F5F1FB"/>
+      </w:pPr>
+      <w:r>
+        <w:rPr>
+          <w:b w:val="0"/>
+        </w:rPr>
+        <w:t>Explain the case, then point to a limit on the claim.</w:t>
+      </w:r>
+    </w:p>
+    <w:p>
+      <w:pPr>
+        <w:pStyle w:val="Heading3"/>
+      </w:pPr>
+      <w:r>
+        <w:t>My picture explanation, deciding evidence and one limit</w:t>
+      </w:r>
+    </w:p>
+    <w:p>
+      <w:r>
+        <w:t>________________________________________________________________</w:t>
+      </w:r>
+    </w:p>
+    <w:p>
+      <w:r>
+        <w:t>________________________________________________________________</w:t>
+      </w:r>
+    </w:p>
+    <w:p>
+      <w:r>
+        <w:t>________________________________________________________________</w:t>
+      </w:r>
+    </w:p>
+    <w:p>
+      <w:r>
+        <w:t>________________________________________________________________</w:t>
+      </w:r>
+    </w:p>
+    <w:p>
+      <w:pPr>
+        <w:pStyle w:val="Heading3"/>
+      </w:pPr>
+      <w:r>
+        <w:t>06. Make the idea visible in your project</w:t>
+      </w:r>
+    </w:p>
+    <w:p>
+      <w:r>
+        <w:drawing>
+          <wp:inline xmlns:a="http://schemas.openxmlformats.org/drawingml/2006/main" xmlns:pic="http://schemas.openxmlformats.org/drawingml/2006/picture">
+            <wp:extent cx="5486400" cy="3529584"/>
+            <wp:docPr id="7" name="Picture 7" descr="For the Grounded Learning Service, retain an annotated trace and the changed-case result. Name the contract or evidence that makes the deciding step valid, so another team can review it. Draw your input, deciding step, result and limit. Supported question: Predict the formatter outputs for 7 and 12, including spacing. Why does input 0 need rejection under this contract rather than an ordinary formatted response?"/>
+            <wp:cNvGraphicFramePr>
+              <a:graphicFrameLocks noChangeAspect="1"/>
+            </wp:cNvGraphicFramePr>
+            <a:graphic>
+              <a:graphicData uri="http://schemas.openxmlformats.org/drawingml/2006/picture">
+                <pic:pic>
+                  <pic:nvPicPr>
+                    <pic:cNvPr id="0" name="academy-story-ai-6-7-06.png"/>
+                    <pic:cNvPicPr/>
+                  </pic:nvPicPr>
+                  <pic:blipFill>
+                    <a:blip r:embed="rId15"/>
+                    <a:stretch>
+                      <a:fillRect/>
+                    </a:stretch>
+                  </pic:blipFill>
+                  <pic:spPr>
+                    <a:xfrm>
+                      <a:off x="0" y="0"/>
+                      <a:ext cx="5486400" cy="3529584"/>
+                    </a:xfrm>
+                    <a:prstGeom prst="rect"/>
+                  </pic:spPr>
+                </pic:pic>
+              </a:graphicData>
+            </a:graphic>
+          </wp:inline>
+        </w:drawing>
+      </w:r>
+    </w:p>
+    <w:p>
+      <w:pPr>
+        <w:spacing w:line="336" w:lineRule="auto" w:after="180"/>
+      </w:pPr>
+      <w:r>
+        <w:rPr>
+          <w:b w:val="0"/>
+        </w:rPr>
+        <w:t xml:space="preserve">For the Grounded Learning Service, retain an annotated trace and the changed-case result. Name the contract or </w:t>
+      </w:r>
+      <w:r>
+        <w:rPr>
+          <w:b/>
+        </w:rPr>
+        <w:t>evidence</w:t>
+      </w:r>
+      <w:r>
+        <w:rPr>
+          <w:b w:val="0"/>
+        </w:rPr>
+        <w:t xml:space="preserve"> that makes the deciding step valid, so another team can review it.</w:t>
+      </w:r>
+    </w:p>
+    <w:p>
+      <w:pPr>
+        <w:spacing w:line="336" w:lineRule="auto" w:after="180"/>
+      </w:pPr>
+      <w:r>
+        <w:rPr>
+          <w:b w:val="0"/>
+        </w:rPr>
+        <w:t xml:space="preserve">Draw your </w:t>
+      </w:r>
+      <w:r>
+        <w:rPr>
+          <w:b/>
+        </w:rPr>
+        <w:t>input</w:t>
+      </w:r>
+      <w:r>
+        <w:rPr>
+          <w:b w:val="0"/>
+        </w:rPr>
+        <w:t xml:space="preserve">, deciding step, result and limit. Supported question: Predict the formatter </w:t>
+      </w:r>
+      <w:r>
+        <w:rPr>
+          <w:b/>
+        </w:rPr>
+        <w:t>output</w:t>
+      </w:r>
+      <w:r>
+        <w:rPr>
+          <w:b w:val="0"/>
+        </w:rPr>
+        <w:t>s for 7 and 12, including spacing.</w:t>
+      </w:r>
+    </w:p>
+    <w:p>
+      <w:pPr>
+        <w:spacing w:line="336" w:lineRule="auto" w:after="180"/>
+      </w:pPr>
+      <w:r>
+        <w:rPr>
+          <w:b w:val="0"/>
+        </w:rPr>
+        <w:t xml:space="preserve">Why does </w:t>
+      </w:r>
+      <w:r>
+        <w:rPr>
+          <w:b/>
+        </w:rPr>
+        <w:t>input</w:t>
+      </w:r>
+      <w:r>
+        <w:rPr>
+          <w:b w:val="0"/>
+        </w:rPr>
+        <w:t xml:space="preserve"> 0 need rejection under this contract rather than an ordinary formatted response?</w:t>
+      </w:r>
+    </w:p>
+    <w:p>
+      <w:pPr>
+        <w:spacing w:line="336" w:lineRule="auto" w:after="180"/>
+        <w:shd w:fill="F5F1FB"/>
+      </w:pPr>
+      <w:r>
+        <w:rPr>
+          <w:b w:val="0"/>
+        </w:rPr>
+        <w:t xml:space="preserve">Draw your project trace and justify the deciding step using </w:t>
+      </w:r>
+      <w:r>
+        <w:rPr>
+          <w:b/>
+        </w:rPr>
+        <w:t>evidence</w:t>
+      </w:r>
+      <w:r>
+        <w:rPr>
+          <w:b w:val="0"/>
+        </w:rPr>
+        <w:t>.</w:t>
+      </w:r>
+    </w:p>
+    <w:p>
+      <w:pPr>
+        <w:pStyle w:val="Heading3"/>
+      </w:pPr>
+      <w:r>
+        <w:t>My picture explanation, deciding evidence and one limit</w:t>
       </w:r>
     </w:p>
     <w:p>

--- a/downloads/workbook/ai-6-week-07.docx
+++ b/downloads/workbook/ai-6-week-07.docx
@@ -168,6 +168,72 @@
     <w:p>
       <w:r>
         <w:t>________________________________________________________________</w:t>
+      </w:r>
+    </w:p>
+    <w:p>
+      <w:pPr>
+        <w:pStyle w:val="Heading3"/>
+      </w:pPr>
+      <w:r>
+        <w:t>Lesson reference for workbook practice</w:t>
+      </w:r>
+    </w:p>
+    <w:p>
+      <w:pPr>
+        <w:spacing w:line="336" w:lineRule="auto" w:after="180"/>
+        <w:shd w:fill="F1F6F8"/>
+      </w:pPr>
+      <w:r>
+        <w:rPr>
+          <w:b w:val="0"/>
+        </w:rPr>
+        <w:t>Use this reference for the original W1–W3 and W5 exercises. The separately named independent case supplies its own changed facts; use those facts for that attempt before feedback.</w:t>
+      </w:r>
+    </w:p>
+    <w:p>
+      <w:pPr>
+        <w:spacing w:line="336" w:lineRule="auto" w:after="180"/>
+      </w:pPr>
+      <w:r>
+        <w:rPr>
+          <w:b w:val="0"/>
+        </w:rPr>
+        <w:t xml:space="preserve">Pure components return results from supplied </w:t>
+      </w:r>
+      <w:r>
+        <w:rPr>
+          <w:b/>
+        </w:rPr>
+        <w:t>input</w:t>
+      </w:r>
+      <w:r>
+        <w:rPr>
+          <w:b w:val="0"/>
+        </w:rPr>
+        <w:t>s without external side effects. They are easier to test with exact expected values.</w:t>
+      </w:r>
+    </w:p>
+    <w:p>
+      <w:pPr>
+        <w:spacing w:line="336" w:lineRule="auto" w:after="180"/>
+      </w:pPr>
+      <w:r>
+        <w:rPr>
+          <w:b w:val="0"/>
+        </w:rPr>
+        <w:t xml:space="preserve">Define remaining(capacity, used)=capacity-used for integer </w:t>
+      </w:r>
+      <w:r>
+        <w:rPr>
+          <w:b/>
+        </w:rPr>
+        <w:t>input</w:t>
+      </w:r>
+      <w:r>
+        <w:rPr>
+          <w:b w:val="0"/>
+        </w:rPr>
+        <w:t>s satisfying 0&lt;=used&lt;=capacity. Invalid types/ranges raise an explicit validation error. Test zero and equality boundaries.</w:t>
       </w:r>
     </w:p>
     <w:p>

--- a/downloads/workbook/ai-6-week-07.docx
+++ b/downloads/workbook/ai-6-week-07.docx
@@ -25,22 +25,45 @@
         <w:pStyle w:val="Heading1"/>
       </w:pPr>
       <w:r>
-        <w:t>01. Recall and choose your starting point</w:t>
-      </w:r>
-    </w:p>
-    <w:p>
-      <w:r>
-        <w:t>Record your starting explanation for Testing pure components before opening notes. Show any later correction separately.</w:t>
-      </w:r>
-    </w:p>
-    <w:p>
-      <w:pPr>
-        <w:spacing w:line="336" w:lineRule="auto" w:after="180"/>
-      </w:pPr>
-      <w:r>
-        <w:rPr>
-          <w:b w:val="0"/>
-        </w:rPr>
+        <w:t>One complete pure-component test record.</w:t>
+      </w:r>
+    </w:p>
+    <w:p>
+      <w:r>
+        <w:t>Keep inputs, expected/actual outcomes, contract checks, detected defects and limits together.</w:t>
+      </w:r>
+    </w:p>
+    <w:p>
+      <w:r>
+        <w:t>Recall → W1–W3/W5 → independent capacity9 → project unit cases → delayed return.</w:t>
+      </w:r>
+    </w:p>
+    <w:p>
+      <w:pPr>
+        <w:pStyle w:val="Heading1"/>
+      </w:pPr>
+      <w:r>
+        <w:t>01. Recall · Retrieve before notes</w:t>
+      </w:r>
+    </w:p>
+    <w:p>
+      <w:r>
+        <w:t>Keep this task’s inputs,rule and response together.</w:t>
+      </w:r>
+    </w:p>
+    <w:p>
+      <w:pPr>
+        <w:pStyle w:val="Heading2"/>
+      </w:pPr>
+      <w:r>
+        <w:t>Complete task and evidence</w:t>
+      </w:r>
+    </w:p>
+    <w:p>
+      <w:pPr>
+        <w:pStyle w:val="ListBullet"/>
+      </w:pPr>
+      <w:r>
         <w:t>Try the recall before opening notes. Then use a different colour or a labelled second line to correct your explanation.</w:t>
       </w:r>
     </w:p>
@@ -54,12 +77,9 @@
     </w:p>
     <w:p>
       <w:pPr>
-        <w:spacing w:line="336" w:lineRule="auto" w:after="180"/>
-      </w:pPr>
-      <w:r>
-        <w:rPr>
-          <w:b w:val="0"/>
-        </w:rPr>
+        <w:pStyle w:val="ListBullet"/>
+      </w:pPr>
+      <w:r>
         <w:t>Without opening the old lesson, explain one key idea from Least privilege and tool scopes. Give an example and a mistake that the idea helps you avoid.</w:t>
       </w:r>
     </w:p>
@@ -96,12 +116,9 @@
     </w:p>
     <w:p>
       <w:pPr>
-        <w:spacing w:line="336" w:lineRule="auto" w:after="180"/>
-      </w:pPr>
-      <w:r>
-        <w:rPr>
-          <w:b w:val="0"/>
-        </w:rPr>
+        <w:pStyle w:val="ListBullet"/>
+      </w:pPr>
+      <w:r>
         <w:t>Without opening the old lesson, explain one key idea from Configuration and secrets. Give an example and a mistake that the idea helps you avoid.</w:t>
       </w:r>
     </w:p>
@@ -138,12 +155,9 @@
     </w:p>
     <w:p>
       <w:pPr>
-        <w:spacing w:line="336" w:lineRule="auto" w:after="180"/>
-      </w:pPr>
-      <w:r>
-        <w:rPr>
-          <w:b w:val="0"/>
-        </w:rPr>
+        <w:pStyle w:val="ListBullet"/>
+      </w:pPr>
+      <w:r>
         <w:t>Without opening the old lesson, explain one key idea from Requirements and service boundaries. Give an example and a mistake that the idea helps you avoid.</w:t>
       </w:r>
     </w:p>
@@ -180,60 +194,26 @@
     </w:p>
     <w:p>
       <w:pPr>
-        <w:spacing w:line="336" w:lineRule="auto" w:after="180"/>
-        <w:shd w:fill="F1F6F8"/>
-      </w:pPr>
-      <w:r>
-        <w:rPr>
-          <w:b w:val="0"/>
-        </w:rPr>
+        <w:pStyle w:val="ListBullet"/>
+      </w:pPr>
+      <w:r>
         <w:t>Use this reference for the original W1–W3 and W5 exercises. The separately named independent case supplies its own changed facts; use those facts for that attempt before feedback.</w:t>
       </w:r>
     </w:p>
     <w:p>
       <w:pPr>
-        <w:spacing w:line="336" w:lineRule="auto" w:after="180"/>
-      </w:pPr>
-      <w:r>
-        <w:rPr>
-          <w:b w:val="0"/>
-        </w:rPr>
-        <w:t xml:space="preserve">Pure components return results from supplied </w:t>
-      </w:r>
-      <w:r>
-        <w:rPr>
-          <w:b/>
-        </w:rPr>
-        <w:t>input</w:t>
-      </w:r>
-      <w:r>
-        <w:rPr>
-          <w:b w:val="0"/>
-        </w:rPr>
-        <w:t>s without external side effects. They are easier to test with exact expected values.</w:t>
-      </w:r>
-    </w:p>
-    <w:p>
-      <w:pPr>
-        <w:spacing w:line="336" w:lineRule="auto" w:after="180"/>
-      </w:pPr>
-      <w:r>
-        <w:rPr>
-          <w:b w:val="0"/>
-        </w:rPr>
-        <w:t xml:space="preserve">Define remaining(capacity, used)=capacity-used for integer </w:t>
-      </w:r>
-      <w:r>
-        <w:rPr>
-          <w:b/>
-        </w:rPr>
-        <w:t>input</w:t>
-      </w:r>
-      <w:r>
-        <w:rPr>
-          <w:b w:val="0"/>
-        </w:rPr>
-        <w:t>s satisfying 0&lt;=used&lt;=capacity. Invalid types/ranges raise an explicit validation error. Test zero and equality boundaries.</w:t>
+        <w:pStyle w:val="ListBullet"/>
+      </w:pPr>
+      <w:r>
+        <w:t>Pure components return results from supplied inputs without external side effects. They are easier to test with exact expected values.</w:t>
+      </w:r>
+    </w:p>
+    <w:p>
+      <w:pPr>
+        <w:pStyle w:val="ListBullet"/>
+      </w:pPr>
+      <w:r>
+        <w:t>Define remaining(capacity, used)=capacity-used for integer inputs satisfying 0&lt;=used&lt;=capacity. Invalid types/ranges raise an explicit validation error. Test zero and equality boundaries.</w:t>
       </w:r>
     </w:p>
     <w:p>
@@ -241,123 +221,44 @@
         <w:pStyle w:val="Heading1"/>
       </w:pPr>
       <w:r>
-        <w:t>02. Practise with fading help</w:t>
-      </w:r>
-    </w:p>
-    <w:p>
-      <w:r>
-        <w:t>Complete the supported Testing pure components trace and record the first step you can explain without help.</w:t>
-      </w:r>
-    </w:p>
-    <w:p>
-      <w:pPr>
-        <w:spacing w:line="336" w:lineRule="auto" w:after="180"/>
-      </w:pPr>
-      <w:r>
-        <w:rPr>
-          <w:b w:val="0"/>
-        </w:rPr>
-        <w:t>Use W2: Trace the worked case for Testing pure components. Record the answer once; the lesson and workbook refer to the same attempt.</w:t>
-      </w:r>
-    </w:p>
-    <w:tbl>
-      <w:tblPr>
-        <w:tblStyle w:val="LightShading-Accent1"/>
-        <w:tblW w:type="auto" w:w="0"/>
-        <w:tblLook w:firstColumn="1" w:firstRow="1" w:lastColumn="0" w:lastRow="0" w:noHBand="0" w:noVBand="1" w:val="04A0"/>
-      </w:tblPr>
-      <w:tblGrid>
-        <w:gridCol w:w="2556"/>
-        <w:gridCol w:w="2556"/>
-        <w:gridCol w:w="2556"/>
-        <w:gridCol w:w="2556"/>
-      </w:tblGrid>
-      <w:tr>
-        <w:trPr>
-          <w:tblHeader/>
-        </w:trPr>
-        <w:tc>
-          <w:tcPr>
-            <w:tcW w:type="dxa" w:w="2556"/>
-          </w:tcPr>
-          <w:p>
-            <w:r>
-              <w:t>Given inputs</w:t>
-            </w:r>
-          </w:p>
-        </w:tc>
-        <w:tc>
-          <w:tcPr>
-            <w:tcW w:type="dxa" w:w="2556"/>
-          </w:tcPr>
-          <w:p>
-            <w:r>
-              <w:t>Procedure I chose</w:t>
-            </w:r>
-          </w:p>
-        </w:tc>
-        <w:tc>
-          <w:tcPr>
-            <w:tcW w:type="dxa" w:w="2556"/>
-          </w:tcPr>
-          <w:p>
-            <w:r>
-              <w:t>Middle steps</w:t>
-            </w:r>
-          </w:p>
-        </w:tc>
-        <w:tc>
-          <w:tcPr>
-            <w:tcW w:type="dxa" w:w="2556"/>
-          </w:tcPr>
-          <w:p>
-            <w:r>
-              <w:t>Result and check</w:t>
-            </w:r>
-          </w:p>
-        </w:tc>
-      </w:tr>
-      <w:tr>
-        <w:tc>
-          <w:tcPr>
-            <w:tcW w:type="dxa" w:w="2556"/>
-          </w:tcPr>
-          <w:p>
-            <w:r/>
-          </w:p>
-        </w:tc>
-        <w:tc>
-          <w:tcPr>
-            <w:tcW w:type="dxa" w:w="2556"/>
-          </w:tcPr>
-          <w:p>
-            <w:r/>
-          </w:p>
-        </w:tc>
-        <w:tc>
-          <w:tcPr>
-            <w:tcW w:type="dxa" w:w="2556"/>
-          </w:tcPr>
-          <w:p>
-            <w:r/>
-          </w:p>
-        </w:tc>
-        <w:tc>
-          <w:tcPr>
-            <w:tcW w:type="dxa" w:w="2556"/>
-          </w:tcPr>
-          <w:p>
-            <w:r/>
-          </w:p>
-        </w:tc>
-      </w:tr>
-    </w:tbl>
+        <w:t>05. W1 · Explain the current example</w:t>
+      </w:r>
+    </w:p>
+    <w:p>
+      <w:r>
+        <w:t>Keep this task’s inputs,rule and response together.</w:t>
+      </w:r>
+    </w:p>
+    <w:p>
+      <w:pPr>
+        <w:pStyle w:val="Heading2"/>
+      </w:pPr>
+      <w:r>
+        <w:t>Complete task and evidence</w:t>
+      </w:r>
+    </w:p>
+    <w:p>
+      <w:pPr>
+        <w:pStyle w:val="ListBullet"/>
+      </w:pPr>
+      <w:r>
+        <w:t>remaining(capacity, used) takes exact integers excluding bool with 0≤used≤capacity and returns capacity−used; invalid types or ranges raise ValueError. Supplied main cases (12, 5)→7; (12, 12)→0; (12, 13)→ValueError rather than−1. Zero-capacity/zero-used is valid. A pure component depends on supplied inputs and has no external effects; no clock/network/model/booking is needed. Separate picture formatter takes a positive integer and returns exact "Room " plus its digits:7→"Room 7", 12→"Room 12"; zero rejects. Do not copy its positive-only boundary into the remaining-count contract. Exact expected outcomes are derived before running. The harness records values versus errors, checks a finite invariant range and detects an intentionally faulty extra subtraction. Unit evidence does not establish integration permissions, real room records, model behaviour or every possible input.</w:t>
+      </w:r>
+    </w:p>
+    <w:p>
+      <w:pPr>
+        <w:pStyle w:val="ListBullet"/>
+      </w:pPr>
+      <w:r>
+        <w:t>Explain the weekly mechanism in your own words. Use the worked scenario to name its input, decision rule and output.</w:t>
+      </w:r>
+    </w:p>
     <w:p>
       <w:pPr>
         <w:pStyle w:val="Heading3"/>
       </w:pPr>
       <w:r>
-        <w:t>The step I completed without help, and the hint I needed</w:t>
+        <w:t>My reasoning and evidence</w:t>
       </w:r>
     </w:p>
     <w:p>
@@ -376,38 +277,55 @@
       </w:r>
     </w:p>
     <w:p>
+      <w:r>
+        <w:t>________________________________________________________________</w:t>
+      </w:r>
+    </w:p>
+    <w:p>
+      <w:r>
+        <w:t>________________________________________________________________</w:t>
+      </w:r>
+    </w:p>
+    <w:p>
+      <w:r>
+        <w:t>________________________________________________________________</w:t>
+      </w:r>
+    </w:p>
+    <w:p>
       <w:pPr>
         <w:pStyle w:val="Heading1"/>
       </w:pPr>
       <w:r>
-        <w:t>03. Individual reasoning check</w:t>
-      </w:r>
-    </w:p>
-    <w:p>
-      <w:r>
-        <w:t>Check the proposed Testing pure components explanation against the supplied facts before discussing it.</w:t>
-      </w:r>
-    </w:p>
-    <w:p>
-      <w:pPr>
-        <w:spacing w:line="336" w:lineRule="auto" w:after="180"/>
-      </w:pPr>
-      <w:r>
-        <w:rPr>
-          <w:b w:val="0"/>
-        </w:rPr>
-        <w:t>Use the worked case for Testing pure components. Proposed explanation: “The worked result establishes every future case”. Decide whether this explanation is supported.</w:t>
-      </w:r>
-    </w:p>
-    <w:p>
-      <w:pPr>
-        <w:spacing w:line="336" w:lineRule="auto" w:after="180"/>
-      </w:pPr>
-      <w:r>
-        <w:rPr>
-          <w:b w:val="0"/>
-        </w:rPr>
-        <w:t>Point to the step or supplied fact that decides; explain your repair if needed.</w:t>
+        <w:t>06. W2 · Trace the calculation</w:t>
+      </w:r>
+    </w:p>
+    <w:p>
+      <w:r>
+        <w:t>Keep this task’s inputs,rule and response together.</w:t>
+      </w:r>
+    </w:p>
+    <w:p>
+      <w:pPr>
+        <w:pStyle w:val="Heading2"/>
+      </w:pPr>
+      <w:r>
+        <w:t>Complete task and evidence</w:t>
+      </w:r>
+    </w:p>
+    <w:p>
+      <w:pPr>
+        <w:pStyle w:val="ListBullet"/>
+      </w:pPr>
+      <w:r>
+        <w:t>remaining(capacity, used) takes exact integers excluding bool with 0≤used≤capacity and returns capacity−used; invalid types or ranges raise ValueError. Supplied main cases (12, 5)→7; (12, 12)→0; (12, 13)→ValueError rather than−1. Zero-capacity/zero-used is valid. A pure component depends on supplied inputs and has no external effects; no clock/network/model/booking is needed. Separate picture formatter takes a positive integer and returns exact "Room " plus its digits:7→"Room 7", 12→"Room 12"; zero rejects. Do not copy its positive-only boundary into the remaining-count contract. Exact expected outcomes are derived before running. The harness records values versus errors, checks a finite invariant range and detects an intentionally faulty extra subtraction. Unit evidence does not establish integration permissions, real room records, model behaviour or every possible input.</w:t>
+      </w:r>
+    </w:p>
+    <w:p>
+      <w:pPr>
+        <w:pStyle w:val="ListBullet"/>
+      </w:pPr>
+      <w:r>
+        <w:t>Capacity 12, used 5; capacity 12, used 12; capacity 12, used 13. Show the intermediate steps and give the conclusion with its scope.</w:t>
       </w:r>
     </w:p>
     <w:p>
@@ -415,7 +333,7 @@
         <w:pStyle w:val="Heading3"/>
       </w:pPr>
       <w:r>
-        <w:t>My explanation before partner discussion</w:t>
+        <w:t>My reasoning and evidence</w:t>
       </w:r>
     </w:p>
     <w:p>
@@ -439,16 +357,55 @@
       </w:r>
     </w:p>
     <w:p>
+      <w:r>
+        <w:t>________________________________________________________________</w:t>
+      </w:r>
+    </w:p>
+    <w:p>
+      <w:r>
+        <w:t>________________________________________________________________</w:t>
+      </w:r>
+    </w:p>
+    <w:p>
+      <w:r>
+        <w:t>________________________________________________________________</w:t>
+      </w:r>
+    </w:p>
+    <w:p>
       <w:pPr>
         <w:pStyle w:val="Heading1"/>
       </w:pPr>
       <w:r>
-        <w:t>04. Independent transfer case</w:t>
-      </w:r>
-    </w:p>
-    <w:p>
-      <w:r>
-        <w:t>Write one first attempt at the reserved independent case before feedback. Repeated copies of that case refer to the same recorded attempt.</w:t>
+        <w:t>07. W3 · Repair a misconception</w:t>
+      </w:r>
+    </w:p>
+    <w:p>
+      <w:r>
+        <w:t>Keep this task’s inputs,rule and response together.</w:t>
+      </w:r>
+    </w:p>
+    <w:p>
+      <w:pPr>
+        <w:pStyle w:val="Heading2"/>
+      </w:pPr>
+      <w:r>
+        <w:t>Complete task and evidence</w:t>
+      </w:r>
+    </w:p>
+    <w:p>
+      <w:pPr>
+        <w:pStyle w:val="ListBullet"/>
+      </w:pPr>
+      <w:r>
+        <w:t>remaining(capacity, used) takes exact integers excluding bool with 0≤used≤capacity and returns capacity−used; invalid types or ranges raise ValueError. Supplied main cases (12, 5)→7; (12, 12)→0; (12, 13)→ValueError rather than−1. Zero-capacity/zero-used is valid. A pure component depends on supplied inputs and has no external effects; no clock/network/model/booking is needed. Separate picture formatter takes a positive integer and returns exact "Room " plus its digits:7→"Room 7", 12→"Room 12"; zero rejects. Do not copy its positive-only boundary into the remaining-count contract. Exact expected outcomes are derived before running. The harness records values versus errors, checks a finite invariant range and detects an intentionally faulty extra subtraction. Unit evidence does not establish integration permissions, real room records, model behaviour or every possible input.</w:t>
+      </w:r>
+    </w:p>
+    <w:p>
+      <w:pPr>
+        <w:pStyle w:val="ListBullet"/>
+      </w:pPr>
+      <w:r>
+        <w:t>A report omits this qualification: Passing unit cases for a pure function does not establish integration permissions or model-dependent behaviour. Explain how omitting it could change a reader's interpretation, and write an accurate replacement.</w:t>
       </w:r>
     </w:p>
     <w:p>
@@ -456,17 +413,153 @@
         <w:pStyle w:val="Heading3"/>
       </w:pPr>
       <w:r>
+        <w:t>My reasoning and evidence</w:t>
+      </w:r>
+    </w:p>
+    <w:p>
+      <w:r>
+        <w:t>________________________________________________________________</w:t>
+      </w:r>
+    </w:p>
+    <w:p>
+      <w:r>
+        <w:t>________________________________________________________________</w:t>
+      </w:r>
+    </w:p>
+    <w:p>
+      <w:r>
+        <w:t>________________________________________________________________</w:t>
+      </w:r>
+    </w:p>
+    <w:p>
+      <w:r>
+        <w:t>________________________________________________________________</w:t>
+      </w:r>
+    </w:p>
+    <w:p>
+      <w:r>
+        <w:t>________________________________________________________________</w:t>
+      </w:r>
+    </w:p>
+    <w:p>
+      <w:r>
+        <w:t>________________________________________________________________</w:t>
+      </w:r>
+    </w:p>
+    <w:p>
+      <w:pPr>
+        <w:pStyle w:val="Heading1"/>
+      </w:pPr>
+      <w:r>
+        <w:t>09. W5 · Explain the limitation</w:t>
+      </w:r>
+    </w:p>
+    <w:p>
+      <w:r>
+        <w:t>Keep this task’s inputs,rule and response together.</w:t>
+      </w:r>
+    </w:p>
+    <w:p>
+      <w:pPr>
+        <w:pStyle w:val="Heading2"/>
+      </w:pPr>
+      <w:r>
+        <w:t>Complete task and evidence</w:t>
+      </w:r>
+    </w:p>
+    <w:p>
+      <w:pPr>
+        <w:pStyle w:val="ListBullet"/>
+      </w:pPr>
+      <w:r>
+        <w:t>remaining(capacity, used) takes exact integers excluding bool with 0≤used≤capacity and returns capacity−used; invalid types or ranges raise ValueError. Supplied main cases (12, 5)→7; (12, 12)→0; (12, 13)→ValueError rather than−1. Zero-capacity/zero-used is valid. A pure component depends on supplied inputs and has no external effects; no clock/network/model/booking is needed. Separate picture formatter takes a positive integer and returns exact "Room " plus its digits:7→"Room 7", 12→"Room 12"; zero rejects. Do not copy its positive-only boundary into the remaining-count contract. Exact expected outcomes are derived before running. The harness records values versus errors, checks a finite invariant range and detects an intentionally faulty extra subtraction. Unit evidence does not establish integration permissions, real room records, model behaviour or every possible input.</w:t>
+      </w:r>
+    </w:p>
+    <w:p>
+      <w:pPr>
+        <w:pStyle w:val="ListBullet"/>
+      </w:pPr>
+      <w:r>
+        <w:t>For the worked scenario, propose one additional case that could reveal a failure, describe its expected outcome before running it, and explain what would need to remain fixed for a fair comparison. Do not reuse W4 as a new final test after receiving feedback.</w:t>
+      </w:r>
+    </w:p>
+    <w:p>
+      <w:pPr>
+        <w:pStyle w:val="Heading3"/>
+      </w:pPr>
+      <w:r>
+        <w:t>My reasoning and evidence</w:t>
+      </w:r>
+    </w:p>
+    <w:p>
+      <w:r>
+        <w:t>________________________________________________________________</w:t>
+      </w:r>
+    </w:p>
+    <w:p>
+      <w:r>
+        <w:t>________________________________________________________________</w:t>
+      </w:r>
+    </w:p>
+    <w:p>
+      <w:r>
+        <w:t>________________________________________________________________</w:t>
+      </w:r>
+    </w:p>
+    <w:p>
+      <w:r>
+        <w:t>________________________________________________________________</w:t>
+      </w:r>
+    </w:p>
+    <w:p>
+      <w:r>
+        <w:t>________________________________________________________________</w:t>
+      </w:r>
+    </w:p>
+    <w:p>
+      <w:r>
+        <w:t>________________________________________________________________</w:t>
+      </w:r>
+    </w:p>
+    <w:p>
+      <w:r>
+        <w:t>________________________________________________________________</w:t>
+      </w:r>
+    </w:p>
+    <w:p>
+      <w:pPr>
+        <w:pStyle w:val="Heading1"/>
+      </w:pPr>
+      <w:r>
+        <w:t>04. Try alone · Selected transfer</w:t>
+      </w:r>
+    </w:p>
+    <w:p>
+      <w:r>
+        <w:t>Keep this task’s inputs,rule and response together.</w:t>
+      </w:r>
+    </w:p>
+    <w:p>
+      <w:pPr>
+        <w:pStyle w:val="Heading2"/>
+      </w:pPr>
+      <w:r>
+        <w:t>Complete task and evidence</w:t>
+      </w:r>
+    </w:p>
+    <w:p>
+      <w:pPr>
+        <w:pStyle w:val="Heading3"/>
+      </w:pPr>
+      <w:r>
         <w:t>Independent case: Apply a new case independently</w:t>
       </w:r>
     </w:p>
     <w:p>
       <w:pPr>
-        <w:spacing w:line="336" w:lineRule="auto" w:after="180"/>
-      </w:pPr>
-      <w:r>
-        <w:rPr>
-          <w:b w:val="0"/>
-        </w:rPr>
+        <w:pStyle w:val="ListBullet"/>
+      </w:pPr>
+      <w:r>
         <w:t>Capacity 9 with used 0, 9, 10 and Boolean True. Give outcomes.</w:t>
       </w:r>
     </w:p>
@@ -515,12 +608,9 @@
     </w:p>
     <w:p>
       <w:pPr>
-        <w:spacing w:line="336" w:lineRule="auto" w:after="180"/>
-      </w:pPr>
-      <w:r>
-        <w:rPr>
-          <w:b w:val="0"/>
-        </w:rPr>
+        <w:pStyle w:val="ListBullet"/>
+      </w:pPr>
+      <w:r>
         <w:t>Attempt this case before feedback. Record any help. Earlier examples below are further practice; a case already practised with feedback cannot establish fresh transfer.</w:t>
       </w:r>
     </w:p>
@@ -529,59 +619,28 @@
         <w:pStyle w:val="Heading1"/>
       </w:pPr>
       <w:r>
-        <w:t>05. W1 Explain the mechanism</w:t>
-      </w:r>
-    </w:p>
-    <w:p>
-      <w:r>
-        <w:t>Explain the mechanism. Apply the supplied Testing pure components facts and keep your reasoning.</w:t>
-      </w:r>
-    </w:p>
-    <w:p>
-      <w:pPr>
-        <w:spacing w:line="336" w:lineRule="auto" w:after="180"/>
-      </w:pPr>
-      <w:r>
-        <w:rPr>
-          <w:b w:val="0"/>
-        </w:rPr>
-        <w:t xml:space="preserve">Explain the weekly </w:t>
-      </w:r>
-      <w:r>
-        <w:rPr>
-          <w:b/>
-        </w:rPr>
-        <w:t>mechanism</w:t>
-      </w:r>
-      <w:r>
-        <w:rPr>
-          <w:b w:val="0"/>
-        </w:rPr>
-        <w:t xml:space="preserve"> in your own words. Use the worked scenario to name its </w:t>
-      </w:r>
-      <w:r>
-        <w:rPr>
-          <w:b/>
-        </w:rPr>
-        <w:t>input</w:t>
-      </w:r>
-      <w:r>
-        <w:rPr>
-          <w:b w:val="0"/>
-        </w:rPr>
-        <w:t xml:space="preserve">, decision rule and </w:t>
-      </w:r>
-      <w:r>
-        <w:rPr>
-          <w:b/>
-        </w:rPr>
-        <w:t>output</w:t>
-      </w:r>
-      <w:r>
-        <w:rPr>
-          <w:b w:val="0"/>
-        </w:rPr>
-        <w:t>.</w:t>
+        <w:t>10. Project · Keep the service evidence</w:t>
+      </w:r>
+    </w:p>
+    <w:p>
+      <w:r>
+        <w:t>Preserve the contract, inputs, observed outcomes and limits.</w:t>
+      </w:r>
+    </w:p>
+    <w:p>
+      <w:pPr>
+        <w:pStyle w:val="Heading2"/>
+      </w:pPr>
+      <w:r>
+        <w:t>Complete task and evidence</w:t>
+      </w:r>
+    </w:p>
+    <w:p>
+      <w:pPr>
+        <w:pStyle w:val="ListBullet"/>
+      </w:pPr>
+      <w:r>
+        <w:t>Add a labelled testing pure components evidence sheet to Grounded Learning Service. Show how you can explain the mechanism and terminology of testing pure components. Use the supplied fictional case and keep its inputs, intermediate steps, calculation or prediction, and limitation. Connect this record to last week’s record; a matching answer without a trace is insufficient.</w:t>
       </w:r>
     </w:p>
     <w:p>
@@ -589,7 +648,7 @@
         <w:pStyle w:val="Heading3"/>
       </w:pPr>
       <w:r>
-        <w:t>My reasoning and evidence</w:t>
+        <w:t>My project change, supporting evidence and remaining limit</w:t>
       </w:r>
     </w:p>
     <w:p>
@@ -627,447 +686,20 @@
         <w:pStyle w:val="Heading1"/>
       </w:pPr>
       <w:r>
-        <w:t>06. W2 Trace the worked case</w:t>
-      </w:r>
-    </w:p>
-    <w:p>
-      <w:r>
-        <w:t>Trace the worked case. Apply the supplied Testing pure components facts and keep your reasoning.</w:t>
-      </w:r>
-    </w:p>
-    <w:p>
-      <w:pPr>
-        <w:spacing w:line="336" w:lineRule="auto" w:after="180"/>
-      </w:pPr>
-      <w:r>
-        <w:rPr>
-          <w:b w:val="0"/>
-        </w:rPr>
-        <w:t>Capacity 12, used 5; capacity 12, used 12; capacity 12, used 13. Show the intermediate steps and give the conclusion with its scope.</w:t>
-      </w:r>
-    </w:p>
-    <w:p>
-      <w:pPr>
-        <w:pStyle w:val="Heading3"/>
-      </w:pPr>
-      <w:r>
-        <w:t>My reasoning and evidence</w:t>
-      </w:r>
-    </w:p>
-    <w:p>
-      <w:r>
-        <w:t>________________________________________________________________</w:t>
-      </w:r>
-    </w:p>
-    <w:p>
-      <w:r>
-        <w:t>________________________________________________________________</w:t>
-      </w:r>
-    </w:p>
-    <w:p>
-      <w:r>
-        <w:t>________________________________________________________________</w:t>
-      </w:r>
-    </w:p>
-    <w:p>
-      <w:r>
-        <w:t>________________________________________________________________</w:t>
-      </w:r>
-    </w:p>
-    <w:p>
-      <w:r>
-        <w:t>________________________________________________________________</w:t>
-      </w:r>
-    </w:p>
-    <w:p>
-      <w:r>
-        <w:t>________________________________________________________________</w:t>
-      </w:r>
-    </w:p>
-    <w:p>
-      <w:r>
-        <w:t>________________________________________________________________</w:t>
-      </w:r>
-    </w:p>
-    <w:p>
-      <w:pPr>
-        <w:pStyle w:val="Heading1"/>
-      </w:pPr>
-      <w:r>
-        <w:t>07. W3 Audit the limit</w:t>
-      </w:r>
-    </w:p>
-    <w:p>
-      <w:r>
-        <w:t>Audit the limit. Apply the supplied Testing pure components facts and keep your reasoning.</w:t>
-      </w:r>
-    </w:p>
-    <w:p>
-      <w:pPr>
-        <w:spacing w:line="336" w:lineRule="auto" w:after="180"/>
-      </w:pPr>
-      <w:r>
-        <w:rPr>
-          <w:b w:val="0"/>
-        </w:rPr>
-        <w:t xml:space="preserve">A report omits this qualification: Passing unit cases for a </w:t>
-      </w:r>
-      <w:r>
-        <w:rPr>
-          <w:b/>
-        </w:rPr>
-        <w:t>pure function</w:t>
-      </w:r>
-      <w:r>
-        <w:rPr>
-          <w:b w:val="0"/>
-        </w:rPr>
-        <w:t xml:space="preserve"> does not establish integration permissions or model-dependent behaviour.</w:t>
-      </w:r>
-    </w:p>
-    <w:p>
-      <w:pPr>
-        <w:spacing w:line="336" w:lineRule="auto" w:after="180"/>
-      </w:pPr>
-      <w:r>
-        <w:rPr>
-          <w:b w:val="0"/>
-        </w:rPr>
-        <w:t>Explain how omitting it could change a reader's interpretation, and write an accurate replacement.</w:t>
-      </w:r>
-    </w:p>
-    <w:p>
-      <w:pPr>
-        <w:pStyle w:val="Heading3"/>
-      </w:pPr>
-      <w:r>
-        <w:t>My reasoning and evidence</w:t>
-      </w:r>
-    </w:p>
-    <w:p>
-      <w:r>
-        <w:t>________________________________________________________________</w:t>
-      </w:r>
-    </w:p>
-    <w:p>
-      <w:r>
-        <w:t>________________________________________________________________</w:t>
-      </w:r>
-    </w:p>
-    <w:p>
-      <w:r>
-        <w:t>________________________________________________________________</w:t>
-      </w:r>
-    </w:p>
-    <w:p>
-      <w:r>
-        <w:t>________________________________________________________________</w:t>
-      </w:r>
-    </w:p>
-    <w:p>
-      <w:r>
-        <w:t>________________________________________________________________</w:t>
-      </w:r>
-    </w:p>
-    <w:p>
-      <w:r>
-        <w:t>________________________________________________________________</w:t>
-      </w:r>
-    </w:p>
-    <w:p>
-      <w:pPr>
-        <w:pStyle w:val="Heading1"/>
-      </w:pPr>
-      <w:r>
-        <w:t>08. W4 Apply a new case independently</w:t>
-      </w:r>
-    </w:p>
-    <w:p>
-      <w:r>
-        <w:t>Attempt before feedback. If this repeats the selected independent case, reuse that first attempt; otherwise keep a separate record. Apply a new case independently. Apply the supplied Testing pure components facts and keep your reasoning.</w:t>
-      </w:r>
-    </w:p>
-    <w:p>
-      <w:pPr>
-        <w:spacing w:line="336" w:lineRule="auto" w:after="180"/>
-      </w:pPr>
-      <w:r>
-        <w:rPr>
-          <w:b w:val="0"/>
-        </w:rPr>
-        <w:t>Capacity 9 with used 0, 9, 10 and Boolean True. Give outcomes.</w:t>
-      </w:r>
-    </w:p>
-    <w:p>
-      <w:pPr>
-        <w:pStyle w:val="Heading3"/>
-      </w:pPr>
-      <w:r>
-        <w:t>My reasoning and evidence</w:t>
-      </w:r>
-    </w:p>
-    <w:p>
-      <w:r>
-        <w:t>________________________________________________________________</w:t>
-      </w:r>
-    </w:p>
-    <w:p>
-      <w:r>
-        <w:t>________________________________________________________________</w:t>
-      </w:r>
-    </w:p>
-    <w:p>
-      <w:r>
-        <w:t>________________________________________________________________</w:t>
-      </w:r>
-    </w:p>
-    <w:p>
-      <w:r>
-        <w:t>________________________________________________________________</w:t>
-      </w:r>
-    </w:p>
-    <w:p>
-      <w:r>
-        <w:t>________________________________________________________________</w:t>
-      </w:r>
-    </w:p>
-    <w:p>
-      <w:r>
-        <w:t>________________________________________________________________</w:t>
-      </w:r>
-    </w:p>
-    <w:p>
-      <w:r>
-        <w:t>________________________________________________________________</w:t>
-      </w:r>
-    </w:p>
-    <w:p>
-      <w:r>
-        <w:t>________________________________________________________________</w:t>
-      </w:r>
-    </w:p>
-    <w:p>
-      <w:pPr>
-        <w:pStyle w:val="Heading1"/>
-      </w:pPr>
-      <w:r>
-        <w:t>09. W5 Design a revealing follow-up</w:t>
-      </w:r>
-    </w:p>
-    <w:p>
-      <w:r>
-        <w:t>Design a revealing follow-up. Apply the supplied Testing pure components facts and keep your reasoning.</w:t>
-      </w:r>
-    </w:p>
-    <w:p>
-      <w:pPr>
-        <w:spacing w:line="336" w:lineRule="auto" w:after="180"/>
-      </w:pPr>
-      <w:r>
-        <w:rPr>
-          <w:b w:val="0"/>
-        </w:rPr>
-        <w:t xml:space="preserve">For the worked scenario, propose one additional case that could reveal a failure, describe its </w:t>
-      </w:r>
-      <w:r>
-        <w:rPr>
-          <w:b/>
-        </w:rPr>
-        <w:t>expected outcome</w:t>
-      </w:r>
-      <w:r>
-        <w:rPr>
-          <w:b w:val="0"/>
-        </w:rPr>
-        <w:t xml:space="preserve"> before running it, and explain what would need to remain fixed for a fair comparison.</w:t>
-      </w:r>
-    </w:p>
-    <w:p>
-      <w:pPr>
-        <w:spacing w:line="336" w:lineRule="auto" w:after="180"/>
-      </w:pPr>
-      <w:r>
-        <w:rPr>
-          <w:b w:val="0"/>
-        </w:rPr>
-        <w:t>Do not reuse W4 as a new final test after receiving feedback.</w:t>
-      </w:r>
-    </w:p>
-    <w:p>
-      <w:pPr>
-        <w:pStyle w:val="Heading3"/>
-      </w:pPr>
-      <w:r>
-        <w:t>My reasoning and evidence</w:t>
-      </w:r>
-    </w:p>
-    <w:p>
-      <w:r>
-        <w:t>________________________________________________________________</w:t>
-      </w:r>
-    </w:p>
-    <w:p>
-      <w:r>
-        <w:t>________________________________________________________________</w:t>
-      </w:r>
-    </w:p>
-    <w:p>
-      <w:r>
-        <w:t>________________________________________________________________</w:t>
-      </w:r>
-    </w:p>
-    <w:p>
-      <w:r>
-        <w:t>________________________________________________________________</w:t>
-      </w:r>
-    </w:p>
-    <w:p>
-      <w:r>
-        <w:t>________________________________________________________________</w:t>
-      </w:r>
-    </w:p>
-    <w:p>
-      <w:r>
-        <w:t>________________________________________________________________</w:t>
-      </w:r>
-    </w:p>
-    <w:p>
-      <w:r>
-        <w:t>________________________________________________________________</w:t>
-      </w:r>
-    </w:p>
-    <w:p>
-      <w:pPr>
-        <w:pStyle w:val="Heading1"/>
-      </w:pPr>
-      <w:r>
-        <w:t>10. Project checkpoint and reflection</w:t>
-      </w:r>
-    </w:p>
-    <w:p>
-      <w:r>
-        <w:t>Connect Testing pure components to Grounded Learning Service, identify a limit and choose the next useful test.</w:t>
-      </w:r>
-    </w:p>
-    <w:p>
-      <w:pPr>
-        <w:spacing w:line="336" w:lineRule="auto" w:after="180"/>
-      </w:pPr>
-      <w:r>
-        <w:rPr>
-          <w:b w:val="0"/>
-        </w:rPr>
-        <w:t xml:space="preserve">Add a labelled testing pure components </w:t>
-      </w:r>
-      <w:r>
-        <w:rPr>
-          <w:b/>
-        </w:rPr>
-        <w:t>evidence</w:t>
-      </w:r>
-      <w:r>
-        <w:rPr>
-          <w:b w:val="0"/>
-        </w:rPr>
-        <w:t xml:space="preserve"> sheet to Grounded Learning Service. Show how you can explain the </w:t>
-      </w:r>
-      <w:r>
-        <w:rPr>
-          <w:b/>
-        </w:rPr>
-        <w:t>mechanism</w:t>
-      </w:r>
-      <w:r>
-        <w:rPr>
-          <w:b w:val="0"/>
-        </w:rPr>
-        <w:t xml:space="preserve"> and terminology of testing pure components.</w:t>
-      </w:r>
-    </w:p>
-    <w:p>
-      <w:pPr>
-        <w:spacing w:line="336" w:lineRule="auto" w:after="180"/>
-      </w:pPr>
-      <w:r>
-        <w:rPr>
-          <w:b w:val="0"/>
-        </w:rPr>
-        <w:t xml:space="preserve">Use the supplied fictional case and keep its </w:t>
-      </w:r>
-      <w:r>
-        <w:rPr>
-          <w:b/>
-        </w:rPr>
-        <w:t>input</w:t>
-      </w:r>
-      <w:r>
-        <w:rPr>
-          <w:b w:val="0"/>
-        </w:rPr>
-        <w:t xml:space="preserve">s, intermediate steps, calculation or </w:t>
-      </w:r>
-      <w:r>
-        <w:rPr>
-          <w:b/>
-        </w:rPr>
-        <w:t>prediction</w:t>
-      </w:r>
-      <w:r>
-        <w:rPr>
-          <w:b w:val="0"/>
-        </w:rPr>
-        <w:t>, and limitation. Connect this record to last week’s record; a matching answer without a trace is insufficient.</w:t>
-      </w:r>
-    </w:p>
-    <w:p>
-      <w:pPr>
-        <w:pStyle w:val="Heading3"/>
-      </w:pPr>
-      <w:r>
-        <w:t>My project change, supporting evidence and remaining limit</w:t>
-      </w:r>
-    </w:p>
-    <w:p>
-      <w:r>
-        <w:t>________________________________________________________________</w:t>
-      </w:r>
-    </w:p>
-    <w:p>
-      <w:r>
-        <w:t>________________________________________________________________</w:t>
-      </w:r>
-    </w:p>
-    <w:p>
-      <w:r>
-        <w:t>________________________________________________________________</w:t>
-      </w:r>
-    </w:p>
-    <w:p>
-      <w:r>
-        <w:t>________________________________________________________________</w:t>
-      </w:r>
-    </w:p>
-    <w:p>
-      <w:r>
-        <w:t>________________________________________________________________</w:t>
-      </w:r>
-    </w:p>
-    <w:p>
-      <w:r>
-        <w:t>________________________________________________________________</w:t>
-      </w:r>
-    </w:p>
-    <w:p>
-      <w:pPr>
-        <w:pStyle w:val="Heading1"/>
-      </w:pPr>
-      <w:r>
-        <w:t>11. Feedback, return check and learning record</w:t>
-      </w:r>
-    </w:p>
-    <w:p>
-      <w:r>
-        <w:t>Record the first repaired step and a different case to revisit after a delay.</w:t>
+        <w:t>11. Feedback · Repair and return</w:t>
+      </w:r>
+    </w:p>
+    <w:p>
+      <w:r>
+        <w:t>Keep this task’s inputs,rule and response together.</w:t>
+      </w:r>
+    </w:p>
+    <w:p>
+      <w:pPr>
+        <w:pStyle w:val="Heading2"/>
+      </w:pPr>
+      <w:r>
+        <w:t>Complete task and evidence</w:t>
       </w:r>
     </w:p>
     <w:tbl>
@@ -1208,12 +840,9 @@
     </w:tbl>
     <w:p>
       <w:pPr>
-        <w:spacing w:line="336" w:lineRule="auto" w:after="180"/>
-      </w:pPr>
-      <w:r>
-        <w:rPr>
-          <w:b w:val="0"/>
-        </w:rPr>
+        <w:pStyle w:val="ListBullet"/>
+      </w:pPr>
+      <w:r>
         <w:t>Revisit this idea with your teacher after a delay. Familiarity is different from explaining and using it on a changed case.</w:t>
       </w:r>
     </w:p>
@@ -1222,70 +851,322 @@
         <w:pStyle w:val="Heading1"/>
       </w:pPr>
       <w:r>
-        <w:t>12. Pictorial case practice: Testing pure components</w:t>
-      </w:r>
-    </w:p>
-    <w:p>
-      <w:r>
-        <w:t>Test a room formatter alone. A pure function returns "Room " plus a supplied positive integer. Explain the labelled step before checking the changed condition.</w:t>
-      </w:r>
-    </w:p>
-    <w:p>
-      <w:pPr>
-        <w:spacing w:line="336" w:lineRule="auto" w:after="180"/>
-      </w:pPr>
-      <w:r>
-        <w:rPr>
-          <w:b w:val="0"/>
-        </w:rPr>
-        <w:t xml:space="preserve">Test a room formatter alone. A </w:t>
-      </w:r>
-      <w:r>
-        <w:rPr>
-          <w:b/>
-        </w:rPr>
-        <w:t>pure function</w:t>
-      </w:r>
-      <w:r>
-        <w:rPr>
-          <w:b w:val="0"/>
-        </w:rPr>
-        <w:t xml:space="preserve"> returns "Room " plus a supplied positive integer.</w:t>
-      </w:r>
-    </w:p>
-    <w:p>
-      <w:pPr>
-        <w:spacing w:line="336" w:lineRule="auto" w:after="180"/>
-      </w:pPr>
-      <w:r>
-        <w:rPr>
-          <w:b w:val="0"/>
-        </w:rPr>
-        <w:t xml:space="preserve">Accepted </w:t>
-      </w:r>
-      <w:r>
-        <w:rPr>
-          <w:b/>
-        </w:rPr>
-        <w:t>input</w:t>
-      </w:r>
-      <w:r>
-        <w:rPr>
-          <w:b w:val="0"/>
-        </w:rPr>
-        <w:t xml:space="preserve">s are positive integers. Expected </w:t>
-      </w:r>
-      <w:r>
-        <w:rPr>
-          <w:b/>
-        </w:rPr>
-        <w:t>output</w:t>
-      </w:r>
-      <w:r>
-        <w:rPr>
-          <w:b w:val="0"/>
-        </w:rPr>
-        <w:t>s: 7→"Room 7"; 12→"Room 12".</w:t>
+        <w:t>Reference bank and extra practice</w:t>
+      </w:r>
+    </w:p>
+    <w:p>
+      <w:pPr>
+        <w:pStyle w:val="Heading1"/>
+      </w:pPr>
+      <w:r>
+        <w:t>02. Reference · Supported W2 record</w:t>
+      </w:r>
+    </w:p>
+    <w:p>
+      <w:r>
+        <w:t>Keep this task’s inputs,rule and response together.</w:t>
+      </w:r>
+    </w:p>
+    <w:p>
+      <w:pPr>
+        <w:pStyle w:val="Heading2"/>
+      </w:pPr>
+      <w:r>
+        <w:t>Complete task and evidence</w:t>
+      </w:r>
+    </w:p>
+    <w:p>
+      <w:pPr>
+        <w:pStyle w:val="ListBullet"/>
+      </w:pPr>
+      <w:r>
+        <w:t>Use W2: Trace the worked case for Testing pure components. Record the answer once; the lesson and workbook refer to the same attempt.</w:t>
+      </w:r>
+    </w:p>
+    <w:tbl>
+      <w:tblPr>
+        <w:tblStyle w:val="LightShading-Accent1"/>
+        <w:tblW w:type="auto" w:w="0"/>
+        <w:tblLook w:firstColumn="1" w:firstRow="1" w:lastColumn="0" w:lastRow="0" w:noHBand="0" w:noVBand="1" w:val="04A0"/>
+      </w:tblPr>
+      <w:tblGrid>
+        <w:gridCol w:w="2556"/>
+        <w:gridCol w:w="2556"/>
+        <w:gridCol w:w="2556"/>
+        <w:gridCol w:w="2556"/>
+      </w:tblGrid>
+      <w:tr>
+        <w:trPr>
+          <w:tblHeader/>
+        </w:trPr>
+        <w:tc>
+          <w:tcPr>
+            <w:tcW w:type="dxa" w:w="2556"/>
+          </w:tcPr>
+          <w:p>
+            <w:r>
+              <w:t>Given inputs</w:t>
+            </w:r>
+          </w:p>
+        </w:tc>
+        <w:tc>
+          <w:tcPr>
+            <w:tcW w:type="dxa" w:w="2556"/>
+          </w:tcPr>
+          <w:p>
+            <w:r>
+              <w:t>Procedure I chose</w:t>
+            </w:r>
+          </w:p>
+        </w:tc>
+        <w:tc>
+          <w:tcPr>
+            <w:tcW w:type="dxa" w:w="2556"/>
+          </w:tcPr>
+          <w:p>
+            <w:r>
+              <w:t>Middle steps</w:t>
+            </w:r>
+          </w:p>
+        </w:tc>
+        <w:tc>
+          <w:tcPr>
+            <w:tcW w:type="dxa" w:w="2556"/>
+          </w:tcPr>
+          <w:p>
+            <w:r>
+              <w:t>Result and check</w:t>
+            </w:r>
+          </w:p>
+        </w:tc>
+      </w:tr>
+      <w:tr>
+        <w:tc>
+          <w:tcPr>
+            <w:tcW w:type="dxa" w:w="2556"/>
+          </w:tcPr>
+          <w:p>
+            <w:r/>
+          </w:p>
+        </w:tc>
+        <w:tc>
+          <w:tcPr>
+            <w:tcW w:type="dxa" w:w="2556"/>
+          </w:tcPr>
+          <w:p>
+            <w:r/>
+          </w:p>
+        </w:tc>
+        <w:tc>
+          <w:tcPr>
+            <w:tcW w:type="dxa" w:w="2556"/>
+          </w:tcPr>
+          <w:p>
+            <w:r/>
+          </w:p>
+        </w:tc>
+        <w:tc>
+          <w:tcPr>
+            <w:tcW w:type="dxa" w:w="2556"/>
+          </w:tcPr>
+          <w:p>
+            <w:r/>
+          </w:p>
+        </w:tc>
+      </w:tr>
+    </w:tbl>
+    <w:p>
+      <w:pPr>
+        <w:pStyle w:val="Heading3"/>
+      </w:pPr>
+      <w:r>
+        <w:t>The step I completed without help, and the hint I needed</w:t>
+      </w:r>
+    </w:p>
+    <w:p>
+      <w:r>
+        <w:t>________________________________________________________________</w:t>
+      </w:r>
+    </w:p>
+    <w:p>
+      <w:r>
+        <w:t>________________________________________________________________</w:t>
+      </w:r>
+    </w:p>
+    <w:p>
+      <w:r>
+        <w:t>________________________________________________________________</w:t>
+      </w:r>
+    </w:p>
+    <w:p>
+      <w:pPr>
+        <w:pStyle w:val="Heading1"/>
+      </w:pPr>
+      <w:r>
+        <w:t>03. Extra practice · Individual reasoning check</w:t>
+      </w:r>
+    </w:p>
+    <w:p>
+      <w:r>
+        <w:t>Keep this task’s inputs,rule and response together.</w:t>
+      </w:r>
+    </w:p>
+    <w:p>
+      <w:pPr>
+        <w:pStyle w:val="Heading2"/>
+      </w:pPr>
+      <w:r>
+        <w:t>Complete task and evidence</w:t>
+      </w:r>
+    </w:p>
+    <w:p>
+      <w:pPr>
+        <w:pStyle w:val="ListBullet"/>
+      </w:pPr>
+      <w:r>
+        <w:t>Use the worked case for Testing pure components. Proposed explanation: “The worked result establishes every future case”. Decide whether this explanation is supported. Point to the step or supplied fact that decides; explain your repair if needed.</w:t>
+      </w:r>
+    </w:p>
+    <w:p>
+      <w:pPr>
+        <w:pStyle w:val="Heading3"/>
+      </w:pPr>
+      <w:r>
+        <w:t>My explanation before partner discussion</w:t>
+      </w:r>
+    </w:p>
+    <w:p>
+      <w:r>
+        <w:t>________________________________________________________________</w:t>
+      </w:r>
+    </w:p>
+    <w:p>
+      <w:r>
+        <w:t>________________________________________________________________</w:t>
+      </w:r>
+    </w:p>
+    <w:p>
+      <w:r>
+        <w:t>________________________________________________________________</w:t>
+      </w:r>
+    </w:p>
+    <w:p>
+      <w:r>
+        <w:t>________________________________________________________________</w:t>
+      </w:r>
+    </w:p>
+    <w:p>
+      <w:pPr>
+        <w:pStyle w:val="Heading1"/>
+      </w:pPr>
+      <w:r>
+        <w:t>08. Reference · Earlier W4 response copy</w:t>
+      </w:r>
+    </w:p>
+    <w:p>
+      <w:r>
+        <w:t>Keep this task’s inputs,rule and response together.</w:t>
+      </w:r>
+    </w:p>
+    <w:p>
+      <w:pPr>
+        <w:pStyle w:val="Heading2"/>
+      </w:pPr>
+      <w:r>
+        <w:t>Complete task and evidence</w:t>
+      </w:r>
+    </w:p>
+    <w:p>
+      <w:pPr>
+        <w:pStyle w:val="ListBullet"/>
+      </w:pPr>
+      <w:r>
+        <w:t>Capacity 9 with used 0, 9, 10 and Boolean True. Give outcomes.</w:t>
+      </w:r>
+    </w:p>
+    <w:p>
+      <w:pPr>
+        <w:pStyle w:val="Heading3"/>
+      </w:pPr>
+      <w:r>
+        <w:t>My reasoning and evidence</w:t>
+      </w:r>
+    </w:p>
+    <w:p>
+      <w:r>
+        <w:t>________________________________________________________________</w:t>
+      </w:r>
+    </w:p>
+    <w:p>
+      <w:r>
+        <w:t>________________________________________________________________</w:t>
+      </w:r>
+    </w:p>
+    <w:p>
+      <w:r>
+        <w:t>________________________________________________________________</w:t>
+      </w:r>
+    </w:p>
+    <w:p>
+      <w:r>
+        <w:t>________________________________________________________________</w:t>
+      </w:r>
+    </w:p>
+    <w:p>
+      <w:r>
+        <w:t>________________________________________________________________</w:t>
+      </w:r>
+    </w:p>
+    <w:p>
+      <w:r>
+        <w:t>________________________________________________________________</w:t>
+      </w:r>
+    </w:p>
+    <w:p>
+      <w:r>
+        <w:t>________________________________________________________________</w:t>
+      </w:r>
+    </w:p>
+    <w:p>
+      <w:r>
+        <w:t>________________________________________________________________</w:t>
+      </w:r>
+    </w:p>
+    <w:p>
+      <w:pPr>
+        <w:pStyle w:val="Heading1"/>
+      </w:pPr>
+      <w:r>
+        <w:t>12. Extra practice · Pictured case</w:t>
+      </w:r>
+    </w:p>
+    <w:p>
+      <w:r>
+        <w:t>Keep this task’s inputs,rule and response together.</w:t>
+      </w:r>
+    </w:p>
+    <w:p>
+      <w:pPr>
+        <w:pStyle w:val="Heading2"/>
+      </w:pPr>
+      <w:r>
+        <w:t>Complete task and evidence</w:t>
+      </w:r>
+    </w:p>
+    <w:p>
+      <w:pPr>
+        <w:pStyle w:val="ListBullet"/>
+      </w:pPr>
+      <w:r>
+        <w:t>Test a room formatter alone. A pure function returns "Room " plus a supplied positive integer.</w:t>
+      </w:r>
+    </w:p>
+    <w:p>
+      <w:pPr>
+        <w:pStyle w:val="ListBullet"/>
+      </w:pPr>
+      <w:r>
+        <w:t>Accepted inputs are positive integers. Expected outputs: 7→"Room 7"; 12→"Room 12".</w:t>
       </w:r>
     </w:p>
     <w:p>
@@ -1326,38 +1207,10 @@
     </w:p>
     <w:p>
       <w:pPr>
-        <w:spacing w:line="336" w:lineRule="auto" w:after="180"/>
-        <w:shd w:fill="F5F1FB"/>
-      </w:pPr>
-      <w:r>
-        <w:rPr>
-          <w:b w:val="0"/>
-        </w:rPr>
-        <w:t xml:space="preserve">Predict the formatter </w:t>
-      </w:r>
-      <w:r>
-        <w:rPr>
-          <w:b/>
-        </w:rPr>
-        <w:t>output</w:t>
-      </w:r>
-      <w:r>
-        <w:rPr>
-          <w:b w:val="0"/>
-        </w:rPr>
-        <w:t xml:space="preserve">s for 7 and 12, including spacing. Why does </w:t>
-      </w:r>
-      <w:r>
-        <w:rPr>
-          <w:b/>
-        </w:rPr>
-        <w:t>input</w:t>
-      </w:r>
-      <w:r>
-        <w:rPr>
-          <w:b w:val="0"/>
-        </w:rPr>
-        <w:t xml:space="preserve"> 0 need rejection under this contract rather than an ordinary formatted response?</w:t>
+        <w:pStyle w:val="ListBullet"/>
+      </w:pPr>
+      <w:r>
+        <w:t>Predict the formatter outputs for 7 and 12, including spacing. Why does input 0 need rejection under this contract rather than an ordinary formatted response?</w:t>
       </w:r>
     </w:p>
     <w:p>
@@ -1400,57 +1253,18 @@
     </w:p>
     <w:p>
       <w:pPr>
-        <w:pStyle w:val="Heading3"/>
-      </w:pPr>
-      <w:r>
-        <w:t>Record the help used</w:t>
-      </w:r>
-    </w:p>
-    <w:p>
-      <w:pPr>
-        <w:spacing w:line="336" w:lineRule="auto" w:after="180"/>
-        <w:shd w:fill="F1F6F8"/>
-      </w:pPr>
-      <w:r>
-        <w:rPr>
-          <w:b w:val="0"/>
-        </w:rPr>
-        <w:t xml:space="preserve">Support used: alone / hint / worked example. This record is practice </w:t>
-      </w:r>
-      <w:r>
-        <w:rPr>
-          <w:b/>
-        </w:rPr>
-        <w:t>evidence</w:t>
-      </w:r>
-      <w:r>
-        <w:rPr>
-          <w:b w:val="0"/>
-        </w:rPr>
-        <w:t>.</w:t>
-      </w:r>
-    </w:p>
-    <w:p>
-      <w:pPr>
-        <w:spacing w:line="336" w:lineRule="auto" w:after="180"/>
-      </w:pPr>
-      <w:r>
-        <w:rPr>
-          <w:b w:val="0"/>
-        </w:rPr>
-        <w:t xml:space="preserve">Project connection: For the Grounded Learning Service, retain an annotated trace and the changed-case result. Name the contract or </w:t>
-      </w:r>
-      <w:r>
-        <w:rPr>
-          <w:b/>
-        </w:rPr>
-        <w:t>evidence</w:t>
-      </w:r>
-      <w:r>
-        <w:rPr>
-          <w:b w:val="0"/>
-        </w:rPr>
-        <w:t xml:space="preserve"> that makes the deciding step valid, so another team can review it.</w:t>
+        <w:pStyle w:val="ListBullet"/>
+      </w:pPr>
+      <w:r>
+        <w:t>Support used: alone / hint / worked example. This record is practice evidence.</w:t>
+      </w:r>
+    </w:p>
+    <w:p>
+      <w:pPr>
+        <w:pStyle w:val="ListBullet"/>
+      </w:pPr>
+      <w:r>
+        <w:t>Project connection: For the Grounded Learning Service, retain an annotated trace and the changed-case result. Name the contract or evidence that makes the deciding step valid, so another team can review it.</w:t>
       </w:r>
     </w:p>
     <w:p>
@@ -1458,81 +1272,44 @@
         <w:pStyle w:val="Heading1"/>
       </w:pPr>
       <w:r>
-        <w:t>13. Project portfolio milestone</w:t>
-      </w:r>
-    </w:p>
-    <w:p>
-      <w:r>
-        <w:t>Keep this week’s input, deciding step, result and limit together in the Grounded Learning Service record.</w:t>
-      </w:r>
-    </w:p>
-    <w:p>
-      <w:pPr>
-        <w:spacing w:line="336" w:lineRule="auto" w:after="180"/>
-      </w:pPr>
-      <w:r>
-        <w:rPr>
-          <w:b w:val="0"/>
-        </w:rPr>
+        <w:t>13. Reference · Project milestone</w:t>
+      </w:r>
+    </w:p>
+    <w:p>
+      <w:r>
+        <w:t>Keep this task’s inputs,rule and response together.</w:t>
+      </w:r>
+    </w:p>
+    <w:p>
+      <w:pPr>
+        <w:pStyle w:val="Heading2"/>
+      </w:pPr>
+      <w:r>
+        <w:t>Complete task and evidence</w:t>
+      </w:r>
+    </w:p>
+    <w:p>
+      <w:pPr>
+        <w:pStyle w:val="ListBullet"/>
+      </w:pPr>
+      <w:r>
         <w:t>Project: Grounded Learning Service</w:t>
       </w:r>
     </w:p>
     <w:p>
       <w:pPr>
-        <w:spacing w:line="336" w:lineRule="auto" w:after="180"/>
-      </w:pPr>
-      <w:r>
-        <w:rPr>
-          <w:b w:val="0"/>
-        </w:rPr>
-        <w:t xml:space="preserve">Current milestone: Make a transparent first version. Keep a trace of how one </w:t>
-      </w:r>
-      <w:r>
-        <w:rPr>
-          <w:b/>
-        </w:rPr>
-        <w:t>input</w:t>
-      </w:r>
-      <w:r>
-        <w:rPr>
-          <w:b w:val="0"/>
-        </w:rPr>
-        <w:t xml:space="preserve"> becomes an </w:t>
-      </w:r>
-      <w:r>
-        <w:rPr>
-          <w:b/>
-        </w:rPr>
-        <w:t>output</w:t>
-      </w:r>
-      <w:r>
-        <w:rPr>
-          <w:b w:val="0"/>
-        </w:rPr>
-        <w:t>; explain the rule or learned component.</w:t>
-      </w:r>
-    </w:p>
-    <w:p>
-      <w:pPr>
-        <w:spacing w:line="336" w:lineRule="auto" w:after="180"/>
-      </w:pPr>
-      <w:r>
-        <w:rPr>
-          <w:b w:val="0"/>
-        </w:rPr>
-        <w:t xml:space="preserve">For the Grounded Learning Service, retain an annotated trace and the changed-case result. Name the contract or </w:t>
-      </w:r>
-      <w:r>
-        <w:rPr>
-          <w:b/>
-        </w:rPr>
-        <w:t>evidence</w:t>
-      </w:r>
-      <w:r>
-        <w:rPr>
-          <w:b w:val="0"/>
-        </w:rPr>
-        <w:t xml:space="preserve"> that makes the deciding step valid, so another team can review it.</w:t>
+        <w:pStyle w:val="ListBullet"/>
+      </w:pPr>
+      <w:r>
+        <w:t>Current milestone: Make a transparent first version. Keep a trace of how one input becomes an output; explain the rule or learned component.</w:t>
+      </w:r>
+    </w:p>
+    <w:p>
+      <w:pPr>
+        <w:pStyle w:val="ListBullet"/>
+      </w:pPr>
+      <w:r>
+        <w:t>For the Grounded Learning Service, retain an annotated trace and the changed-case result. Name the contract or evidence that makes the deciding step valid, so another team can review it.</w:t>
       </w:r>
     </w:p>
     <w:tbl>
@@ -1689,12 +1466,514 @@
         <w:pStyle w:val="Heading1"/>
       </w:pPr>
       <w:r>
-        <w:t>14. Supported practice and learning evidence</w:t>
-      </w:r>
-    </w:p>
-    <w:p>
-      <w:r>
-        <w:t>Try the supported questions before comparing with hints and feedback. Record what you repaired and the evidence you retained.</w:t>
+        <w:t>14. Extra practice · Predict,check and repair</w:t>
+      </w:r>
+    </w:p>
+    <w:p>
+      <w:r>
+        <w:t>Keep supported feedback separate from the independent case.</w:t>
+      </w:r>
+    </w:p>
+    <w:p>
+      <w:pPr>
+        <w:pStyle w:val="Heading2"/>
+      </w:pPr>
+      <w:r>
+        <w:t>First supported question and optional hint</w:t>
+      </w:r>
+    </w:p>
+    <w:p>
+      <w:pPr>
+        <w:pStyle w:val="ListBullet"/>
+      </w:pPr>
+      <w:r>
+        <w:t>Test a room formatter alone. A pure function returns "Room " plus a supplied positive integer.</w:t>
+      </w:r>
+    </w:p>
+    <w:p>
+      <w:pPr>
+        <w:pStyle w:val="Heading3"/>
+      </w:pPr>
+      <w:r>
+        <w:t>Practice 1: explain the deciding evidence</w:t>
+      </w:r>
+    </w:p>
+    <w:p>
+      <w:pPr>
+        <w:pStyle w:val="ListBullet"/>
+      </w:pPr>
+      <w:r>
+        <w:t>Which labelled step matches this detail? The same fixed procedure produces Room 12.</w:t>
+      </w:r>
+    </w:p>
+    <w:p>
+      <w:pPr>
+        <w:pStyle w:val="ListBullet"/>
+      </w:pPr>
+      <w:r>
+        <w:t>1. Call with 12</w:t>
+      </w:r>
+    </w:p>
+    <w:p>
+      <w:pPr>
+        <w:pStyle w:val="ListBullet"/>
+      </w:pPr>
+      <w:r>
+        <w:t>2. Compare exact text</w:t>
+      </w:r>
+    </w:p>
+    <w:p>
+      <w:pPr>
+        <w:pStyle w:val="ListBullet"/>
+      </w:pPr>
+      <w:r>
+        <w:t>3. Call with 7</w:t>
+      </w:r>
+    </w:p>
+    <w:p>
+      <w:pPr>
+        <w:pStyle w:val="Heading3"/>
+      </w:pPr>
+      <w:r>
+        <w:t>My selected conclusion, deciding fact and explanation</w:t>
+      </w:r>
+    </w:p>
+    <w:p>
+      <w:r>
+        <w:t>________________________________________________________________</w:t>
+      </w:r>
+    </w:p>
+    <w:p>
+      <w:r>
+        <w:t>________________________________________________________________</w:t>
+      </w:r>
+    </w:p>
+    <w:p>
+      <w:r>
+        <w:t>________________________________________________________________</w:t>
+      </w:r>
+    </w:p>
+    <w:p>
+      <w:r>
+        <w:t>________________________________________________________________</w:t>
+      </w:r>
+    </w:p>
+    <w:p>
+      <w:r>
+        <w:t>________________________________________________________________</w:t>
+      </w:r>
+    </w:p>
+    <w:p>
+      <w:pPr>
+        <w:pStyle w:val="ListBullet"/>
+      </w:pPr>
+      <w:r>
+        <w:t>Hint if needed: Read the steps in the pictorial case. Match the supplied detail to the stage that performs or records it.</w:t>
+      </w:r>
+    </w:p>
+    <w:p>
+      <w:pPr>
+        <w:pStyle w:val="Heading2"/>
+      </w:pPr>
+      <w:r>
+        <w:t>Check after the first attempt · reference / check after trying</w:t>
+      </w:r>
+    </w:p>
+    <w:p>
+      <w:pPr>
+        <w:spacing w:line="336" w:lineRule="auto" w:after="180"/>
+      </w:pPr>
+      <w:r>
+        <w:rPr>
+          <w:b w:val="0"/>
+        </w:rPr>
+        <w:t xml:space="preserve">After your attempt, compare with the supported explanation: Call with 12 The same fixed procedure produces Room 12. A pure component depends on its accepted </w:t>
+      </w:r>
+      <w:r>
+        <w:rPr>
+          <w:b/>
+        </w:rPr>
+        <w:t>input</w:t>
+      </w:r>
+      <w:r>
+        <w:rPr>
+          <w:b w:val="0"/>
+        </w:rPr>
+        <w:t>, not a clock, network or model.</w:t>
+      </w:r>
+    </w:p>
+    <w:p>
+      <w:pPr>
+        <w:spacing w:line="336" w:lineRule="auto" w:after="180"/>
+      </w:pPr>
+      <w:r>
+        <w:rPr>
+          <w:b w:val="0"/>
+        </w:rPr>
+        <w:t>Isolating it makes failures easier to locate.</w:t>
+      </w:r>
+    </w:p>
+    <w:p>
+      <w:pPr>
+        <w:pStyle w:val="Heading2"/>
+      </w:pPr>
+      <w:r>
+        <w:t>Changed-case question and optional hint</w:t>
+      </w:r>
+    </w:p>
+    <w:p>
+      <w:pPr>
+        <w:pStyle w:val="Heading3"/>
+      </w:pPr>
+      <w:r>
+        <w:t>Practice 2: explain the deciding evidence</w:t>
+      </w:r>
+    </w:p>
+    <w:p>
+      <w:pPr>
+        <w:pStyle w:val="ListBullet"/>
+      </w:pPr>
+      <w:r>
+        <w:t>Changed-case practice: Supply zero instead of 7. Which conclusion is supported by the supplied facts?</w:t>
+      </w:r>
+    </w:p>
+    <w:p>
+      <w:pPr>
+        <w:pStyle w:val="ListBullet"/>
+      </w:pPr>
+      <w:r>
+        <w:t>1. This one example guarantees correct results for every future input.</w:t>
+      </w:r>
+    </w:p>
+    <w:p>
+      <w:pPr>
+        <w:pStyle w:val="ListBullet"/>
+      </w:pPr>
+      <w:r>
+        <w:t>2. Reject the input under the stated positive-integer contract.</w:t>
+      </w:r>
+    </w:p>
+    <w:p>
+      <w:pPr>
+        <w:pStyle w:val="ListBullet"/>
+      </w:pPr>
+      <w:r>
+        <w:t>3. We can decide the result without examining the changed input or the procedure.</w:t>
+      </w:r>
+    </w:p>
+    <w:p>
+      <w:pPr>
+        <w:pStyle w:val="Heading3"/>
+      </w:pPr>
+      <w:r>
+        <w:t>My selected conclusion, deciding fact and explanation</w:t>
+      </w:r>
+    </w:p>
+    <w:p>
+      <w:r>
+        <w:t>________________________________________________________________</w:t>
+      </w:r>
+    </w:p>
+    <w:p>
+      <w:r>
+        <w:t>________________________________________________________________</w:t>
+      </w:r>
+    </w:p>
+    <w:p>
+      <w:r>
+        <w:t>________________________________________________________________</w:t>
+      </w:r>
+    </w:p>
+    <w:p>
+      <w:r>
+        <w:t>________________________________________________________________</w:t>
+      </w:r>
+    </w:p>
+    <w:p>
+      <w:r>
+        <w:t>________________________________________________________________</w:t>
+      </w:r>
+    </w:p>
+    <w:p>
+      <w:pPr>
+        <w:pStyle w:val="ListBullet"/>
+      </w:pPr>
+      <w:r>
+        <w:t>Hint if needed: Use the changed condition and the deciding step in the pictorial trace. The answer must say what follows from those facts.</w:t>
+      </w:r>
+    </w:p>
+    <w:p>
+      <w:pPr>
+        <w:pStyle w:val="Heading2"/>
+      </w:pPr>
+      <w:r>
+        <w:t>Check after the changed attempt · reference / check after trying</w:t>
+      </w:r>
+    </w:p>
+    <w:p>
+      <w:pPr>
+        <w:spacing w:line="336" w:lineRule="auto" w:after="180"/>
+      </w:pPr>
+      <w:r>
+        <w:rPr>
+          <w:b w:val="0"/>
+        </w:rPr>
+        <w:t xml:space="preserve">After your attempt, compare with the supported explanation: Reject the </w:t>
+      </w:r>
+      <w:r>
+        <w:rPr>
+          <w:b/>
+        </w:rPr>
+        <w:t>input</w:t>
+      </w:r>
+      <w:r>
+        <w:rPr>
+          <w:b w:val="0"/>
+        </w:rPr>
+        <w:t xml:space="preserve"> under the stated positive-integer contract. Zero has the right type but violates the value requirement.</w:t>
+      </w:r>
+    </w:p>
+    <w:p>
+      <w:pPr>
+        <w:pStyle w:val="Heading2"/>
+      </w:pPr>
+      <w:r>
+        <w:t>Repair and retain the record</w:t>
+      </w:r>
+    </w:p>
+    <w:p>
+      <w:pPr>
+        <w:spacing w:line="336" w:lineRule="auto" w:after="180"/>
+      </w:pPr>
+      <w:r>
+        <w:rPr>
+          <w:b w:val="0"/>
+        </w:rPr>
+        <w:t xml:space="preserve">Review Least privilege and tool scopes (ai-6/6). Goal: Explain the </w:t>
+      </w:r>
+      <w:r>
+        <w:rPr>
+          <w:b/>
+        </w:rPr>
+        <w:t>mechanism</w:t>
+      </w:r>
+      <w:r>
+        <w:rPr>
+          <w:b w:val="0"/>
+        </w:rPr>
+        <w:t xml:space="preserve"> and terminology of least privilege and tool scopes. Short practice: Classify read S2, write S2 and read S5 as permitted or denied.</w:t>
+      </w:r>
+    </w:p>
+    <w:p>
+      <w:pPr>
+        <w:spacing w:line="336" w:lineRule="auto" w:after="180"/>
+      </w:pPr>
+      <w:r>
+        <w:rPr>
+          <w:b w:val="0"/>
+        </w:rPr>
+        <w:t>Identify the operation or station mismatch for each denial, then reconsider after read S5 is added to trusted scope.. Return to this week and explain what you changed.</w:t>
+      </w:r>
+    </w:p>
+    <w:p>
+      <w:pPr>
+        <w:spacing w:line="336" w:lineRule="auto" w:after="180"/>
+      </w:pPr>
+      <w:r>
+        <w:rPr>
+          <w:b w:val="0"/>
+        </w:rPr>
+        <w:t xml:space="preserve">Review Configuration and secrets (ai-6/4). Goal: Explain the </w:t>
+      </w:r>
+      <w:r>
+        <w:rPr>
+          <w:b/>
+        </w:rPr>
+        <w:t>mechanism</w:t>
+      </w:r>
+      <w:r>
+        <w:rPr>
+          <w:b w:val="0"/>
+        </w:rPr>
+        <w:t xml:space="preserve"> and terminology of configuration and secrets. Short practice: Point to the public setting and the protected credential.</w:t>
+      </w:r>
+    </w:p>
+    <w:p>
+      <w:pPr>
+        <w:spacing w:line="336" w:lineRule="auto" w:after="180"/>
+      </w:pPr>
+      <w:r>
+        <w:rPr>
+          <w:b w:val="0"/>
+        </w:rPr>
+        <w:t>What changes when maximum_words becomes 60, and which information must never appear in the startup log?. Return to this week and explain what you changed.</w:t>
+      </w:r>
+    </w:p>
+    <w:p>
+      <w:pPr>
+        <w:spacing w:line="336" w:lineRule="auto" w:after="180"/>
+      </w:pPr>
+      <w:r>
+        <w:rPr>
+          <w:b w:val="0"/>
+        </w:rPr>
+        <w:t xml:space="preserve">Review Requirements and service boundaries (ai-6/1). Goal: Explain the </w:t>
+      </w:r>
+      <w:r>
+        <w:rPr>
+          <w:b/>
+        </w:rPr>
+        <w:t>mechanism</w:t>
+      </w:r>
+      <w:r>
+        <w:rPr>
+          <w:b w:val="0"/>
+        </w:rPr>
+        <w:t xml:space="preserve"> and terminology of requirements and service boundaries. Short practice: Split the museum visitor’s request into two operations.</w:t>
+      </w:r>
+    </w:p>
+    <w:p>
+      <w:pPr>
+        <w:spacing w:line="336" w:lineRule="auto" w:after="180"/>
+      </w:pPr>
+      <w:r>
+        <w:rPr>
+          <w:b w:val="0"/>
+        </w:rPr>
+        <w:t>Which can the service perform for P, and what happens to each operation when Q has no approved card?. Return to this week and explain what you changed.</w:t>
+      </w:r>
+    </w:p>
+    <w:p>
+      <w:pPr>
+        <w:spacing w:line="336" w:lineRule="auto" w:after="180"/>
+      </w:pPr>
+      <w:r>
+        <w:rPr>
+          <w:b w:val="0"/>
+        </w:rPr>
+        <w:t xml:space="preserve">The browser lab lets you edit the supported Python examples already included in this lesson. Predict first, run, inspect the actual </w:t>
+      </w:r>
+      <w:r>
+        <w:rPr>
+          <w:b/>
+        </w:rPr>
+        <w:t>output</w:t>
+      </w:r>
+      <w:r>
+        <w:rPr>
+          <w:b w:val="0"/>
+        </w:rPr>
+        <w:t xml:space="preserve"> or error, change one </w:t>
+      </w:r>
+      <w:r>
+        <w:rPr>
+          <w:b/>
+        </w:rPr>
+        <w:t>input</w:t>
+      </w:r>
+      <w:r>
+        <w:rPr>
+          <w:b w:val="0"/>
+        </w:rPr>
+        <w:t>, then run again.</w:t>
+      </w:r>
+    </w:p>
+    <w:p>
+      <w:pPr>
+        <w:spacing w:line="336" w:lineRule="auto" w:after="180"/>
+      </w:pPr>
+      <w:r>
+        <w:rPr>
+          <w:b w:val="0"/>
+        </w:rPr>
+        <w:t xml:space="preserve">Keep code, </w:t>
+      </w:r>
+      <w:r>
+        <w:rPr>
+          <w:b/>
+        </w:rPr>
+        <w:t>prediction</w:t>
+      </w:r>
+      <w:r>
+        <w:rPr>
+          <w:b w:val="0"/>
+        </w:rPr>
+        <w:t>s, actual results and a reasoned revision together. On paper, label your result as a trace rather than an execution.</w:t>
+      </w:r>
+    </w:p>
+    <w:p>
+      <w:pPr>
+        <w:spacing w:line="336" w:lineRule="auto" w:after="180"/>
+      </w:pPr>
+      <w:r>
+        <w:rPr>
+          <w:b w:val="0"/>
+        </w:rPr>
+        <w:t xml:space="preserve">Use Download completed work in the hosted lesson to export your answers, reflections, practice feedback and code-run </w:t>
+      </w:r>
+      <w:r>
+        <w:rPr>
+          <w:b/>
+        </w:rPr>
+        <w:t>evidence</w:t>
+      </w:r>
+      <w:r>
+        <w:rPr>
+          <w:b w:val="0"/>
+        </w:rPr>
+        <w:t>. Open the HTML copy to read or print it.</w:t>
+      </w:r>
+    </w:p>
+    <w:p>
+      <w:pPr>
+        <w:spacing w:line="336" w:lineRule="auto" w:after="180"/>
+      </w:pPr>
+      <w:r>
+        <w:rPr>
+          <w:b w:val="0"/>
+        </w:rPr>
+        <w:t>Drafts stay in this browser when storage is available; clear drafts on a shared device.</w:t>
+      </w:r>
+    </w:p>
+    <w:p>
+      <w:pPr>
+        <w:pStyle w:val="Heading3"/>
+      </w:pPr>
+      <w:r>
+        <w:t>What I repaired, the evidence I kept and the next test</w:t>
+      </w:r>
+    </w:p>
+    <w:p>
+      <w:r>
+        <w:t>________________________________________________________________</w:t>
+      </w:r>
+    </w:p>
+    <w:p>
+      <w:r>
+        <w:t>________________________________________________________________</w:t>
+      </w:r>
+    </w:p>
+    <w:p>
+      <w:r>
+        <w:t>________________________________________________________________</w:t>
+      </w:r>
+    </w:p>
+    <w:p>
+      <w:r>
+        <w:t>________________________________________________________________</w:t>
+      </w:r>
+    </w:p>
+    <w:p>
+      <w:r>
+        <w:t>________________________________________________________________</w:t>
+      </w:r>
+    </w:p>
+    <w:p>
+      <w:pPr>
+        <w:pStyle w:val="Heading2"/>
+      </w:pPr>
+      <w:r>
+        <w:t>Earlier wording, alternatives and picture transcripts · reference / check after trying</w:t>
       </w:r>
     </w:p>
     <w:p>
@@ -1710,80 +1989,10 @@
     </w:p>
     <w:p>
       <w:pPr>
-        <w:spacing w:line="336" w:lineRule="auto" w:after="180"/>
-      </w:pPr>
-      <w:r>
-        <w:rPr>
-          <w:b w:val="0"/>
-        </w:rPr>
-        <w:t xml:space="preserve">Test a room formatter alone. A </w:t>
-      </w:r>
-      <w:r>
-        <w:rPr>
-          <w:b/>
-        </w:rPr>
-        <w:t>pure function</w:t>
-      </w:r>
-      <w:r>
-        <w:rPr>
-          <w:b w:val="0"/>
-        </w:rPr>
-        <w:t xml:space="preserve"> returns "Room " plus a supplied positive integer.</w:t>
-      </w:r>
-    </w:p>
-    <w:p>
-      <w:pPr>
         <w:pStyle w:val="Heading3"/>
       </w:pPr>
       <w:r>
-        <w:t>Practice 1: explain the deciding evidence</w:t>
-      </w:r>
-    </w:p>
-    <w:p>
-      <w:pPr>
-        <w:spacing w:line="336" w:lineRule="auto" w:after="180"/>
-      </w:pPr>
-      <w:r>
-        <w:rPr>
-          <w:b w:val="0"/>
-        </w:rPr>
-        <w:t>Which labelled step matches this detail? The same fixed procedure produces Room 12.</w:t>
-      </w:r>
-    </w:p>
-    <w:p>
-      <w:pPr>
-        <w:spacing w:line="336" w:lineRule="auto" w:after="180"/>
-        <w:shd w:fill="F4F9FC"/>
-      </w:pPr>
-      <w:r>
-        <w:rPr>
-          <w:b w:val="0"/>
-        </w:rPr>
-        <w:t>1. Call with 12</w:t>
-      </w:r>
-    </w:p>
-    <w:p>
-      <w:pPr>
-        <w:spacing w:line="336" w:lineRule="auto" w:after="180"/>
-        <w:shd w:fill="F4F9FC"/>
-      </w:pPr>
-      <w:r>
-        <w:rPr>
-          <w:b w:val="0"/>
-        </w:rPr>
-        <w:t>2. Compare exact text</w:t>
-      </w:r>
-    </w:p>
-    <w:p>
-      <w:pPr>
-        <w:spacing w:line="336" w:lineRule="auto" w:after="180"/>
-        <w:shd w:fill="F4F9FC"/>
-      </w:pPr>
-      <w:r>
-        <w:rPr>
-          <w:b w:val="0"/>
-        </w:rPr>
-        <w:t>3. Call with 7</w:t>
+        <w:t>Repair a missing building block</w:t>
       </w:r>
     </w:p>
     <w:p>
@@ -1791,32 +2000,7 @@
         <w:pStyle w:val="Heading3"/>
       </w:pPr>
       <w:r>
-        <w:t>My selected conclusion, deciding fact and explanation</w:t>
-      </w:r>
-    </w:p>
-    <w:p>
-      <w:r>
-        <w:t>________________________________________________________________</w:t>
-      </w:r>
-    </w:p>
-    <w:p>
-      <w:r>
-        <w:t>________________________________________________________________</w:t>
-      </w:r>
-    </w:p>
-    <w:p>
-      <w:r>
-        <w:t>________________________________________________________________</w:t>
-      </w:r>
-    </w:p>
-    <w:p>
-      <w:r>
-        <w:t>________________________________________________________________</w:t>
-      </w:r>
-    </w:p>
-    <w:p>
-      <w:r>
-        <w:t>________________________________________________________________</w:t>
+        <w:t>Predict, run and debug</w:t>
       </w:r>
     </w:p>
     <w:p>
@@ -1824,517 +2008,25 @@
         <w:pStyle w:val="Heading3"/>
       </w:pPr>
       <w:r>
-        <w:t>Hint · try first</w:t>
-      </w:r>
-    </w:p>
-    <w:p>
-      <w:pPr>
-        <w:spacing w:line="336" w:lineRule="auto" w:after="180"/>
-        <w:shd w:fill="F1F6F8"/>
-      </w:pPr>
-      <w:r>
-        <w:rPr>
-          <w:b w:val="0"/>
-        </w:rPr>
-        <w:t>Hint if needed: Read the steps in the pictorial case. Match the supplied detail to the stage that performs or records it.</w:t>
-      </w:r>
-    </w:p>
-    <w:p>
-      <w:pPr>
-        <w:pStyle w:val="Heading3"/>
-      </w:pPr>
-      <w:r>
-        <w:t>Feedback · compare after trying</w:t>
-      </w:r>
-    </w:p>
-    <w:p>
-      <w:pPr>
-        <w:spacing w:line="336" w:lineRule="auto" w:after="180"/>
-        <w:shd w:fill="F1F6FC"/>
-      </w:pPr>
-      <w:r>
-        <w:rPr>
-          <w:b w:val="0"/>
-        </w:rPr>
-        <w:t xml:space="preserve">After your attempt, compare with the supported explanation: Call with 12 The same fixed procedure produces Room 12. A pure component depends on its accepted </w:t>
-      </w:r>
-      <w:r>
-        <w:rPr>
-          <w:b/>
-        </w:rPr>
-        <w:t>input</w:t>
-      </w:r>
-      <w:r>
-        <w:rPr>
-          <w:b w:val="0"/>
-        </w:rPr>
-        <w:t>, not a clock, network or model.</w:t>
-      </w:r>
-    </w:p>
-    <w:p>
-      <w:pPr>
-        <w:spacing w:line="336" w:lineRule="auto" w:after="180"/>
-        <w:shd w:fill="F1F6FC"/>
-      </w:pPr>
-      <w:r>
-        <w:rPr>
-          <w:b w:val="0"/>
-        </w:rPr>
-        <w:t>Isolating it makes failures easier to locate.</w:t>
-      </w:r>
-    </w:p>
-    <w:p>
-      <w:pPr>
-        <w:pStyle w:val="Heading3"/>
-      </w:pPr>
-      <w:r>
-        <w:t>Practice 2: explain the deciding evidence</w:t>
-      </w:r>
-    </w:p>
-    <w:p>
-      <w:pPr>
-        <w:pStyle w:val="Heading3"/>
-      </w:pPr>
-      <w:r>
-        <w:t>Changed case · predict first</w:t>
-      </w:r>
-    </w:p>
-    <w:p>
-      <w:pPr>
-        <w:spacing w:line="336" w:lineRule="auto" w:after="180"/>
-        <w:shd w:fill="F5F1FB"/>
-      </w:pPr>
-      <w:r>
-        <w:rPr>
-          <w:b w:val="0"/>
-        </w:rPr>
-        <w:t>Changed-case practice: Supply zero instead of 7. Which conclusion is supported by the supplied facts?</w:t>
-      </w:r>
-    </w:p>
-    <w:p>
-      <w:pPr>
-        <w:spacing w:line="336" w:lineRule="auto" w:after="180"/>
-        <w:shd w:fill="F4F9FC"/>
-      </w:pPr>
-      <w:r>
-        <w:rPr>
-          <w:b w:val="0"/>
-        </w:rPr>
-        <w:t xml:space="preserve">1. This one example guarantees correct results for every future </w:t>
-      </w:r>
-      <w:r>
-        <w:rPr>
-          <w:b/>
-        </w:rPr>
-        <w:t>input</w:t>
-      </w:r>
-      <w:r>
-        <w:rPr>
-          <w:b w:val="0"/>
-        </w:rPr>
-        <w:t>.</w:t>
-      </w:r>
-    </w:p>
-    <w:p>
-      <w:pPr>
-        <w:spacing w:line="336" w:lineRule="auto" w:after="180"/>
-        <w:shd w:fill="F4F9FC"/>
-      </w:pPr>
-      <w:r>
-        <w:rPr>
-          <w:b w:val="0"/>
-        </w:rPr>
-        <w:t xml:space="preserve">2. Reject the </w:t>
-      </w:r>
-      <w:r>
-        <w:rPr>
-          <w:b/>
-        </w:rPr>
-        <w:t>input</w:t>
-      </w:r>
-      <w:r>
-        <w:rPr>
-          <w:b w:val="0"/>
-        </w:rPr>
-        <w:t xml:space="preserve"> under the stated positive-integer contract.</w:t>
-      </w:r>
-    </w:p>
-    <w:p>
-      <w:pPr>
-        <w:spacing w:line="336" w:lineRule="auto" w:after="180"/>
-        <w:shd w:fill="F4F9FC"/>
-      </w:pPr>
-      <w:r>
-        <w:rPr>
-          <w:b w:val="0"/>
-        </w:rPr>
-        <w:t xml:space="preserve">3. We can decide the result without examining the changed </w:t>
-      </w:r>
-      <w:r>
-        <w:rPr>
-          <w:b/>
-        </w:rPr>
-        <w:t>input</w:t>
-      </w:r>
-      <w:r>
-        <w:rPr>
-          <w:b w:val="0"/>
-        </w:rPr>
-        <w:t xml:space="preserve"> or the procedure.</w:t>
-      </w:r>
-    </w:p>
-    <w:p>
-      <w:pPr>
-        <w:pStyle w:val="Heading3"/>
-      </w:pPr>
-      <w:r>
-        <w:t>My selected conclusion, deciding fact and explanation</w:t>
-      </w:r>
-    </w:p>
-    <w:p>
-      <w:r>
-        <w:t>________________________________________________________________</w:t>
-      </w:r>
-    </w:p>
-    <w:p>
-      <w:r>
-        <w:t>________________________________________________________________</w:t>
-      </w:r>
-    </w:p>
-    <w:p>
-      <w:r>
-        <w:t>________________________________________________________________</w:t>
-      </w:r>
-    </w:p>
-    <w:p>
-      <w:r>
-        <w:t>________________________________________________________________</w:t>
-      </w:r>
-    </w:p>
-    <w:p>
-      <w:r>
-        <w:t>________________________________________________________________</w:t>
-      </w:r>
-    </w:p>
-    <w:p>
-      <w:pPr>
-        <w:pStyle w:val="Heading3"/>
-      </w:pPr>
-      <w:r>
-        <w:t>Hint · try first</w:t>
-      </w:r>
-    </w:p>
-    <w:p>
-      <w:pPr>
-        <w:spacing w:line="336" w:lineRule="auto" w:after="180"/>
-        <w:shd w:fill="F1F6F8"/>
-      </w:pPr>
-      <w:r>
-        <w:rPr>
-          <w:b w:val="0"/>
-        </w:rPr>
-        <w:t>Hint if needed: Use the changed condition and the deciding step in the pictorial trace. The answer must say what follows from those facts.</w:t>
-      </w:r>
-    </w:p>
-    <w:p>
-      <w:pPr>
-        <w:pStyle w:val="Heading3"/>
-      </w:pPr>
-      <w:r>
-        <w:t>Feedback · compare after trying</w:t>
-      </w:r>
-    </w:p>
-    <w:p>
-      <w:pPr>
-        <w:spacing w:line="336" w:lineRule="auto" w:after="180"/>
-        <w:shd w:fill="F1F6FC"/>
-      </w:pPr>
-      <w:r>
-        <w:rPr>
-          <w:b w:val="0"/>
-        </w:rPr>
-        <w:t xml:space="preserve">After your attempt, compare with the supported explanation: Reject the </w:t>
-      </w:r>
-      <w:r>
-        <w:rPr>
-          <w:b/>
-        </w:rPr>
-        <w:t>input</w:t>
-      </w:r>
-      <w:r>
-        <w:rPr>
-          <w:b w:val="0"/>
-        </w:rPr>
-        <w:t xml:space="preserve"> under the stated positive-integer contract. Zero has the right type but violates the value requirement.</w:t>
-      </w:r>
-    </w:p>
-    <w:p>
-      <w:pPr>
-        <w:pStyle w:val="Heading3"/>
-      </w:pPr>
-      <w:r>
-        <w:t>Repair a missing building block</w:t>
-      </w:r>
-    </w:p>
-    <w:p>
-      <w:pPr>
-        <w:spacing w:line="336" w:lineRule="auto" w:after="180"/>
-      </w:pPr>
-      <w:r>
-        <w:rPr>
-          <w:b w:val="0"/>
-        </w:rPr>
-        <w:t xml:space="preserve">Review Least privilege and tool scopes (ai-6/6). Goal: Explain the </w:t>
-      </w:r>
-      <w:r>
-        <w:rPr>
-          <w:b/>
-        </w:rPr>
-        <w:t>mechanism</w:t>
-      </w:r>
-      <w:r>
-        <w:rPr>
-          <w:b w:val="0"/>
-        </w:rPr>
-        <w:t xml:space="preserve"> and terminology of least privilege and tool scopes. Short practice: Classify read S2, write S2 and read S5 as permitted or denied.</w:t>
-      </w:r>
-    </w:p>
-    <w:p>
-      <w:pPr>
-        <w:spacing w:line="336" w:lineRule="auto" w:after="180"/>
-      </w:pPr>
-      <w:r>
-        <w:rPr>
-          <w:b w:val="0"/>
-        </w:rPr>
-        <w:t>Identify the operation or station mismatch for each denial, then reconsider after read S5 is added to trusted scope.. Return to this week and explain what you changed.</w:t>
-      </w:r>
-    </w:p>
-    <w:p>
-      <w:pPr>
-        <w:spacing w:line="336" w:lineRule="auto" w:after="180"/>
-      </w:pPr>
-      <w:r>
-        <w:rPr>
-          <w:b w:val="0"/>
-        </w:rPr>
-        <w:t xml:space="preserve">Review Configuration and secrets (ai-6/4). Goal: Explain the </w:t>
-      </w:r>
-      <w:r>
-        <w:rPr>
-          <w:b/>
-        </w:rPr>
-        <w:t>mechanism</w:t>
-      </w:r>
-      <w:r>
-        <w:rPr>
-          <w:b w:val="0"/>
-        </w:rPr>
-        <w:t xml:space="preserve"> and terminology of configuration and secrets. Short practice: Point to the public setting and the protected credential.</w:t>
-      </w:r>
-    </w:p>
-    <w:p>
-      <w:pPr>
-        <w:spacing w:line="336" w:lineRule="auto" w:after="180"/>
-      </w:pPr>
-      <w:r>
-        <w:rPr>
-          <w:b w:val="0"/>
-        </w:rPr>
-        <w:t>What changes when maximum_words becomes 60, and which information must never appear in the startup log?. Return to this week and explain what you changed.</w:t>
-      </w:r>
-    </w:p>
-    <w:p>
-      <w:pPr>
-        <w:spacing w:line="336" w:lineRule="auto" w:after="180"/>
-      </w:pPr>
-      <w:r>
-        <w:rPr>
-          <w:b w:val="0"/>
-        </w:rPr>
-        <w:t xml:space="preserve">Review Requirements and service boundaries (ai-6/1). Goal: Explain the </w:t>
-      </w:r>
-      <w:r>
-        <w:rPr>
-          <w:b/>
-        </w:rPr>
-        <w:t>mechanism</w:t>
-      </w:r>
-      <w:r>
-        <w:rPr>
-          <w:b w:val="0"/>
-        </w:rPr>
-        <w:t xml:space="preserve"> and terminology of requirements and service boundaries. Short practice: Split the museum visitor’s request into two operations.</w:t>
-      </w:r>
-    </w:p>
-    <w:p>
-      <w:pPr>
-        <w:spacing w:line="336" w:lineRule="auto" w:after="180"/>
-      </w:pPr>
-      <w:r>
-        <w:rPr>
-          <w:b w:val="0"/>
-        </w:rPr>
-        <w:t>Which can the service perform for P, and what happens to each operation when Q has no approved card?. Return to this week and explain what you changed.</w:t>
-      </w:r>
-    </w:p>
-    <w:p>
-      <w:pPr>
-        <w:pStyle w:val="Heading3"/>
-      </w:pPr>
-      <w:r>
-        <w:t>Predict, run and debug</w:t>
-      </w:r>
-    </w:p>
-    <w:p>
-      <w:pPr>
-        <w:spacing w:line="336" w:lineRule="auto" w:after="180"/>
-      </w:pPr>
-      <w:r>
-        <w:rPr>
-          <w:b w:val="0"/>
-        </w:rPr>
-        <w:t xml:space="preserve">The browser lab lets you edit the supported Python examples already included in this lesson. Predict first, run, inspect the actual </w:t>
-      </w:r>
-      <w:r>
-        <w:rPr>
-          <w:b/>
-        </w:rPr>
-        <w:t>output</w:t>
-      </w:r>
-      <w:r>
-        <w:rPr>
-          <w:b w:val="0"/>
-        </w:rPr>
-        <w:t xml:space="preserve"> or error, change one </w:t>
-      </w:r>
-      <w:r>
-        <w:rPr>
-          <w:b/>
-        </w:rPr>
-        <w:t>input</w:t>
-      </w:r>
-      <w:r>
-        <w:rPr>
-          <w:b w:val="0"/>
-        </w:rPr>
-        <w:t>, then run again.</w:t>
-      </w:r>
-    </w:p>
-    <w:p>
-      <w:pPr>
-        <w:spacing w:line="336" w:lineRule="auto" w:after="180"/>
-      </w:pPr>
-      <w:r>
-        <w:rPr>
-          <w:b w:val="0"/>
-        </w:rPr>
-        <w:t xml:space="preserve">Keep code, </w:t>
-      </w:r>
-      <w:r>
-        <w:rPr>
-          <w:b/>
-        </w:rPr>
-        <w:t>prediction</w:t>
-      </w:r>
-      <w:r>
-        <w:rPr>
-          <w:b w:val="0"/>
-        </w:rPr>
-        <w:t>s, actual results and a reasoned revision together. On paper, label your result as a trace rather than an execution.</w:t>
-      </w:r>
-    </w:p>
-    <w:p>
-      <w:pPr>
-        <w:pStyle w:val="Heading3"/>
-      </w:pPr>
-      <w:r>
         <w:t>Keep your completed work</w:t>
       </w:r>
     </w:p>
     <w:p>
       <w:pPr>
-        <w:spacing w:line="336" w:lineRule="auto" w:after="180"/>
-      </w:pPr>
-      <w:r>
-        <w:rPr>
-          <w:b w:val="0"/>
-        </w:rPr>
-        <w:t xml:space="preserve">Use Download completed work in the hosted lesson to export your answers, reflections, practice feedback and code-run </w:t>
-      </w:r>
-      <w:r>
-        <w:rPr>
-          <w:b/>
-        </w:rPr>
-        <w:t>evidence</w:t>
-      </w:r>
-      <w:r>
-        <w:rPr>
-          <w:b w:val="0"/>
-        </w:rPr>
-        <w:t>. Open the HTML copy to read or print it.</w:t>
-      </w:r>
-    </w:p>
-    <w:p>
-      <w:pPr>
-        <w:spacing w:line="336" w:lineRule="auto" w:after="180"/>
-      </w:pPr>
-      <w:r>
-        <w:rPr>
-          <w:b w:val="0"/>
-        </w:rPr>
-        <w:t>Drafts stay in this browser when storage is available; clear drafts on a shared device.</w:t>
-      </w:r>
-    </w:p>
-    <w:p>
-      <w:pPr>
-        <w:pStyle w:val="Heading3"/>
-      </w:pPr>
-      <w:r>
-        <w:t>What I repaired, the evidence I kept and the next test</w:t>
-      </w:r>
-    </w:p>
-    <w:p>
-      <w:r>
-        <w:t>________________________________________________________________</w:t>
-      </w:r>
-    </w:p>
-    <w:p>
-      <w:r>
-        <w:t>________________________________________________________________</w:t>
-      </w:r>
-    </w:p>
-    <w:p>
-      <w:r>
-        <w:t>________________________________________________________________</w:t>
-      </w:r>
-    </w:p>
-    <w:p>
-      <w:r>
-        <w:t>________________________________________________________________</w:t>
-      </w:r>
-    </w:p>
-    <w:p>
-      <w:r>
-        <w:t>________________________________________________________________</w:t>
-      </w:r>
-    </w:p>
-    <w:p>
-      <w:pPr>
         <w:pStyle w:val="Heading1"/>
       </w:pPr>
       <w:r>
-        <w:t>15. Visual concept journey</w:t>
-      </w:r>
-    </w:p>
-    <w:p>
-      <w:r>
-        <w:t>Explain each Testing pure components picture from its labels, then record a relevant limit.</w:t>
-      </w:r>
-    </w:p>
-    <w:p>
-      <w:pPr>
-        <w:pStyle w:val="Heading3"/>
+        <w:t>15. Reference · Six-picture response sheets</w:t>
+      </w:r>
+    </w:p>
+    <w:p>
+      <w:r>
+        <w:t>Choose the picture that helps explain the current step.</w:t>
+      </w:r>
+    </w:p>
+    <w:p>
+      <w:pPr>
+        <w:pStyle w:val="Heading2"/>
       </w:pPr>
       <w:r>
         <w:t>01. Testing pure components: the case</w:t>
@@ -2426,7 +2118,6 @@
     <w:p>
       <w:pPr>
         <w:spacing w:line="336" w:lineRule="auto" w:after="180"/>
-        <w:shd w:fill="F5F1FB"/>
       </w:pPr>
       <w:r>
         <w:rPr>
@@ -2465,7 +2156,7 @@
     </w:p>
     <w:p>
       <w:pPr>
-        <w:pStyle w:val="Heading3"/>
+        <w:pStyle w:val="Heading2"/>
       </w:pPr>
       <w:r>
         <w:t>02. Follow the deciding steps</w:t>
@@ -2521,7 +2212,6 @@
     <w:p>
       <w:pPr>
         <w:spacing w:line="336" w:lineRule="auto" w:after="180"/>
-        <w:shd w:fill="F5F1FB"/>
       </w:pPr>
       <w:r>
         <w:rPr>
@@ -2572,7 +2262,7 @@
     </w:p>
     <w:p>
       <w:pPr>
-        <w:pStyle w:val="Heading3"/>
+        <w:pStyle w:val="Heading2"/>
       </w:pPr>
       <w:r>
         <w:t>03. Testing pure components — evidence trace</w:t>
@@ -2663,7 +2353,6 @@
     <w:p>
       <w:pPr>
         <w:spacing w:line="336" w:lineRule="auto" w:after="180"/>
-        <w:shd w:fill="F5F1FB"/>
       </w:pPr>
       <w:r>
         <w:rPr>
@@ -2702,7 +2391,7 @@
     </w:p>
     <w:p>
       <w:pPr>
-        <w:pStyle w:val="Heading3"/>
+        <w:pStyle w:val="Heading2"/>
       </w:pPr>
       <w:r>
         <w:t>04. Change one thing. Trace what follows.</w:t>
@@ -2781,7 +2470,6 @@
     <w:p>
       <w:pPr>
         <w:spacing w:line="336" w:lineRule="auto" w:after="180"/>
-        <w:shd w:fill="F5F1FB"/>
       </w:pPr>
       <w:r>
         <w:rPr>
@@ -2820,7 +2508,7 @@
     </w:p>
     <w:p>
       <w:pPr>
-        <w:pStyle w:val="Heading3"/>
+        <w:pStyle w:val="Heading2"/>
       </w:pPr>
       <w:r>
         <w:t>05. Connect the explanation to its limit</w:t>
@@ -2899,7 +2587,6 @@
     <w:p>
       <w:pPr>
         <w:spacing w:line="336" w:lineRule="auto" w:after="180"/>
-        <w:shd w:fill="F5F1FB"/>
       </w:pPr>
       <w:r>
         <w:rPr>
@@ -2938,7 +2625,7 @@
     </w:p>
     <w:p>
       <w:pPr>
-        <w:pStyle w:val="Heading3"/>
+        <w:pStyle w:val="Heading2"/>
       </w:pPr>
       <w:r>
         <w:t>06. Make the idea visible in your project</w:t>
@@ -3064,7 +2751,6 @@
     <w:p>
       <w:pPr>
         <w:spacing w:line="336" w:lineRule="auto" w:after="180"/>
-        <w:shd w:fill="F5F1FB"/>
       </w:pPr>
       <w:r>
         <w:rPr>
@@ -3111,6 +2797,62 @@
     <w:p>
       <w:r>
         <w:t>________________________________________________________________</w:t>
+      </w:r>
+    </w:p>
+    <w:p>
+      <w:pPr>
+        <w:pStyle w:val="Heading2"/>
+      </w:pPr>
+      <w:r>
+        <w:t>Earlier wording, alternatives and picture transcripts · reference / check after trying</w:t>
+      </w:r>
+    </w:p>
+    <w:p>
+      <w:pPr>
+        <w:pStyle w:val="Heading3"/>
+      </w:pPr>
+      <w:r>
+        <w:t>01. Testing pure components: the case</w:t>
+      </w:r>
+    </w:p>
+    <w:p>
+      <w:pPr>
+        <w:pStyle w:val="Heading3"/>
+      </w:pPr>
+      <w:r>
+        <w:t>02. Follow the deciding steps</w:t>
+      </w:r>
+    </w:p>
+    <w:p>
+      <w:pPr>
+        <w:pStyle w:val="Heading3"/>
+      </w:pPr>
+      <w:r>
+        <w:t>03. Testing pure components — evidence trace</w:t>
+      </w:r>
+    </w:p>
+    <w:p>
+      <w:pPr>
+        <w:pStyle w:val="Heading3"/>
+      </w:pPr>
+      <w:r>
+        <w:t>04. Change one thing. Trace what follows.</w:t>
+      </w:r>
+    </w:p>
+    <w:p>
+      <w:pPr>
+        <w:pStyle w:val="Heading3"/>
+      </w:pPr>
+      <w:r>
+        <w:t>05. Connect the explanation to its limit</w:t>
+      </w:r>
+    </w:p>
+    <w:p>
+      <w:pPr>
+        <w:pStyle w:val="Heading3"/>
+      </w:pPr>
+      <w:r>
+        <w:t>06. Make the idea visible in your project</w:t>
       </w:r>
     </w:p>
     <w:sectPr>
